--- a/practical 19 DBMT.docx
+++ b/practical 19 DBMT.docx
@@ -54,6 +54,400 @@
           <w:lang w:val="en-US"/>
         </w:rPr>
       </w:pPr>
+      <w:r>
+        <w:rPr>
+          <w:rFonts w:ascii="Times New Roman" w:hAnsi="Times New Roman" w:cs="Times New Roman"/>
+          <w:sz w:val="24"/>
+          <w:szCs w:val="24"/>
+          <w:lang w:val="en-US"/>
+        </w:rPr>
+        <w:t>create database if not exists sale</w:t>
+      </w:r>
+      <w:r>
+        <w:rPr>
+          <w:rFonts w:ascii="Times New Roman" w:hAnsi="Times New Roman" w:cs="Times New Roman"/>
+          <w:sz w:val="24"/>
+          <w:szCs w:val="24"/>
+          <w:lang w:val="en-US"/>
+        </w:rPr>
+        <w:t>s2</w:t>
+      </w:r>
+      <w:bookmarkStart w:id="0" w:name="_GoBack"/>
+      <w:bookmarkEnd w:id="0"/>
+      <w:r>
+        <w:rPr>
+          <w:rFonts w:ascii="Times New Roman" w:hAnsi="Times New Roman" w:cs="Times New Roman"/>
+          <w:sz w:val="24"/>
+          <w:szCs w:val="24"/>
+          <w:lang w:val="en-US"/>
+        </w:rPr>
+        <w:t>_datawarehouse;</w:t>
+      </w:r>
+    </w:p>
+    <w:p>
+      <w:pPr>
+        <w:rPr>
+          <w:rFonts w:ascii="Times New Roman" w:hAnsi="Times New Roman" w:cs="Times New Roman"/>
+          <w:sz w:val="24"/>
+          <w:szCs w:val="24"/>
+          <w:lang w:val="en-US"/>
+        </w:rPr>
+      </w:pPr>
+      <w:proofErr w:type="gramStart"/>
+      <w:r>
+        <w:rPr>
+          <w:rFonts w:ascii="Times New Roman" w:hAnsi="Times New Roman" w:cs="Times New Roman"/>
+          <w:sz w:val="24"/>
+          <w:szCs w:val="24"/>
+          <w:lang w:val="en-US"/>
+        </w:rPr>
+        <w:t>use</w:t>
+      </w:r>
+      <w:proofErr w:type="gramEnd"/>
+      <w:r>
+        <w:rPr>
+          <w:rFonts w:ascii="Times New Roman" w:hAnsi="Times New Roman" w:cs="Times New Roman"/>
+          <w:sz w:val="24"/>
+          <w:szCs w:val="24"/>
+          <w:lang w:val="en-US"/>
+        </w:rPr>
+        <w:t xml:space="preserve"> sale</w:t>
+      </w:r>
+      <w:r>
+        <w:rPr>
+          <w:rFonts w:ascii="Times New Roman" w:hAnsi="Times New Roman" w:cs="Times New Roman"/>
+          <w:sz w:val="24"/>
+          <w:szCs w:val="24"/>
+          <w:lang w:val="en-US"/>
+        </w:rPr>
+        <w:t>s2</w:t>
+      </w:r>
+      <w:r>
+        <w:rPr>
+          <w:rFonts w:ascii="Times New Roman" w:hAnsi="Times New Roman" w:cs="Times New Roman"/>
+          <w:sz w:val="24"/>
+          <w:szCs w:val="24"/>
+          <w:lang w:val="en-US"/>
+        </w:rPr>
+        <w:t>_datawarehouse;</w:t>
+      </w:r>
+    </w:p>
+    <w:p>
+      <w:pPr>
+        <w:rPr>
+          <w:rFonts w:ascii="Times New Roman" w:hAnsi="Times New Roman" w:cs="Times New Roman"/>
+          <w:b/>
+          <w:sz w:val="24"/>
+          <w:szCs w:val="24"/>
+          <w:u w:val="single"/>
+          <w:lang w:val="en-US"/>
+        </w:rPr>
+      </w:pPr>
+      <w:proofErr w:type="gramStart"/>
+      <w:r>
+        <w:rPr>
+          <w:rFonts w:ascii="Times New Roman" w:hAnsi="Times New Roman" w:cs="Times New Roman"/>
+          <w:b/>
+          <w:sz w:val="24"/>
+          <w:szCs w:val="24"/>
+          <w:u w:val="single"/>
+          <w:lang w:val="en-US"/>
+        </w:rPr>
+        <w:t>1.DIMENSION</w:t>
+      </w:r>
+      <w:proofErr w:type="gramEnd"/>
+      <w:r>
+        <w:rPr>
+          <w:rFonts w:ascii="Times New Roman" w:hAnsi="Times New Roman" w:cs="Times New Roman"/>
+          <w:b/>
+          <w:sz w:val="24"/>
+          <w:szCs w:val="24"/>
+          <w:u w:val="single"/>
+          <w:lang w:val="en-US"/>
+        </w:rPr>
+        <w:t xml:space="preserve"> TABLES</w:t>
+      </w:r>
+    </w:p>
+    <w:p>
+      <w:pPr>
+        <w:rPr>
+          <w:rFonts w:ascii="Times New Roman" w:hAnsi="Times New Roman" w:cs="Times New Roman"/>
+          <w:sz w:val="24"/>
+          <w:szCs w:val="24"/>
+          <w:lang w:val="en-US"/>
+        </w:rPr>
+      </w:pPr>
+      <w:proofErr w:type="gramStart"/>
+      <w:r>
+        <w:rPr>
+          <w:rFonts w:ascii="Times New Roman" w:hAnsi="Times New Roman" w:cs="Times New Roman"/>
+          <w:sz w:val="24"/>
+          <w:szCs w:val="24"/>
+          <w:lang w:val="en-US"/>
+        </w:rPr>
+        <w:t>drop</w:t>
+      </w:r>
+      <w:proofErr w:type="gramEnd"/>
+      <w:r>
+        <w:rPr>
+          <w:rFonts w:ascii="Times New Roman" w:hAnsi="Times New Roman" w:cs="Times New Roman"/>
+          <w:sz w:val="24"/>
+          <w:szCs w:val="24"/>
+          <w:lang w:val="en-US"/>
+        </w:rPr>
+        <w:t xml:space="preserve"> table if exists fact_sale</w:t>
+      </w:r>
+      <w:r>
+        <w:rPr>
+          <w:rFonts w:ascii="Times New Roman" w:hAnsi="Times New Roman" w:cs="Times New Roman"/>
+          <w:sz w:val="24"/>
+          <w:szCs w:val="24"/>
+          <w:lang w:val="en-US"/>
+        </w:rPr>
+        <w:t>s2</w:t>
+      </w:r>
+      <w:r>
+        <w:rPr>
+          <w:rFonts w:ascii="Times New Roman" w:hAnsi="Times New Roman" w:cs="Times New Roman"/>
+          <w:sz w:val="24"/>
+          <w:szCs w:val="24"/>
+          <w:lang w:val="en-US"/>
+        </w:rPr>
+        <w:t>;</w:t>
+      </w:r>
+    </w:p>
+    <w:p>
+      <w:pPr>
+        <w:rPr>
+          <w:rFonts w:ascii="Times New Roman" w:hAnsi="Times New Roman" w:cs="Times New Roman"/>
+          <w:sz w:val="24"/>
+          <w:szCs w:val="24"/>
+          <w:lang w:val="en-US"/>
+        </w:rPr>
+      </w:pPr>
+      <w:proofErr w:type="gramStart"/>
+      <w:r>
+        <w:rPr>
+          <w:rFonts w:ascii="Times New Roman" w:hAnsi="Times New Roman" w:cs="Times New Roman"/>
+          <w:sz w:val="24"/>
+          <w:szCs w:val="24"/>
+          <w:lang w:val="en-US"/>
+        </w:rPr>
+        <w:t>drop</w:t>
+      </w:r>
+      <w:proofErr w:type="gramEnd"/>
+      <w:r>
+        <w:rPr>
+          <w:rFonts w:ascii="Times New Roman" w:hAnsi="Times New Roman" w:cs="Times New Roman"/>
+          <w:sz w:val="24"/>
+          <w:szCs w:val="24"/>
+          <w:lang w:val="en-US"/>
+        </w:rPr>
+        <w:t xml:space="preserve"> table if exists </w:t>
+      </w:r>
+      <w:proofErr w:type="spellStart"/>
+      <w:r>
+        <w:rPr>
+          <w:rFonts w:ascii="Times New Roman" w:hAnsi="Times New Roman" w:cs="Times New Roman"/>
+          <w:sz w:val="24"/>
+          <w:szCs w:val="24"/>
+          <w:lang w:val="en-US"/>
+        </w:rPr>
+        <w:t>dim_customer</w:t>
+      </w:r>
+      <w:proofErr w:type="spellEnd"/>
+      <w:r>
+        <w:rPr>
+          <w:rFonts w:ascii="Times New Roman" w:hAnsi="Times New Roman" w:cs="Times New Roman"/>
+          <w:sz w:val="24"/>
+          <w:szCs w:val="24"/>
+          <w:lang w:val="en-US"/>
+        </w:rPr>
+        <w:t>;</w:t>
+      </w:r>
+    </w:p>
+    <w:p>
+      <w:pPr>
+        <w:rPr>
+          <w:rFonts w:ascii="Times New Roman" w:hAnsi="Times New Roman" w:cs="Times New Roman"/>
+          <w:sz w:val="24"/>
+          <w:szCs w:val="24"/>
+          <w:lang w:val="en-US"/>
+        </w:rPr>
+      </w:pPr>
+      <w:proofErr w:type="gramStart"/>
+      <w:r>
+        <w:rPr>
+          <w:rFonts w:ascii="Times New Roman" w:hAnsi="Times New Roman" w:cs="Times New Roman"/>
+          <w:sz w:val="24"/>
+          <w:szCs w:val="24"/>
+          <w:lang w:val="en-US"/>
+        </w:rPr>
+        <w:t>drop</w:t>
+      </w:r>
+      <w:proofErr w:type="gramEnd"/>
+      <w:r>
+        <w:rPr>
+          <w:rFonts w:ascii="Times New Roman" w:hAnsi="Times New Roman" w:cs="Times New Roman"/>
+          <w:sz w:val="24"/>
+          <w:szCs w:val="24"/>
+          <w:lang w:val="en-US"/>
+        </w:rPr>
+        <w:t xml:space="preserve"> table if exists </w:t>
+      </w:r>
+      <w:proofErr w:type="spellStart"/>
+      <w:r>
+        <w:rPr>
+          <w:rFonts w:ascii="Times New Roman" w:hAnsi="Times New Roman" w:cs="Times New Roman"/>
+          <w:sz w:val="24"/>
+          <w:szCs w:val="24"/>
+          <w:lang w:val="en-US"/>
+        </w:rPr>
+        <w:t>dim_product</w:t>
+      </w:r>
+      <w:proofErr w:type="spellEnd"/>
+      <w:r>
+        <w:rPr>
+          <w:rFonts w:ascii="Times New Roman" w:hAnsi="Times New Roman" w:cs="Times New Roman"/>
+          <w:sz w:val="24"/>
+          <w:szCs w:val="24"/>
+          <w:lang w:val="en-US"/>
+        </w:rPr>
+        <w:t>;</w:t>
+      </w:r>
+    </w:p>
+    <w:p>
+      <w:pPr>
+        <w:rPr>
+          <w:rFonts w:ascii="Times New Roman" w:hAnsi="Times New Roman" w:cs="Times New Roman"/>
+          <w:sz w:val="24"/>
+          <w:szCs w:val="24"/>
+          <w:lang w:val="en-US"/>
+        </w:rPr>
+      </w:pPr>
+      <w:proofErr w:type="gramStart"/>
+      <w:r>
+        <w:rPr>
+          <w:rFonts w:ascii="Times New Roman" w:hAnsi="Times New Roman" w:cs="Times New Roman"/>
+          <w:sz w:val="24"/>
+          <w:szCs w:val="24"/>
+          <w:lang w:val="en-US"/>
+        </w:rPr>
+        <w:t>drop</w:t>
+      </w:r>
+      <w:proofErr w:type="gramEnd"/>
+      <w:r>
+        <w:rPr>
+          <w:rFonts w:ascii="Times New Roman" w:hAnsi="Times New Roman" w:cs="Times New Roman"/>
+          <w:sz w:val="24"/>
+          <w:szCs w:val="24"/>
+          <w:lang w:val="en-US"/>
+        </w:rPr>
+        <w:t xml:space="preserve"> table if exists </w:t>
+      </w:r>
+      <w:proofErr w:type="spellStart"/>
+      <w:r>
+        <w:rPr>
+          <w:rFonts w:ascii="Times New Roman" w:hAnsi="Times New Roman" w:cs="Times New Roman"/>
+          <w:sz w:val="24"/>
+          <w:szCs w:val="24"/>
+          <w:lang w:val="en-US"/>
+        </w:rPr>
+        <w:t>dim_date</w:t>
+      </w:r>
+      <w:proofErr w:type="spellEnd"/>
+      <w:r>
+        <w:rPr>
+          <w:rFonts w:ascii="Times New Roman" w:hAnsi="Times New Roman" w:cs="Times New Roman"/>
+          <w:sz w:val="24"/>
+          <w:szCs w:val="24"/>
+          <w:lang w:val="en-US"/>
+        </w:rPr>
+        <w:t>;</w:t>
+      </w:r>
+    </w:p>
+    <w:p>
+      <w:pPr>
+        <w:rPr>
+          <w:rFonts w:ascii="Times New Roman" w:hAnsi="Times New Roman" w:cs="Times New Roman"/>
+          <w:sz w:val="24"/>
+          <w:szCs w:val="24"/>
+          <w:lang w:val="en-US"/>
+        </w:rPr>
+      </w:pPr>
+      <w:proofErr w:type="gramStart"/>
+      <w:r>
+        <w:rPr>
+          <w:rFonts w:ascii="Times New Roman" w:hAnsi="Times New Roman" w:cs="Times New Roman"/>
+          <w:sz w:val="24"/>
+          <w:szCs w:val="24"/>
+          <w:lang w:val="en-US"/>
+        </w:rPr>
+        <w:t>drop</w:t>
+      </w:r>
+      <w:proofErr w:type="gramEnd"/>
+      <w:r>
+        <w:rPr>
+          <w:rFonts w:ascii="Times New Roman" w:hAnsi="Times New Roman" w:cs="Times New Roman"/>
+          <w:sz w:val="24"/>
+          <w:szCs w:val="24"/>
+          <w:lang w:val="en-US"/>
+        </w:rPr>
+        <w:t xml:space="preserve"> table if exists </w:t>
+      </w:r>
+      <w:proofErr w:type="spellStart"/>
+      <w:r>
+        <w:rPr>
+          <w:rFonts w:ascii="Times New Roman" w:hAnsi="Times New Roman" w:cs="Times New Roman"/>
+          <w:sz w:val="24"/>
+          <w:szCs w:val="24"/>
+          <w:lang w:val="en-US"/>
+        </w:rPr>
+        <w:t>dim_location</w:t>
+      </w:r>
+      <w:proofErr w:type="spellEnd"/>
+      <w:r>
+        <w:rPr>
+          <w:rFonts w:ascii="Times New Roman" w:hAnsi="Times New Roman" w:cs="Times New Roman"/>
+          <w:sz w:val="24"/>
+          <w:szCs w:val="24"/>
+          <w:lang w:val="en-US"/>
+        </w:rPr>
+        <w:t>;</w:t>
+      </w:r>
+    </w:p>
+    <w:p>
+      <w:pPr>
+        <w:rPr>
+          <w:rFonts w:ascii="Times New Roman" w:hAnsi="Times New Roman" w:cs="Times New Roman"/>
+          <w:b/>
+          <w:sz w:val="24"/>
+          <w:szCs w:val="24"/>
+          <w:u w:val="single"/>
+          <w:lang w:val="en-US"/>
+        </w:rPr>
+      </w:pPr>
+      <w:r>
+        <w:rPr>
+          <w:rFonts w:ascii="Times New Roman" w:hAnsi="Times New Roman" w:cs="Times New Roman"/>
+          <w:b/>
+          <w:sz w:val="24"/>
+          <w:szCs w:val="24"/>
+          <w:u w:val="single"/>
+          <w:lang w:val="en-US"/>
+        </w:rPr>
+        <w:t>CUSTOMER DIMENSION</w:t>
+      </w:r>
+    </w:p>
+    <w:p>
+      <w:pPr>
+        <w:rPr>
+          <w:rFonts w:ascii="Times New Roman" w:hAnsi="Times New Roman" w:cs="Times New Roman"/>
+          <w:sz w:val="24"/>
+          <w:szCs w:val="24"/>
+          <w:lang w:val="en-US"/>
+        </w:rPr>
+      </w:pPr>
       <w:proofErr w:type="gramStart"/>
       <w:r>
         <w:rPr>
@@ -72,48 +466,50 @@
           <w:szCs w:val="24"/>
           <w:lang w:val="en-US"/>
         </w:rPr>
-        <w:t xml:space="preserve"> database if not exists </w:t>
-      </w:r>
-      <w:proofErr w:type="spellStart"/>
-      <w:r>
-        <w:rPr>
-          <w:rFonts w:ascii="Times New Roman" w:hAnsi="Times New Roman" w:cs="Times New Roman"/>
-          <w:sz w:val="24"/>
-          <w:szCs w:val="24"/>
-          <w:lang w:val="en-US"/>
-        </w:rPr>
-        <w:t>sale_datawarehouse</w:t>
-      </w:r>
-      <w:proofErr w:type="spellEnd"/>
-      <w:r>
-        <w:rPr>
-          <w:rFonts w:ascii="Times New Roman" w:hAnsi="Times New Roman" w:cs="Times New Roman"/>
-          <w:sz w:val="24"/>
-          <w:szCs w:val="24"/>
-          <w:lang w:val="en-US"/>
-        </w:rPr>
-        <w:t>;</w:t>
-      </w:r>
-    </w:p>
-    <w:p>
-      <w:pPr>
-        <w:rPr>
-          <w:rFonts w:ascii="Times New Roman" w:hAnsi="Times New Roman" w:cs="Times New Roman"/>
-          <w:sz w:val="24"/>
-          <w:szCs w:val="24"/>
-          <w:lang w:val="en-US"/>
-        </w:rPr>
-      </w:pPr>
-      <w:proofErr w:type="gramStart"/>
-      <w:r>
-        <w:rPr>
-          <w:rFonts w:ascii="Times New Roman" w:hAnsi="Times New Roman" w:cs="Times New Roman"/>
-          <w:sz w:val="24"/>
-          <w:szCs w:val="24"/>
-          <w:lang w:val="en-US"/>
-        </w:rPr>
-        <w:t>use</w:t>
-      </w:r>
+        <w:t xml:space="preserve"> table </w:t>
+      </w:r>
+      <w:proofErr w:type="spellStart"/>
+      <w:r>
+        <w:rPr>
+          <w:rFonts w:ascii="Times New Roman" w:hAnsi="Times New Roman" w:cs="Times New Roman"/>
+          <w:sz w:val="24"/>
+          <w:szCs w:val="24"/>
+          <w:lang w:val="en-US"/>
+        </w:rPr>
+        <w:t>dim_customer</w:t>
+      </w:r>
+      <w:proofErr w:type="spellEnd"/>
+      <w:r>
+        <w:rPr>
+          <w:rFonts w:ascii="Times New Roman" w:hAnsi="Times New Roman" w:cs="Times New Roman"/>
+          <w:sz w:val="24"/>
+          <w:szCs w:val="24"/>
+          <w:lang w:val="en-US"/>
+        </w:rPr>
+        <w:t xml:space="preserve"> (</w:t>
+      </w:r>
+    </w:p>
+    <w:p>
+      <w:pPr>
+        <w:rPr>
+          <w:rFonts w:ascii="Times New Roman" w:hAnsi="Times New Roman" w:cs="Times New Roman"/>
+          <w:sz w:val="24"/>
+          <w:szCs w:val="24"/>
+          <w:lang w:val="en-US"/>
+        </w:rPr>
+      </w:pPr>
+      <w:proofErr w:type="spellStart"/>
+      <w:proofErr w:type="gramStart"/>
+      <w:r>
+        <w:rPr>
+          <w:rFonts w:ascii="Times New Roman" w:hAnsi="Times New Roman" w:cs="Times New Roman"/>
+          <w:sz w:val="24"/>
+          <w:szCs w:val="24"/>
+          <w:lang w:val="en-US"/>
+        </w:rPr>
+        <w:t>customer_key</w:t>
+      </w:r>
+      <w:proofErr w:type="spellEnd"/>
       <w:proofErr w:type="gramEnd"/>
       <w:r>
         <w:rPr>
@@ -132,157 +528,304 @@
           <w:szCs w:val="24"/>
           <w:lang w:val="en-US"/>
         </w:rPr>
-        <w:t>sale_datawarehouse</w:t>
-      </w:r>
-      <w:proofErr w:type="spellEnd"/>
-      <w:r>
-        <w:rPr>
-          <w:rFonts w:ascii="Times New Roman" w:hAnsi="Times New Roman" w:cs="Times New Roman"/>
-          <w:sz w:val="24"/>
-          <w:szCs w:val="24"/>
-          <w:lang w:val="en-US"/>
-        </w:rPr>
-        <w:t>;</w:t>
-      </w:r>
-    </w:p>
-    <w:p>
-      <w:pPr>
-        <w:rPr>
-          <w:rFonts w:ascii="Times New Roman" w:hAnsi="Times New Roman" w:cs="Times New Roman"/>
-          <w:sz w:val="24"/>
-          <w:szCs w:val="24"/>
-          <w:lang w:val="en-US"/>
-        </w:rPr>
-      </w:pPr>
-    </w:p>
-    <w:p>
-      <w:pPr>
-        <w:rPr>
-          <w:rFonts w:ascii="Times New Roman" w:hAnsi="Times New Roman" w:cs="Times New Roman"/>
-          <w:sz w:val="24"/>
-          <w:szCs w:val="24"/>
-          <w:lang w:val="en-US"/>
-        </w:rPr>
-      </w:pPr>
-      <w:proofErr w:type="gramStart"/>
-      <w:r>
-        <w:rPr>
-          <w:rFonts w:ascii="Times New Roman" w:hAnsi="Times New Roman" w:cs="Times New Roman"/>
-          <w:sz w:val="24"/>
-          <w:szCs w:val="24"/>
-          <w:lang w:val="en-US"/>
-        </w:rPr>
-        <w:t>drop</w:t>
-      </w:r>
-      <w:proofErr w:type="gramEnd"/>
-      <w:r>
-        <w:rPr>
-          <w:rFonts w:ascii="Times New Roman" w:hAnsi="Times New Roman" w:cs="Times New Roman"/>
-          <w:sz w:val="24"/>
-          <w:szCs w:val="24"/>
-          <w:lang w:val="en-US"/>
-        </w:rPr>
-        <w:t xml:space="preserve"> table if exists </w:t>
-      </w:r>
-      <w:proofErr w:type="spellStart"/>
-      <w:r>
-        <w:rPr>
-          <w:rFonts w:ascii="Times New Roman" w:hAnsi="Times New Roman" w:cs="Times New Roman"/>
-          <w:sz w:val="24"/>
-          <w:szCs w:val="24"/>
-          <w:lang w:val="en-US"/>
-        </w:rPr>
-        <w:t>fact_sale</w:t>
-      </w:r>
-      <w:proofErr w:type="spellEnd"/>
-      <w:r>
-        <w:rPr>
-          <w:rFonts w:ascii="Times New Roman" w:hAnsi="Times New Roman" w:cs="Times New Roman"/>
-          <w:sz w:val="24"/>
-          <w:szCs w:val="24"/>
-          <w:lang w:val="en-US"/>
-        </w:rPr>
-        <w:t>;</w:t>
-      </w:r>
-    </w:p>
-    <w:p>
-      <w:pPr>
-        <w:rPr>
-          <w:rFonts w:ascii="Times New Roman" w:hAnsi="Times New Roman" w:cs="Times New Roman"/>
-          <w:sz w:val="24"/>
-          <w:szCs w:val="24"/>
-          <w:lang w:val="en-US"/>
-        </w:rPr>
-      </w:pPr>
-      <w:proofErr w:type="gramStart"/>
-      <w:r>
-        <w:rPr>
-          <w:rFonts w:ascii="Times New Roman" w:hAnsi="Times New Roman" w:cs="Times New Roman"/>
-          <w:sz w:val="24"/>
-          <w:szCs w:val="24"/>
-          <w:lang w:val="en-US"/>
-        </w:rPr>
-        <w:t>drop</w:t>
-      </w:r>
-      <w:proofErr w:type="gramEnd"/>
-      <w:r>
-        <w:rPr>
-          <w:rFonts w:ascii="Times New Roman" w:hAnsi="Times New Roman" w:cs="Times New Roman"/>
-          <w:sz w:val="24"/>
-          <w:szCs w:val="24"/>
-          <w:lang w:val="en-US"/>
-        </w:rPr>
-        <w:t xml:space="preserve"> table if exists </w:t>
-      </w:r>
-      <w:proofErr w:type="spellStart"/>
-      <w:r>
-        <w:rPr>
-          <w:rFonts w:ascii="Times New Roman" w:hAnsi="Times New Roman" w:cs="Times New Roman"/>
-          <w:sz w:val="24"/>
-          <w:szCs w:val="24"/>
-          <w:lang w:val="en-US"/>
-        </w:rPr>
-        <w:t>dim_customer</w:t>
-      </w:r>
-      <w:proofErr w:type="spellEnd"/>
-      <w:r>
-        <w:rPr>
-          <w:rFonts w:ascii="Times New Roman" w:hAnsi="Times New Roman" w:cs="Times New Roman"/>
-          <w:sz w:val="24"/>
-          <w:szCs w:val="24"/>
-          <w:lang w:val="en-US"/>
-        </w:rPr>
-        <w:t>;</w:t>
-      </w:r>
-    </w:p>
-    <w:p>
-      <w:pPr>
-        <w:rPr>
-          <w:rFonts w:ascii="Times New Roman" w:hAnsi="Times New Roman" w:cs="Times New Roman"/>
-          <w:sz w:val="24"/>
-          <w:szCs w:val="24"/>
-          <w:lang w:val="en-US"/>
-        </w:rPr>
-      </w:pPr>
-      <w:proofErr w:type="gramStart"/>
-      <w:r>
-        <w:rPr>
-          <w:rFonts w:ascii="Times New Roman" w:hAnsi="Times New Roman" w:cs="Times New Roman"/>
-          <w:sz w:val="24"/>
-          <w:szCs w:val="24"/>
-          <w:lang w:val="en-US"/>
-        </w:rPr>
-        <w:t>drop</w:t>
-      </w:r>
-      <w:proofErr w:type="gramEnd"/>
-      <w:r>
-        <w:rPr>
-          <w:rFonts w:ascii="Times New Roman" w:hAnsi="Times New Roman" w:cs="Times New Roman"/>
-          <w:sz w:val="24"/>
-          <w:szCs w:val="24"/>
-          <w:lang w:val="en-US"/>
-        </w:rPr>
-        <w:t xml:space="preserve"> table if exists </w:t>
+        <w:t>int</w:t>
+      </w:r>
+      <w:proofErr w:type="spellEnd"/>
+      <w:r>
+        <w:rPr>
+          <w:rFonts w:ascii="Times New Roman" w:hAnsi="Times New Roman" w:cs="Times New Roman"/>
+          <w:sz w:val="24"/>
+          <w:szCs w:val="24"/>
+          <w:lang w:val="en-US"/>
+        </w:rPr>
+        <w:t xml:space="preserve"> </w:t>
+      </w:r>
+      <w:proofErr w:type="spellStart"/>
+      <w:r>
+        <w:rPr>
+          <w:rFonts w:ascii="Times New Roman" w:hAnsi="Times New Roman" w:cs="Times New Roman"/>
+          <w:sz w:val="24"/>
+          <w:szCs w:val="24"/>
+          <w:lang w:val="en-US"/>
+        </w:rPr>
+        <w:t>auto_increment</w:t>
+      </w:r>
+      <w:proofErr w:type="spellEnd"/>
+      <w:r>
+        <w:rPr>
+          <w:rFonts w:ascii="Times New Roman" w:hAnsi="Times New Roman" w:cs="Times New Roman"/>
+          <w:sz w:val="24"/>
+          <w:szCs w:val="24"/>
+          <w:lang w:val="en-US"/>
+        </w:rPr>
+        <w:t xml:space="preserve"> primary key,</w:t>
+      </w:r>
+    </w:p>
+    <w:p>
+      <w:pPr>
+        <w:rPr>
+          <w:rFonts w:ascii="Times New Roman" w:hAnsi="Times New Roman" w:cs="Times New Roman"/>
+          <w:sz w:val="24"/>
+          <w:szCs w:val="24"/>
+          <w:lang w:val="en-US"/>
+        </w:rPr>
+      </w:pPr>
+      <w:proofErr w:type="spellStart"/>
+      <w:proofErr w:type="gramStart"/>
+      <w:r>
+        <w:rPr>
+          <w:rFonts w:ascii="Times New Roman" w:hAnsi="Times New Roman" w:cs="Times New Roman"/>
+          <w:sz w:val="24"/>
+          <w:szCs w:val="24"/>
+          <w:lang w:val="en-US"/>
+        </w:rPr>
+        <w:t>customer_id</w:t>
+      </w:r>
+      <w:proofErr w:type="spellEnd"/>
+      <w:proofErr w:type="gramEnd"/>
+      <w:r>
+        <w:rPr>
+          <w:rFonts w:ascii="Times New Roman" w:hAnsi="Times New Roman" w:cs="Times New Roman"/>
+          <w:sz w:val="24"/>
+          <w:szCs w:val="24"/>
+          <w:lang w:val="en-US"/>
+        </w:rPr>
+        <w:t xml:space="preserve"> </w:t>
+      </w:r>
+      <w:proofErr w:type="spellStart"/>
+      <w:r>
+        <w:rPr>
+          <w:rFonts w:ascii="Times New Roman" w:hAnsi="Times New Roman" w:cs="Times New Roman"/>
+          <w:sz w:val="24"/>
+          <w:szCs w:val="24"/>
+          <w:lang w:val="en-US"/>
+        </w:rPr>
+        <w:t>int</w:t>
+      </w:r>
+      <w:proofErr w:type="spellEnd"/>
+      <w:r>
+        <w:rPr>
+          <w:rFonts w:ascii="Times New Roman" w:hAnsi="Times New Roman" w:cs="Times New Roman"/>
+          <w:sz w:val="24"/>
+          <w:szCs w:val="24"/>
+          <w:lang w:val="en-US"/>
+        </w:rPr>
+        <w:t>,</w:t>
+      </w:r>
+    </w:p>
+    <w:p>
+      <w:pPr>
+        <w:rPr>
+          <w:rFonts w:ascii="Times New Roman" w:hAnsi="Times New Roman" w:cs="Times New Roman"/>
+          <w:sz w:val="24"/>
+          <w:szCs w:val="24"/>
+          <w:lang w:val="en-US"/>
+        </w:rPr>
+      </w:pPr>
+      <w:proofErr w:type="spellStart"/>
+      <w:proofErr w:type="gramStart"/>
+      <w:r>
+        <w:rPr>
+          <w:rFonts w:ascii="Times New Roman" w:hAnsi="Times New Roman" w:cs="Times New Roman"/>
+          <w:sz w:val="24"/>
+          <w:szCs w:val="24"/>
+          <w:lang w:val="en-US"/>
+        </w:rPr>
+        <w:t>customer_name</w:t>
+      </w:r>
+      <w:proofErr w:type="spellEnd"/>
+      <w:proofErr w:type="gramEnd"/>
+      <w:r>
+        <w:rPr>
+          <w:rFonts w:ascii="Times New Roman" w:hAnsi="Times New Roman" w:cs="Times New Roman"/>
+          <w:sz w:val="24"/>
+          <w:szCs w:val="24"/>
+          <w:lang w:val="en-US"/>
+        </w:rPr>
+        <w:t xml:space="preserve"> </w:t>
+      </w:r>
+      <w:proofErr w:type="spellStart"/>
+      <w:r>
+        <w:rPr>
+          <w:rFonts w:ascii="Times New Roman" w:hAnsi="Times New Roman" w:cs="Times New Roman"/>
+          <w:sz w:val="24"/>
+          <w:szCs w:val="24"/>
+          <w:lang w:val="en-US"/>
+        </w:rPr>
+        <w:t>varchar</w:t>
+      </w:r>
+      <w:proofErr w:type="spellEnd"/>
+      <w:r>
+        <w:rPr>
+          <w:rFonts w:ascii="Times New Roman" w:hAnsi="Times New Roman" w:cs="Times New Roman"/>
+          <w:sz w:val="24"/>
+          <w:szCs w:val="24"/>
+          <w:lang w:val="en-US"/>
+        </w:rPr>
+        <w:t>(100),</w:t>
+      </w:r>
+    </w:p>
+    <w:p>
+      <w:pPr>
+        <w:rPr>
+          <w:rFonts w:ascii="Times New Roman" w:hAnsi="Times New Roman" w:cs="Times New Roman"/>
+          <w:sz w:val="24"/>
+          <w:szCs w:val="24"/>
+          <w:lang w:val="en-US"/>
+        </w:rPr>
+      </w:pPr>
+      <w:proofErr w:type="gramStart"/>
+      <w:r>
+        <w:rPr>
+          <w:rFonts w:ascii="Times New Roman" w:hAnsi="Times New Roman" w:cs="Times New Roman"/>
+          <w:sz w:val="24"/>
+          <w:szCs w:val="24"/>
+          <w:lang w:val="en-US"/>
+        </w:rPr>
+        <w:t>gender</w:t>
+      </w:r>
+      <w:proofErr w:type="gramEnd"/>
+      <w:r>
+        <w:rPr>
+          <w:rFonts w:ascii="Times New Roman" w:hAnsi="Times New Roman" w:cs="Times New Roman"/>
+          <w:sz w:val="24"/>
+          <w:szCs w:val="24"/>
+          <w:lang w:val="en-US"/>
+        </w:rPr>
+        <w:t xml:space="preserve"> </w:t>
+      </w:r>
+      <w:proofErr w:type="spellStart"/>
+      <w:r>
+        <w:rPr>
+          <w:rFonts w:ascii="Times New Roman" w:hAnsi="Times New Roman" w:cs="Times New Roman"/>
+          <w:sz w:val="24"/>
+          <w:szCs w:val="24"/>
+          <w:lang w:val="en-US"/>
+        </w:rPr>
+        <w:t>varchar</w:t>
+      </w:r>
+      <w:proofErr w:type="spellEnd"/>
+      <w:r>
+        <w:rPr>
+          <w:rFonts w:ascii="Times New Roman" w:hAnsi="Times New Roman" w:cs="Times New Roman"/>
+          <w:sz w:val="24"/>
+          <w:szCs w:val="24"/>
+          <w:lang w:val="en-US"/>
+        </w:rPr>
+        <w:t>(10),</w:t>
+      </w:r>
+    </w:p>
+    <w:p>
+      <w:pPr>
+        <w:rPr>
+          <w:rFonts w:ascii="Times New Roman" w:hAnsi="Times New Roman" w:cs="Times New Roman"/>
+          <w:sz w:val="24"/>
+          <w:szCs w:val="24"/>
+          <w:lang w:val="en-US"/>
+        </w:rPr>
+      </w:pPr>
+      <w:proofErr w:type="gramStart"/>
+      <w:r>
+        <w:rPr>
+          <w:rFonts w:ascii="Times New Roman" w:hAnsi="Times New Roman" w:cs="Times New Roman"/>
+          <w:sz w:val="24"/>
+          <w:szCs w:val="24"/>
+          <w:lang w:val="en-US"/>
+        </w:rPr>
+        <w:t>age</w:t>
+      </w:r>
+      <w:proofErr w:type="gramEnd"/>
+      <w:r>
+        <w:rPr>
+          <w:rFonts w:ascii="Times New Roman" w:hAnsi="Times New Roman" w:cs="Times New Roman"/>
+          <w:sz w:val="24"/>
+          <w:szCs w:val="24"/>
+          <w:lang w:val="en-US"/>
+        </w:rPr>
+        <w:t xml:space="preserve"> </w:t>
+      </w:r>
+      <w:proofErr w:type="spellStart"/>
+      <w:r>
+        <w:rPr>
+          <w:rFonts w:ascii="Times New Roman" w:hAnsi="Times New Roman" w:cs="Times New Roman"/>
+          <w:sz w:val="24"/>
+          <w:szCs w:val="24"/>
+          <w:lang w:val="en-US"/>
+        </w:rPr>
+        <w:t>int</w:t>
+      </w:r>
+      <w:proofErr w:type="spellEnd"/>
+    </w:p>
+    <w:p>
+      <w:pPr>
+        <w:rPr>
+          <w:rFonts w:ascii="Times New Roman" w:hAnsi="Times New Roman" w:cs="Times New Roman"/>
+          <w:sz w:val="24"/>
+          <w:szCs w:val="24"/>
+          <w:lang w:val="en-US"/>
+        </w:rPr>
+      </w:pPr>
+      <w:r>
+        <w:rPr>
+          <w:rFonts w:ascii="Times New Roman" w:hAnsi="Times New Roman" w:cs="Times New Roman"/>
+          <w:sz w:val="24"/>
+          <w:szCs w:val="24"/>
+          <w:lang w:val="en-US"/>
+        </w:rPr>
+        <w:t>);</w:t>
+      </w:r>
+    </w:p>
+    <w:p>
+      <w:pPr>
+        <w:rPr>
+          <w:rFonts w:ascii="Times New Roman" w:hAnsi="Times New Roman" w:cs="Times New Roman"/>
+          <w:b/>
+          <w:sz w:val="24"/>
+          <w:szCs w:val="24"/>
+          <w:u w:val="single"/>
+          <w:lang w:val="en-US"/>
+        </w:rPr>
+      </w:pPr>
+      <w:r>
+        <w:rPr>
+          <w:rFonts w:ascii="Times New Roman" w:hAnsi="Times New Roman" w:cs="Times New Roman"/>
+          <w:b/>
+          <w:sz w:val="24"/>
+          <w:szCs w:val="24"/>
+          <w:u w:val="single"/>
+          <w:lang w:val="en-US"/>
+        </w:rPr>
+        <w:t>PRODUCT DIMENSION</w:t>
+      </w:r>
+    </w:p>
+    <w:p>
+      <w:pPr>
+        <w:rPr>
+          <w:rFonts w:ascii="Times New Roman" w:hAnsi="Times New Roman" w:cs="Times New Roman"/>
+          <w:sz w:val="24"/>
+          <w:szCs w:val="24"/>
+          <w:lang w:val="en-US"/>
+        </w:rPr>
+      </w:pPr>
+      <w:proofErr w:type="gramStart"/>
+      <w:r>
+        <w:rPr>
+          <w:rFonts w:ascii="Times New Roman" w:hAnsi="Times New Roman" w:cs="Times New Roman"/>
+          <w:sz w:val="24"/>
+          <w:szCs w:val="24"/>
+          <w:lang w:val="en-US"/>
+        </w:rPr>
+        <w:t>create</w:t>
+      </w:r>
+      <w:proofErr w:type="gramEnd"/>
+      <w:r>
+        <w:rPr>
+          <w:rFonts w:ascii="Times New Roman" w:hAnsi="Times New Roman" w:cs="Times New Roman"/>
+          <w:sz w:val="24"/>
+          <w:szCs w:val="24"/>
+          <w:lang w:val="en-US"/>
+        </w:rPr>
+        <w:t xml:space="preserve"> table </w:t>
       </w:r>
       <w:proofErr w:type="spellStart"/>
       <w:r>
@@ -302,166 +845,6 @@
           <w:szCs w:val="24"/>
           <w:lang w:val="en-US"/>
         </w:rPr>
-        <w:t>;</w:t>
-      </w:r>
-    </w:p>
-    <w:p>
-      <w:pPr>
-        <w:rPr>
-          <w:rFonts w:ascii="Times New Roman" w:hAnsi="Times New Roman" w:cs="Times New Roman"/>
-          <w:sz w:val="24"/>
-          <w:szCs w:val="24"/>
-          <w:lang w:val="en-US"/>
-        </w:rPr>
-      </w:pPr>
-      <w:proofErr w:type="gramStart"/>
-      <w:r>
-        <w:rPr>
-          <w:rFonts w:ascii="Times New Roman" w:hAnsi="Times New Roman" w:cs="Times New Roman"/>
-          <w:sz w:val="24"/>
-          <w:szCs w:val="24"/>
-          <w:lang w:val="en-US"/>
-        </w:rPr>
-        <w:t>drop</w:t>
-      </w:r>
-      <w:proofErr w:type="gramEnd"/>
-      <w:r>
-        <w:rPr>
-          <w:rFonts w:ascii="Times New Roman" w:hAnsi="Times New Roman" w:cs="Times New Roman"/>
-          <w:sz w:val="24"/>
-          <w:szCs w:val="24"/>
-          <w:lang w:val="en-US"/>
-        </w:rPr>
-        <w:t xml:space="preserve"> table if exists </w:t>
-      </w:r>
-      <w:proofErr w:type="spellStart"/>
-      <w:r>
-        <w:rPr>
-          <w:rFonts w:ascii="Times New Roman" w:hAnsi="Times New Roman" w:cs="Times New Roman"/>
-          <w:sz w:val="24"/>
-          <w:szCs w:val="24"/>
-          <w:lang w:val="en-US"/>
-        </w:rPr>
-        <w:t>dim_date</w:t>
-      </w:r>
-      <w:proofErr w:type="spellEnd"/>
-      <w:r>
-        <w:rPr>
-          <w:rFonts w:ascii="Times New Roman" w:hAnsi="Times New Roman" w:cs="Times New Roman"/>
-          <w:sz w:val="24"/>
-          <w:szCs w:val="24"/>
-          <w:lang w:val="en-US"/>
-        </w:rPr>
-        <w:t>;</w:t>
-      </w:r>
-    </w:p>
-    <w:p>
-      <w:pPr>
-        <w:rPr>
-          <w:rFonts w:ascii="Times New Roman" w:hAnsi="Times New Roman" w:cs="Times New Roman"/>
-          <w:sz w:val="24"/>
-          <w:szCs w:val="24"/>
-          <w:lang w:val="en-US"/>
-        </w:rPr>
-      </w:pPr>
-      <w:proofErr w:type="gramStart"/>
-      <w:r>
-        <w:rPr>
-          <w:rFonts w:ascii="Times New Roman" w:hAnsi="Times New Roman" w:cs="Times New Roman"/>
-          <w:sz w:val="24"/>
-          <w:szCs w:val="24"/>
-          <w:lang w:val="en-US"/>
-        </w:rPr>
-        <w:t>drop</w:t>
-      </w:r>
-      <w:proofErr w:type="gramEnd"/>
-      <w:r>
-        <w:rPr>
-          <w:rFonts w:ascii="Times New Roman" w:hAnsi="Times New Roman" w:cs="Times New Roman"/>
-          <w:sz w:val="24"/>
-          <w:szCs w:val="24"/>
-          <w:lang w:val="en-US"/>
-        </w:rPr>
-        <w:t xml:space="preserve"> table if exists </w:t>
-      </w:r>
-      <w:proofErr w:type="spellStart"/>
-      <w:r>
-        <w:rPr>
-          <w:rFonts w:ascii="Times New Roman" w:hAnsi="Times New Roman" w:cs="Times New Roman"/>
-          <w:sz w:val="24"/>
-          <w:szCs w:val="24"/>
-          <w:lang w:val="en-US"/>
-        </w:rPr>
-        <w:t>dim_location</w:t>
-      </w:r>
-      <w:proofErr w:type="spellEnd"/>
-      <w:r>
-        <w:rPr>
-          <w:rFonts w:ascii="Times New Roman" w:hAnsi="Times New Roman" w:cs="Times New Roman"/>
-          <w:sz w:val="24"/>
-          <w:szCs w:val="24"/>
-          <w:lang w:val="en-US"/>
-        </w:rPr>
-        <w:t>;</w:t>
-      </w:r>
-    </w:p>
-    <w:p>
-      <w:pPr>
-        <w:rPr>
-          <w:rFonts w:ascii="Times New Roman" w:hAnsi="Times New Roman" w:cs="Times New Roman"/>
-          <w:sz w:val="24"/>
-          <w:szCs w:val="24"/>
-          <w:lang w:val="en-US"/>
-        </w:rPr>
-      </w:pPr>
-    </w:p>
-    <w:p>
-      <w:pPr>
-        <w:rPr>
-          <w:rFonts w:ascii="Times New Roman" w:hAnsi="Times New Roman" w:cs="Times New Roman"/>
-          <w:sz w:val="24"/>
-          <w:szCs w:val="24"/>
-          <w:lang w:val="en-US"/>
-        </w:rPr>
-      </w:pPr>
-      <w:proofErr w:type="gramStart"/>
-      <w:r>
-        <w:rPr>
-          <w:rFonts w:ascii="Times New Roman" w:hAnsi="Times New Roman" w:cs="Times New Roman"/>
-          <w:sz w:val="24"/>
-          <w:szCs w:val="24"/>
-          <w:lang w:val="en-US"/>
-        </w:rPr>
-        <w:t>create</w:t>
-      </w:r>
-      <w:proofErr w:type="gramEnd"/>
-      <w:r>
-        <w:rPr>
-          <w:rFonts w:ascii="Times New Roman" w:hAnsi="Times New Roman" w:cs="Times New Roman"/>
-          <w:sz w:val="24"/>
-          <w:szCs w:val="24"/>
-          <w:lang w:val="en-US"/>
-        </w:rPr>
-        <w:t xml:space="preserve"> table </w:t>
-      </w:r>
-      <w:proofErr w:type="spellStart"/>
-      <w:r>
-        <w:rPr>
-          <w:rFonts w:ascii="Times New Roman" w:hAnsi="Times New Roman" w:cs="Times New Roman"/>
-          <w:sz w:val="24"/>
-          <w:szCs w:val="24"/>
-          <w:lang w:val="en-US"/>
-        </w:rPr>
-        <w:t>dim_customer</w:t>
-      </w:r>
-      <w:proofErr w:type="spellEnd"/>
-      <w:r>
-        <w:rPr>
-          <w:rFonts w:ascii="Times New Roman" w:hAnsi="Times New Roman" w:cs="Times New Roman"/>
-          <w:sz w:val="24"/>
-          <w:szCs w:val="24"/>
-          <w:lang w:val="en-US"/>
-        </w:rPr>
         <w:t xml:space="preserve"> (</w:t>
       </w:r>
     </w:p>
@@ -483,7 +866,7 @@
           <w:szCs w:val="24"/>
           <w:lang w:val="en-US"/>
         </w:rPr>
-        <w:t>customer_key</w:t>
+        <w:t>product_key</w:t>
       </w:r>
       <w:proofErr w:type="spellEnd"/>
       <w:proofErr w:type="gramEnd"/>
@@ -555,7 +938,7 @@
           <w:szCs w:val="24"/>
           <w:lang w:val="en-US"/>
         </w:rPr>
-        <w:t>customer_id</w:t>
+        <w:t>product_id</w:t>
       </w:r>
       <w:proofErr w:type="spellEnd"/>
       <w:proofErr w:type="gramEnd"/>
@@ -607,7 +990,7 @@
           <w:szCs w:val="24"/>
           <w:lang w:val="en-US"/>
         </w:rPr>
-        <w:t>customer_name</w:t>
+        <w:t>product_name</w:t>
       </w:r>
       <w:proofErr w:type="spellEnd"/>
       <w:proofErr w:type="gramEnd"/>
@@ -658,7 +1041,7 @@
           <w:szCs w:val="24"/>
           <w:lang w:val="en-US"/>
         </w:rPr>
-        <w:t>gender</w:t>
+        <w:t>category</w:t>
       </w:r>
       <w:proofErr w:type="gramEnd"/>
       <w:r>
@@ -688,49 +1071,38 @@
           <w:szCs w:val="24"/>
           <w:lang w:val="en-US"/>
         </w:rPr>
-        <w:t>(10),</w:t>
-      </w:r>
-    </w:p>
-    <w:p>
-      <w:pPr>
-        <w:rPr>
-          <w:rFonts w:ascii="Times New Roman" w:hAnsi="Times New Roman" w:cs="Times New Roman"/>
-          <w:sz w:val="24"/>
-          <w:szCs w:val="24"/>
-          <w:lang w:val="en-US"/>
-        </w:rPr>
-      </w:pPr>
-      <w:proofErr w:type="gramStart"/>
-      <w:r>
-        <w:rPr>
-          <w:rFonts w:ascii="Times New Roman" w:hAnsi="Times New Roman" w:cs="Times New Roman"/>
-          <w:sz w:val="24"/>
-          <w:szCs w:val="24"/>
-          <w:lang w:val="en-US"/>
-        </w:rPr>
-        <w:t>age</w:t>
-      </w:r>
-      <w:proofErr w:type="gramEnd"/>
-      <w:r>
-        <w:rPr>
-          <w:rFonts w:ascii="Times New Roman" w:hAnsi="Times New Roman" w:cs="Times New Roman"/>
-          <w:sz w:val="24"/>
-          <w:szCs w:val="24"/>
-          <w:lang w:val="en-US"/>
-        </w:rPr>
-        <w:t xml:space="preserve"> </w:t>
-      </w:r>
-      <w:proofErr w:type="spellStart"/>
-      <w:r>
-        <w:rPr>
-          <w:rFonts w:ascii="Times New Roman" w:hAnsi="Times New Roman" w:cs="Times New Roman"/>
-          <w:sz w:val="24"/>
-          <w:szCs w:val="24"/>
-          <w:lang w:val="en-US"/>
-        </w:rPr>
-        <w:t>int</w:t>
-      </w:r>
-      <w:proofErr w:type="spellEnd"/>
+        <w:t>(50),</w:t>
+      </w:r>
+    </w:p>
+    <w:p>
+      <w:pPr>
+        <w:rPr>
+          <w:rFonts w:ascii="Times New Roman" w:hAnsi="Times New Roman" w:cs="Times New Roman"/>
+          <w:sz w:val="24"/>
+          <w:szCs w:val="24"/>
+          <w:lang w:val="en-US"/>
+        </w:rPr>
+      </w:pPr>
+      <w:proofErr w:type="gramStart"/>
+      <w:r>
+        <w:rPr>
+          <w:rFonts w:ascii="Times New Roman" w:hAnsi="Times New Roman" w:cs="Times New Roman"/>
+          <w:sz w:val="24"/>
+          <w:szCs w:val="24"/>
+          <w:lang w:val="en-US"/>
+        </w:rPr>
+        <w:t>price</w:t>
+      </w:r>
+      <w:proofErr w:type="gramEnd"/>
+      <w:r>
+        <w:rPr>
+          <w:rFonts w:ascii="Times New Roman" w:hAnsi="Times New Roman" w:cs="Times New Roman"/>
+          <w:sz w:val="24"/>
+          <w:szCs w:val="24"/>
+          <w:lang w:val="en-US"/>
+        </w:rPr>
+        <w:t xml:space="preserve"> decimal(10,2)</w:t>
+      </w:r>
     </w:p>
     <w:p>
       <w:pPr>
@@ -755,353 +1127,33 @@
       <w:pPr>
         <w:rPr>
           <w:rFonts w:ascii="Times New Roman" w:hAnsi="Times New Roman" w:cs="Times New Roman"/>
-          <w:sz w:val="24"/>
-          <w:szCs w:val="24"/>
-          <w:lang w:val="en-US"/>
-        </w:rPr>
-      </w:pPr>
-    </w:p>
-    <w:p>
-      <w:pPr>
-        <w:rPr>
-          <w:rFonts w:ascii="Times New Roman" w:hAnsi="Times New Roman" w:cs="Times New Roman"/>
-          <w:sz w:val="24"/>
-          <w:szCs w:val="24"/>
-          <w:lang w:val="en-US"/>
-        </w:rPr>
-      </w:pPr>
-      <w:proofErr w:type="gramStart"/>
-      <w:r>
-        <w:rPr>
-          <w:rFonts w:ascii="Times New Roman" w:hAnsi="Times New Roman" w:cs="Times New Roman"/>
-          <w:sz w:val="24"/>
-          <w:szCs w:val="24"/>
-          <w:lang w:val="en-US"/>
-        </w:rPr>
-        <w:t>create</w:t>
-      </w:r>
-      <w:proofErr w:type="gramEnd"/>
-      <w:r>
-        <w:rPr>
-          <w:rFonts w:ascii="Times New Roman" w:hAnsi="Times New Roman" w:cs="Times New Roman"/>
-          <w:sz w:val="24"/>
-          <w:szCs w:val="24"/>
-          <w:lang w:val="en-US"/>
-        </w:rPr>
-        <w:t xml:space="preserve"> table </w:t>
-      </w:r>
-      <w:proofErr w:type="spellStart"/>
-      <w:r>
-        <w:rPr>
-          <w:rFonts w:ascii="Times New Roman" w:hAnsi="Times New Roman" w:cs="Times New Roman"/>
-          <w:sz w:val="24"/>
-          <w:szCs w:val="24"/>
-          <w:lang w:val="en-US"/>
-        </w:rPr>
-        <w:t>dim_product</w:t>
-      </w:r>
-      <w:proofErr w:type="spellEnd"/>
-      <w:r>
-        <w:rPr>
-          <w:rFonts w:ascii="Times New Roman" w:hAnsi="Times New Roman" w:cs="Times New Roman"/>
-          <w:sz w:val="24"/>
-          <w:szCs w:val="24"/>
-          <w:lang w:val="en-US"/>
-        </w:rPr>
-        <w:t xml:space="preserve"> (</w:t>
-      </w:r>
-    </w:p>
-    <w:p>
-      <w:pPr>
-        <w:rPr>
-          <w:rFonts w:ascii="Times New Roman" w:hAnsi="Times New Roman" w:cs="Times New Roman"/>
-          <w:sz w:val="24"/>
-          <w:szCs w:val="24"/>
-          <w:lang w:val="en-US"/>
-        </w:rPr>
-      </w:pPr>
-      <w:proofErr w:type="spellStart"/>
-      <w:proofErr w:type="gramStart"/>
-      <w:r>
-        <w:rPr>
-          <w:rFonts w:ascii="Times New Roman" w:hAnsi="Times New Roman" w:cs="Times New Roman"/>
-          <w:sz w:val="24"/>
-          <w:szCs w:val="24"/>
-          <w:lang w:val="en-US"/>
-        </w:rPr>
-        <w:t>product_key</w:t>
-      </w:r>
-      <w:proofErr w:type="spellEnd"/>
-      <w:proofErr w:type="gramEnd"/>
-      <w:r>
-        <w:rPr>
-          <w:rFonts w:ascii="Times New Roman" w:hAnsi="Times New Roman" w:cs="Times New Roman"/>
-          <w:sz w:val="24"/>
-          <w:szCs w:val="24"/>
-          <w:lang w:val="en-US"/>
-        </w:rPr>
-        <w:t xml:space="preserve"> </w:t>
-      </w:r>
-      <w:proofErr w:type="spellStart"/>
-      <w:r>
-        <w:rPr>
-          <w:rFonts w:ascii="Times New Roman" w:hAnsi="Times New Roman" w:cs="Times New Roman"/>
-          <w:sz w:val="24"/>
-          <w:szCs w:val="24"/>
-          <w:lang w:val="en-US"/>
-        </w:rPr>
-        <w:t>int</w:t>
-      </w:r>
-      <w:proofErr w:type="spellEnd"/>
-      <w:r>
-        <w:rPr>
-          <w:rFonts w:ascii="Times New Roman" w:hAnsi="Times New Roman" w:cs="Times New Roman"/>
-          <w:sz w:val="24"/>
-          <w:szCs w:val="24"/>
-          <w:lang w:val="en-US"/>
-        </w:rPr>
-        <w:t xml:space="preserve"> </w:t>
-      </w:r>
-      <w:proofErr w:type="spellStart"/>
-      <w:r>
-        <w:rPr>
-          <w:rFonts w:ascii="Times New Roman" w:hAnsi="Times New Roman" w:cs="Times New Roman"/>
-          <w:sz w:val="24"/>
-          <w:szCs w:val="24"/>
-          <w:lang w:val="en-US"/>
-        </w:rPr>
-        <w:t>auto_increment</w:t>
-      </w:r>
-      <w:proofErr w:type="spellEnd"/>
-      <w:r>
-        <w:rPr>
-          <w:rFonts w:ascii="Times New Roman" w:hAnsi="Times New Roman" w:cs="Times New Roman"/>
-          <w:sz w:val="24"/>
-          <w:szCs w:val="24"/>
-          <w:lang w:val="en-US"/>
-        </w:rPr>
-        <w:t xml:space="preserve"> primary key,</w:t>
-      </w:r>
-    </w:p>
-    <w:p>
-      <w:pPr>
-        <w:rPr>
-          <w:rFonts w:ascii="Times New Roman" w:hAnsi="Times New Roman" w:cs="Times New Roman"/>
-          <w:sz w:val="24"/>
-          <w:szCs w:val="24"/>
-          <w:lang w:val="en-US"/>
-        </w:rPr>
-      </w:pPr>
-      <w:proofErr w:type="spellStart"/>
-      <w:proofErr w:type="gramStart"/>
-      <w:r>
-        <w:rPr>
-          <w:rFonts w:ascii="Times New Roman" w:hAnsi="Times New Roman" w:cs="Times New Roman"/>
-          <w:sz w:val="24"/>
-          <w:szCs w:val="24"/>
-          <w:lang w:val="en-US"/>
-        </w:rPr>
-        <w:t>product_id</w:t>
-      </w:r>
-      <w:proofErr w:type="spellEnd"/>
-      <w:proofErr w:type="gramEnd"/>
-      <w:r>
-        <w:rPr>
-          <w:rFonts w:ascii="Times New Roman" w:hAnsi="Times New Roman" w:cs="Times New Roman"/>
-          <w:sz w:val="24"/>
-          <w:szCs w:val="24"/>
-          <w:lang w:val="en-US"/>
-        </w:rPr>
-        <w:t xml:space="preserve"> </w:t>
-      </w:r>
-      <w:proofErr w:type="spellStart"/>
-      <w:r>
-        <w:rPr>
-          <w:rFonts w:ascii="Times New Roman" w:hAnsi="Times New Roman" w:cs="Times New Roman"/>
-          <w:sz w:val="24"/>
-          <w:szCs w:val="24"/>
-          <w:lang w:val="en-US"/>
-        </w:rPr>
-        <w:t>int</w:t>
-      </w:r>
-      <w:proofErr w:type="spellEnd"/>
-      <w:r>
-        <w:rPr>
-          <w:rFonts w:ascii="Times New Roman" w:hAnsi="Times New Roman" w:cs="Times New Roman"/>
-          <w:sz w:val="24"/>
-          <w:szCs w:val="24"/>
-          <w:lang w:val="en-US"/>
-        </w:rPr>
-        <w:t>,</w:t>
-      </w:r>
-    </w:p>
-    <w:p>
-      <w:pPr>
-        <w:rPr>
-          <w:rFonts w:ascii="Times New Roman" w:hAnsi="Times New Roman" w:cs="Times New Roman"/>
-          <w:sz w:val="24"/>
-          <w:szCs w:val="24"/>
-          <w:lang w:val="en-US"/>
-        </w:rPr>
-      </w:pPr>
-      <w:proofErr w:type="spellStart"/>
-      <w:proofErr w:type="gramStart"/>
-      <w:r>
-        <w:rPr>
-          <w:rFonts w:ascii="Times New Roman" w:hAnsi="Times New Roman" w:cs="Times New Roman"/>
-          <w:sz w:val="24"/>
-          <w:szCs w:val="24"/>
-          <w:lang w:val="en-US"/>
-        </w:rPr>
-        <w:t>product_name</w:t>
-      </w:r>
-      <w:proofErr w:type="spellEnd"/>
-      <w:proofErr w:type="gramEnd"/>
-      <w:r>
-        <w:rPr>
-          <w:rFonts w:ascii="Times New Roman" w:hAnsi="Times New Roman" w:cs="Times New Roman"/>
-          <w:sz w:val="24"/>
-          <w:szCs w:val="24"/>
-          <w:lang w:val="en-US"/>
-        </w:rPr>
-        <w:t xml:space="preserve"> </w:t>
-      </w:r>
-      <w:proofErr w:type="spellStart"/>
-      <w:r>
-        <w:rPr>
-          <w:rFonts w:ascii="Times New Roman" w:hAnsi="Times New Roman" w:cs="Times New Roman"/>
-          <w:sz w:val="24"/>
-          <w:szCs w:val="24"/>
-          <w:lang w:val="en-US"/>
-        </w:rPr>
-        <w:t>varchar</w:t>
-      </w:r>
-      <w:proofErr w:type="spellEnd"/>
-      <w:r>
-        <w:rPr>
-          <w:rFonts w:ascii="Times New Roman" w:hAnsi="Times New Roman" w:cs="Times New Roman"/>
-          <w:sz w:val="24"/>
-          <w:szCs w:val="24"/>
-          <w:lang w:val="en-US"/>
-        </w:rPr>
-        <w:t>(100),</w:t>
-      </w:r>
-    </w:p>
-    <w:p>
-      <w:pPr>
-        <w:rPr>
-          <w:rFonts w:ascii="Times New Roman" w:hAnsi="Times New Roman" w:cs="Times New Roman"/>
-          <w:sz w:val="24"/>
-          <w:szCs w:val="24"/>
-          <w:lang w:val="en-US"/>
-        </w:rPr>
-      </w:pPr>
-      <w:proofErr w:type="gramStart"/>
-      <w:r>
-        <w:rPr>
-          <w:rFonts w:ascii="Times New Roman" w:hAnsi="Times New Roman" w:cs="Times New Roman"/>
-          <w:sz w:val="24"/>
-          <w:szCs w:val="24"/>
-          <w:lang w:val="en-US"/>
-        </w:rPr>
-        <w:t>category</w:t>
-      </w:r>
-      <w:proofErr w:type="gramEnd"/>
-      <w:r>
-        <w:rPr>
-          <w:rFonts w:ascii="Times New Roman" w:hAnsi="Times New Roman" w:cs="Times New Roman"/>
-          <w:sz w:val="24"/>
-          <w:szCs w:val="24"/>
-          <w:lang w:val="en-US"/>
-        </w:rPr>
-        <w:t xml:space="preserve"> </w:t>
-      </w:r>
-      <w:proofErr w:type="spellStart"/>
-      <w:r>
-        <w:rPr>
-          <w:rFonts w:ascii="Times New Roman" w:hAnsi="Times New Roman" w:cs="Times New Roman"/>
-          <w:sz w:val="24"/>
-          <w:szCs w:val="24"/>
-          <w:lang w:val="en-US"/>
-        </w:rPr>
-        <w:t>varchar</w:t>
-      </w:r>
-      <w:proofErr w:type="spellEnd"/>
-      <w:r>
-        <w:rPr>
-          <w:rFonts w:ascii="Times New Roman" w:hAnsi="Times New Roman" w:cs="Times New Roman"/>
-          <w:sz w:val="24"/>
-          <w:szCs w:val="24"/>
-          <w:lang w:val="en-US"/>
-        </w:rPr>
-        <w:t>(50),</w:t>
-      </w:r>
-    </w:p>
-    <w:p>
-      <w:pPr>
-        <w:rPr>
-          <w:rFonts w:ascii="Times New Roman" w:hAnsi="Times New Roman" w:cs="Times New Roman"/>
-          <w:sz w:val="24"/>
-          <w:szCs w:val="24"/>
-          <w:lang w:val="en-US"/>
-        </w:rPr>
-      </w:pPr>
-      <w:proofErr w:type="gramStart"/>
-      <w:r>
-        <w:rPr>
-          <w:rFonts w:ascii="Times New Roman" w:hAnsi="Times New Roman" w:cs="Times New Roman"/>
-          <w:sz w:val="24"/>
-          <w:szCs w:val="24"/>
-          <w:lang w:val="en-US"/>
-        </w:rPr>
-        <w:t>price</w:t>
-      </w:r>
-      <w:proofErr w:type="gramEnd"/>
-      <w:r>
-        <w:rPr>
-          <w:rFonts w:ascii="Times New Roman" w:hAnsi="Times New Roman" w:cs="Times New Roman"/>
-          <w:sz w:val="24"/>
-          <w:szCs w:val="24"/>
-          <w:lang w:val="en-US"/>
-        </w:rPr>
-        <w:t xml:space="preserve"> decimal(10,2)</w:t>
-      </w:r>
-    </w:p>
-    <w:p>
-      <w:pPr>
-        <w:rPr>
-          <w:rFonts w:ascii="Times New Roman" w:hAnsi="Times New Roman" w:cs="Times New Roman"/>
-          <w:sz w:val="24"/>
-          <w:szCs w:val="24"/>
-          <w:lang w:val="en-US"/>
-        </w:rPr>
-      </w:pPr>
-      <w:r>
-        <w:rPr>
-          <w:rFonts w:ascii="Times New Roman" w:hAnsi="Times New Roman" w:cs="Times New Roman"/>
-          <w:sz w:val="24"/>
-          <w:szCs w:val="24"/>
-          <w:lang w:val="en-US"/>
-        </w:rPr>
-        <w:t>);</w:t>
-      </w:r>
-    </w:p>
-    <w:p>
-      <w:pPr>
-        <w:rPr>
-          <w:rFonts w:ascii="Times New Roman" w:hAnsi="Times New Roman" w:cs="Times New Roman"/>
-          <w:sz w:val="24"/>
-          <w:szCs w:val="24"/>
-          <w:lang w:val="en-US"/>
-        </w:rPr>
-      </w:pPr>
-    </w:p>
-    <w:p>
-      <w:pPr>
-        <w:rPr>
-          <w:rFonts w:ascii="Times New Roman" w:hAnsi="Times New Roman" w:cs="Times New Roman"/>
-          <w:sz w:val="24"/>
-          <w:szCs w:val="24"/>
+          <w:b/>
+          <w:sz w:val="24"/>
+          <w:szCs w:val="24"/>
+          <w:u w:val="single"/>
+          <w:lang w:val="en-US"/>
+        </w:rPr>
+      </w:pPr>
+      <w:r>
+        <w:rPr>
+          <w:rFonts w:ascii="Times New Roman" w:hAnsi="Times New Roman" w:cs="Times New Roman"/>
+          <w:b/>
+          <w:sz w:val="24"/>
+          <w:szCs w:val="24"/>
+          <w:u w:val="single"/>
+          <w:lang w:val="en-US"/>
+        </w:rPr>
+        <w:t xml:space="preserve">DATE DIMENSION </w:t>
+      </w:r>
+    </w:p>
+    <w:p>
+      <w:pPr>
+        <w:rPr>
+          <w:rFonts w:ascii="Times New Roman" w:hAnsi="Times New Roman" w:cs="Times New Roman"/>
+          <w:b/>
+          <w:sz w:val="24"/>
+          <w:szCs w:val="24"/>
+          <w:u w:val="single"/>
           <w:lang w:val="en-US"/>
         </w:rPr>
       </w:pPr>
@@ -1497,11 +1549,24 @@
       <w:pPr>
         <w:rPr>
           <w:rFonts w:ascii="Times New Roman" w:hAnsi="Times New Roman" w:cs="Times New Roman"/>
-          <w:sz w:val="24"/>
-          <w:szCs w:val="24"/>
-          <w:lang w:val="en-US"/>
-        </w:rPr>
-      </w:pPr>
+          <w:b/>
+          <w:sz w:val="24"/>
+          <w:szCs w:val="24"/>
+          <w:u w:val="single"/>
+          <w:lang w:val="en-US"/>
+        </w:rPr>
+      </w:pPr>
+      <w:r>
+        <w:rPr>
+          <w:rFonts w:ascii="Times New Roman" w:hAnsi="Times New Roman" w:cs="Times New Roman"/>
+          <w:b/>
+          <w:sz w:val="24"/>
+          <w:szCs w:val="24"/>
+          <w:u w:val="single"/>
+          <w:lang w:val="en-US"/>
+        </w:rPr>
+        <w:t>LOCATION DIMENSION</w:t>
+      </w:r>
     </w:p>
     <w:p>
       <w:pPr>
@@ -1798,11 +1863,45 @@
       <w:pPr>
         <w:rPr>
           <w:rFonts w:ascii="Times New Roman" w:hAnsi="Times New Roman" w:cs="Times New Roman"/>
-          <w:sz w:val="24"/>
-          <w:szCs w:val="24"/>
-          <w:lang w:val="en-US"/>
-        </w:rPr>
-      </w:pPr>
+          <w:b/>
+          <w:sz w:val="24"/>
+          <w:szCs w:val="24"/>
+          <w:u w:val="single"/>
+          <w:lang w:val="en-US"/>
+        </w:rPr>
+      </w:pPr>
+      <w:r>
+        <w:rPr>
+          <w:rFonts w:ascii="Times New Roman" w:hAnsi="Times New Roman" w:cs="Times New Roman"/>
+          <w:b/>
+          <w:sz w:val="24"/>
+          <w:szCs w:val="24"/>
+          <w:lang w:val="en-US"/>
+        </w:rPr>
+        <w:t>2.</w:t>
+      </w:r>
+      <w:r>
+        <w:rPr>
+          <w:rFonts w:ascii="Times New Roman" w:hAnsi="Times New Roman" w:cs="Times New Roman"/>
+          <w:b/>
+          <w:sz w:val="24"/>
+          <w:szCs w:val="24"/>
+          <w:u w:val="single"/>
+          <w:lang w:val="en-US"/>
+        </w:rPr>
+        <w:t xml:space="preserve"> </w:t>
+      </w:r>
+      <w:r>
+        <w:rPr>
+          <w:rFonts w:ascii="Times New Roman" w:hAnsi="Times New Roman" w:cs="Times New Roman"/>
+          <w:b/>
+          <w:sz w:val="24"/>
+          <w:szCs w:val="24"/>
+          <w:u w:val="single"/>
+          <w:lang w:val="en-US"/>
+        </w:rPr>
+        <w:t>FACT TABLE</w:t>
+      </w:r>
     </w:p>
     <w:p>
       <w:pPr>
@@ -1831,50 +1930,55 @@
           <w:szCs w:val="24"/>
           <w:lang w:val="en-US"/>
         </w:rPr>
-        <w:t xml:space="preserve"> table </w:t>
-      </w:r>
-      <w:proofErr w:type="spellStart"/>
-      <w:r>
-        <w:rPr>
-          <w:rFonts w:ascii="Times New Roman" w:hAnsi="Times New Roman" w:cs="Times New Roman"/>
-          <w:sz w:val="24"/>
-          <w:szCs w:val="24"/>
-          <w:lang w:val="en-US"/>
-        </w:rPr>
-        <w:t>fact_sale</w:t>
-      </w:r>
-      <w:proofErr w:type="spellEnd"/>
-      <w:r>
-        <w:rPr>
-          <w:rFonts w:ascii="Times New Roman" w:hAnsi="Times New Roman" w:cs="Times New Roman"/>
-          <w:sz w:val="24"/>
-          <w:szCs w:val="24"/>
-          <w:lang w:val="en-US"/>
-        </w:rPr>
-        <w:t xml:space="preserve"> (</w:t>
-      </w:r>
-    </w:p>
-    <w:p>
-      <w:pPr>
-        <w:rPr>
-          <w:rFonts w:ascii="Times New Roman" w:hAnsi="Times New Roman" w:cs="Times New Roman"/>
-          <w:sz w:val="24"/>
-          <w:szCs w:val="24"/>
-          <w:lang w:val="en-US"/>
-        </w:rPr>
-      </w:pPr>
-      <w:proofErr w:type="spellStart"/>
-      <w:proofErr w:type="gramStart"/>
-      <w:r>
-        <w:rPr>
-          <w:rFonts w:ascii="Times New Roman" w:hAnsi="Times New Roman" w:cs="Times New Roman"/>
-          <w:sz w:val="24"/>
-          <w:szCs w:val="24"/>
-          <w:lang w:val="en-US"/>
-        </w:rPr>
-        <w:t>sale_key</w:t>
-      </w:r>
-      <w:proofErr w:type="spellEnd"/>
+        <w:t xml:space="preserve"> table fact_sales2</w:t>
+      </w:r>
+      <w:r>
+        <w:rPr>
+          <w:rFonts w:ascii="Times New Roman" w:hAnsi="Times New Roman" w:cs="Times New Roman"/>
+          <w:sz w:val="24"/>
+          <w:szCs w:val="24"/>
+          <w:lang w:val="en-US"/>
+        </w:rPr>
+        <w:t>(</w:t>
+      </w:r>
+    </w:p>
+    <w:p>
+      <w:pPr>
+        <w:rPr>
+          <w:rFonts w:ascii="Times New Roman" w:hAnsi="Times New Roman" w:cs="Times New Roman"/>
+          <w:sz w:val="24"/>
+          <w:szCs w:val="24"/>
+          <w:lang w:val="en-US"/>
+        </w:rPr>
+      </w:pPr>
+      <w:proofErr w:type="gramStart"/>
+      <w:r>
+        <w:rPr>
+          <w:rFonts w:ascii="Times New Roman" w:hAnsi="Times New Roman" w:cs="Times New Roman"/>
+          <w:sz w:val="24"/>
+          <w:szCs w:val="24"/>
+          <w:lang w:val="en-US"/>
+        </w:rPr>
+        <w:t>sale</w:t>
+      </w:r>
+      <w:r>
+        <w:rPr>
+          <w:rFonts w:ascii="Times New Roman" w:hAnsi="Times New Roman" w:cs="Times New Roman"/>
+          <w:sz w:val="24"/>
+          <w:szCs w:val="24"/>
+          <w:lang w:val="en-US"/>
+        </w:rPr>
+        <w:t>s2</w:t>
+      </w:r>
+      <w:r>
+        <w:rPr>
+          <w:rFonts w:ascii="Times New Roman" w:hAnsi="Times New Roman" w:cs="Times New Roman"/>
+          <w:sz w:val="24"/>
+          <w:szCs w:val="24"/>
+          <w:lang w:val="en-US"/>
+        </w:rPr>
+        <w:t>_key</w:t>
+      </w:r>
       <w:proofErr w:type="gramEnd"/>
       <w:r>
         <w:rPr>
@@ -2193,18 +2297,34 @@
           <w:lang w:val="en-US"/>
         </w:rPr>
       </w:pPr>
-      <w:proofErr w:type="spellStart"/>
-      <w:proofErr w:type="gramStart"/>
-      <w:r>
-        <w:rPr>
-          <w:rFonts w:ascii="Times New Roman" w:hAnsi="Times New Roman" w:cs="Times New Roman"/>
-          <w:sz w:val="24"/>
-          <w:szCs w:val="24"/>
-          <w:lang w:val="en-US"/>
-        </w:rPr>
-        <w:t>sales_amount</w:t>
-      </w:r>
-      <w:proofErr w:type="spellEnd"/>
+      <w:proofErr w:type="gramStart"/>
+      <w:r>
+        <w:rPr>
+          <w:rFonts w:ascii="Times New Roman" w:hAnsi="Times New Roman" w:cs="Times New Roman"/>
+          <w:sz w:val="24"/>
+          <w:szCs w:val="24"/>
+          <w:lang w:val="en-US"/>
+        </w:rPr>
+        <w:t>sales</w:t>
+      </w:r>
+      <w:r>
+        <w:rPr>
+          <w:rFonts w:ascii="Times New Roman" w:hAnsi="Times New Roman" w:cs="Times New Roman"/>
+          <w:sz w:val="24"/>
+          <w:szCs w:val="24"/>
+          <w:lang w:val="en-US"/>
+        </w:rPr>
+        <w:t>2</w:t>
+      </w:r>
+      <w:r>
+        <w:rPr>
+          <w:rFonts w:ascii="Times New Roman" w:hAnsi="Times New Roman" w:cs="Times New Roman"/>
+          <w:sz w:val="24"/>
+          <w:szCs w:val="24"/>
+          <w:lang w:val="en-US"/>
+        </w:rPr>
+        <w:t>_amount</w:t>
+      </w:r>
       <w:proofErr w:type="gramEnd"/>
       <w:r>
         <w:rPr>
@@ -2225,16 +2345,6 @@
           <w:lang w:val="en-US"/>
         </w:rPr>
       </w:pPr>
-    </w:p>
-    <w:p>
-      <w:pPr>
-        <w:rPr>
-          <w:rFonts w:ascii="Times New Roman" w:hAnsi="Times New Roman" w:cs="Times New Roman"/>
-          <w:sz w:val="24"/>
-          <w:szCs w:val="24"/>
-          <w:lang w:val="en-US"/>
-        </w:rPr>
-      </w:pPr>
       <w:proofErr w:type="gramStart"/>
       <w:r>
         <w:rPr>
@@ -2292,7 +2402,136 @@
           <w:szCs w:val="24"/>
           <w:lang w:val="en-US"/>
         </w:rPr>
+        <w:t xml:space="preserve"> </w:t>
+      </w:r>
+      <w:proofErr w:type="gramStart"/>
+      <w:r>
+        <w:rPr>
+          <w:rFonts w:ascii="Times New Roman" w:hAnsi="Times New Roman" w:cs="Times New Roman"/>
+          <w:sz w:val="24"/>
+          <w:szCs w:val="24"/>
+          <w:lang w:val="en-US"/>
+        </w:rPr>
+        <w:t>references</w:t>
+      </w:r>
+      <w:proofErr w:type="gramEnd"/>
+      <w:r>
+        <w:rPr>
+          <w:rFonts w:ascii="Times New Roman" w:hAnsi="Times New Roman" w:cs="Times New Roman"/>
+          <w:sz w:val="24"/>
+          <w:szCs w:val="24"/>
+          <w:lang w:val="en-US"/>
+        </w:rPr>
+        <w:t xml:space="preserve"> </w:t>
+      </w:r>
+      <w:proofErr w:type="spellStart"/>
+      <w:r>
+        <w:rPr>
+          <w:rFonts w:ascii="Times New Roman" w:hAnsi="Times New Roman" w:cs="Times New Roman"/>
+          <w:sz w:val="24"/>
+          <w:szCs w:val="24"/>
+          <w:lang w:val="en-US"/>
+        </w:rPr>
+        <w:t>dim_customer</w:t>
+      </w:r>
+      <w:proofErr w:type="spellEnd"/>
+      <w:r>
+        <w:rPr>
+          <w:rFonts w:ascii="Times New Roman" w:hAnsi="Times New Roman" w:cs="Times New Roman"/>
+          <w:sz w:val="24"/>
+          <w:szCs w:val="24"/>
+          <w:lang w:val="en-US"/>
+        </w:rPr>
+        <w:t>(</w:t>
+      </w:r>
+      <w:proofErr w:type="spellStart"/>
+      <w:r>
+        <w:rPr>
+          <w:rFonts w:ascii="Times New Roman" w:hAnsi="Times New Roman" w:cs="Times New Roman"/>
+          <w:sz w:val="24"/>
+          <w:szCs w:val="24"/>
+          <w:lang w:val="en-US"/>
+        </w:rPr>
+        <w:t>customer_key</w:t>
+      </w:r>
+      <w:proofErr w:type="spellEnd"/>
+      <w:r>
+        <w:rPr>
+          <w:rFonts w:ascii="Times New Roman" w:hAnsi="Times New Roman" w:cs="Times New Roman"/>
+          <w:sz w:val="24"/>
+          <w:szCs w:val="24"/>
+          <w:lang w:val="en-US"/>
+        </w:rPr>
+        <w:t>),</w:t>
+      </w:r>
+    </w:p>
+    <w:p>
+      <w:pPr>
+        <w:rPr>
+          <w:rFonts w:ascii="Times New Roman" w:hAnsi="Times New Roman" w:cs="Times New Roman"/>
+          <w:sz w:val="24"/>
+          <w:szCs w:val="24"/>
+          <w:lang w:val="en-US"/>
+        </w:rPr>
+      </w:pPr>
+      <w:proofErr w:type="gramStart"/>
+      <w:r>
+        <w:rPr>
+          <w:rFonts w:ascii="Times New Roman" w:hAnsi="Times New Roman" w:cs="Times New Roman"/>
+          <w:sz w:val="24"/>
+          <w:szCs w:val="24"/>
+          <w:lang w:val="en-US"/>
+        </w:rPr>
         <w:lastRenderedPageBreak/>
+        <w:t>foreign</w:t>
+      </w:r>
+      <w:proofErr w:type="gramEnd"/>
+      <w:r>
+        <w:rPr>
+          <w:rFonts w:ascii="Times New Roman" w:hAnsi="Times New Roman" w:cs="Times New Roman"/>
+          <w:sz w:val="24"/>
+          <w:szCs w:val="24"/>
+          <w:lang w:val="en-US"/>
+        </w:rPr>
+        <w:t xml:space="preserve"> key (</w:t>
+      </w:r>
+      <w:proofErr w:type="spellStart"/>
+      <w:r>
+        <w:rPr>
+          <w:rFonts w:ascii="Times New Roman" w:hAnsi="Times New Roman" w:cs="Times New Roman"/>
+          <w:sz w:val="24"/>
+          <w:szCs w:val="24"/>
+          <w:lang w:val="en-US"/>
+        </w:rPr>
+        <w:t>product_key</w:t>
+      </w:r>
+      <w:proofErr w:type="spellEnd"/>
+      <w:r>
+        <w:rPr>
+          <w:rFonts w:ascii="Times New Roman" w:hAnsi="Times New Roman" w:cs="Times New Roman"/>
+          <w:sz w:val="24"/>
+          <w:szCs w:val="24"/>
+          <w:lang w:val="en-US"/>
+        </w:rPr>
+        <w:t>)</w:t>
+      </w:r>
+    </w:p>
+    <w:p>
+      <w:pPr>
+        <w:rPr>
+          <w:rFonts w:ascii="Times New Roman" w:hAnsi="Times New Roman" w:cs="Times New Roman"/>
+          <w:sz w:val="24"/>
+          <w:szCs w:val="24"/>
+          <w:lang w:val="en-US"/>
+        </w:rPr>
+      </w:pPr>
+      <w:r>
+        <w:rPr>
+          <w:rFonts w:ascii="Times New Roman" w:hAnsi="Times New Roman" w:cs="Times New Roman"/>
+          <w:sz w:val="24"/>
+          <w:szCs w:val="24"/>
+          <w:lang w:val="en-US"/>
+        </w:rPr>
         <w:t xml:space="preserve"> </w:t>
       </w:r>
       <w:proofErr w:type="gramStart"/>
@@ -2323,7 +2562,7 @@
           <w:szCs w:val="24"/>
           <w:lang w:val="en-US"/>
         </w:rPr>
-        <w:t>dim_customer</w:t>
+        <w:t>dim_product</w:t>
       </w:r>
       <w:proofErr w:type="spellEnd"/>
       <w:r>
@@ -2343,7 +2582,7 @@
           <w:szCs w:val="24"/>
           <w:lang w:val="en-US"/>
         </w:rPr>
-        <w:t>customer_key</w:t>
+        <w:t>product_key</w:t>
       </w:r>
       <w:proofErr w:type="spellEnd"/>
       <w:r>
@@ -2365,16 +2604,6 @@
           <w:lang w:val="en-US"/>
         </w:rPr>
       </w:pPr>
-    </w:p>
-    <w:p>
-      <w:pPr>
-        <w:rPr>
-          <w:rFonts w:ascii="Times New Roman" w:hAnsi="Times New Roman" w:cs="Times New Roman"/>
-          <w:sz w:val="24"/>
-          <w:szCs w:val="24"/>
-          <w:lang w:val="en-US"/>
-        </w:rPr>
-      </w:pPr>
       <w:proofErr w:type="gramStart"/>
       <w:r>
         <w:rPr>
@@ -2403,7 +2632,7 @@
           <w:szCs w:val="24"/>
           <w:lang w:val="en-US"/>
         </w:rPr>
-        <w:t>product_key</w:t>
+        <w:t>date_key</w:t>
       </w:r>
       <w:proofErr w:type="spellEnd"/>
       <w:r>
@@ -2462,7 +2691,7 @@
           <w:szCs w:val="24"/>
           <w:lang w:val="en-US"/>
         </w:rPr>
-        <w:t>dim_product</w:t>
+        <w:t>dim_date</w:t>
       </w:r>
       <w:proofErr w:type="spellEnd"/>
       <w:r>
@@ -2482,7 +2711,7 @@
           <w:szCs w:val="24"/>
           <w:lang w:val="en-US"/>
         </w:rPr>
-        <w:t>product_key</w:t>
+        <w:t>date_key</w:t>
       </w:r>
       <w:proofErr w:type="spellEnd"/>
       <w:r>
@@ -2504,16 +2733,6 @@
           <w:lang w:val="en-US"/>
         </w:rPr>
       </w:pPr>
-    </w:p>
-    <w:p>
-      <w:pPr>
-        <w:rPr>
-          <w:rFonts w:ascii="Times New Roman" w:hAnsi="Times New Roman" w:cs="Times New Roman"/>
-          <w:sz w:val="24"/>
-          <w:szCs w:val="24"/>
-          <w:lang w:val="en-US"/>
-        </w:rPr>
-      </w:pPr>
       <w:proofErr w:type="gramStart"/>
       <w:r>
         <w:rPr>
@@ -2542,7 +2761,7 @@
           <w:szCs w:val="24"/>
           <w:lang w:val="en-US"/>
         </w:rPr>
-        <w:t>date_key</w:t>
+        <w:t>location_key</w:t>
       </w:r>
       <w:proofErr w:type="spellEnd"/>
       <w:r>
@@ -2601,7 +2820,7 @@
           <w:szCs w:val="24"/>
           <w:lang w:val="en-US"/>
         </w:rPr>
-        <w:t>dim_date</w:t>
+        <w:t>dim_location</w:t>
       </w:r>
       <w:proofErr w:type="spellEnd"/>
       <w:r>
@@ -2621,66 +2840,6 @@
           <w:szCs w:val="24"/>
           <w:lang w:val="en-US"/>
         </w:rPr>
-        <w:t>date_key</w:t>
-      </w:r>
-      <w:proofErr w:type="spellEnd"/>
-      <w:r>
-        <w:rPr>
-          <w:rFonts w:ascii="Times New Roman" w:hAnsi="Times New Roman" w:cs="Times New Roman"/>
-          <w:sz w:val="24"/>
-          <w:szCs w:val="24"/>
-          <w:lang w:val="en-US"/>
-        </w:rPr>
-        <w:t>),</w:t>
-      </w:r>
-    </w:p>
-    <w:p>
-      <w:pPr>
-        <w:rPr>
-          <w:rFonts w:ascii="Times New Roman" w:hAnsi="Times New Roman" w:cs="Times New Roman"/>
-          <w:sz w:val="24"/>
-          <w:szCs w:val="24"/>
-          <w:lang w:val="en-US"/>
-        </w:rPr>
-      </w:pPr>
-    </w:p>
-    <w:p>
-      <w:pPr>
-        <w:rPr>
-          <w:rFonts w:ascii="Times New Roman" w:hAnsi="Times New Roman" w:cs="Times New Roman"/>
-          <w:sz w:val="24"/>
-          <w:szCs w:val="24"/>
-          <w:lang w:val="en-US"/>
-        </w:rPr>
-      </w:pPr>
-      <w:proofErr w:type="gramStart"/>
-      <w:r>
-        <w:rPr>
-          <w:rFonts w:ascii="Times New Roman" w:hAnsi="Times New Roman" w:cs="Times New Roman"/>
-          <w:sz w:val="24"/>
-          <w:szCs w:val="24"/>
-          <w:lang w:val="en-US"/>
-        </w:rPr>
-        <w:t>foreign</w:t>
-      </w:r>
-      <w:proofErr w:type="gramEnd"/>
-      <w:r>
-        <w:rPr>
-          <w:rFonts w:ascii="Times New Roman" w:hAnsi="Times New Roman" w:cs="Times New Roman"/>
-          <w:sz w:val="24"/>
-          <w:szCs w:val="24"/>
-          <w:lang w:val="en-US"/>
-        </w:rPr>
-        <w:t xml:space="preserve"> key (</w:t>
-      </w:r>
-      <w:proofErr w:type="spellStart"/>
-      <w:r>
-        <w:rPr>
-          <w:rFonts w:ascii="Times New Roman" w:hAnsi="Times New Roman" w:cs="Times New Roman"/>
-          <w:sz w:val="24"/>
-          <w:szCs w:val="24"/>
-          <w:lang w:val="en-US"/>
-        </w:rPr>
         <w:t>location_key</w:t>
       </w:r>
       <w:proofErr w:type="spellEnd"/>
@@ -2710,85 +2869,6 @@
           <w:szCs w:val="24"/>
           <w:lang w:val="en-US"/>
         </w:rPr>
-        <w:t xml:space="preserve"> </w:t>
-      </w:r>
-      <w:proofErr w:type="gramStart"/>
-      <w:r>
-        <w:rPr>
-          <w:rFonts w:ascii="Times New Roman" w:hAnsi="Times New Roman" w:cs="Times New Roman"/>
-          <w:sz w:val="24"/>
-          <w:szCs w:val="24"/>
-          <w:lang w:val="en-US"/>
-        </w:rPr>
-        <w:t>references</w:t>
-      </w:r>
-      <w:proofErr w:type="gramEnd"/>
-      <w:r>
-        <w:rPr>
-          <w:rFonts w:ascii="Times New Roman" w:hAnsi="Times New Roman" w:cs="Times New Roman"/>
-          <w:sz w:val="24"/>
-          <w:szCs w:val="24"/>
-          <w:lang w:val="en-US"/>
-        </w:rPr>
-        <w:t xml:space="preserve"> </w:t>
-      </w:r>
-      <w:proofErr w:type="spellStart"/>
-      <w:r>
-        <w:rPr>
-          <w:rFonts w:ascii="Times New Roman" w:hAnsi="Times New Roman" w:cs="Times New Roman"/>
-          <w:sz w:val="24"/>
-          <w:szCs w:val="24"/>
-          <w:lang w:val="en-US"/>
-        </w:rPr>
-        <w:t>dim_location</w:t>
-      </w:r>
-      <w:proofErr w:type="spellEnd"/>
-      <w:r>
-        <w:rPr>
-          <w:rFonts w:ascii="Times New Roman" w:hAnsi="Times New Roman" w:cs="Times New Roman"/>
-          <w:sz w:val="24"/>
-          <w:szCs w:val="24"/>
-          <w:lang w:val="en-US"/>
-        </w:rPr>
-        <w:t>(</w:t>
-      </w:r>
-      <w:proofErr w:type="spellStart"/>
-      <w:r>
-        <w:rPr>
-          <w:rFonts w:ascii="Times New Roman" w:hAnsi="Times New Roman" w:cs="Times New Roman"/>
-          <w:sz w:val="24"/>
-          <w:szCs w:val="24"/>
-          <w:lang w:val="en-US"/>
-        </w:rPr>
-        <w:t>location_key</w:t>
-      </w:r>
-      <w:proofErr w:type="spellEnd"/>
-      <w:r>
-        <w:rPr>
-          <w:rFonts w:ascii="Times New Roman" w:hAnsi="Times New Roman" w:cs="Times New Roman"/>
-          <w:sz w:val="24"/>
-          <w:szCs w:val="24"/>
-          <w:lang w:val="en-US"/>
-        </w:rPr>
-        <w:t>)</w:t>
-      </w:r>
-    </w:p>
-    <w:p>
-      <w:pPr>
-        <w:rPr>
-          <w:rFonts w:ascii="Times New Roman" w:hAnsi="Times New Roman" w:cs="Times New Roman"/>
-          <w:sz w:val="24"/>
-          <w:szCs w:val="24"/>
-          <w:lang w:val="en-US"/>
-        </w:rPr>
-      </w:pPr>
-      <w:r>
-        <w:rPr>
-          <w:rFonts w:ascii="Times New Roman" w:hAnsi="Times New Roman" w:cs="Times New Roman"/>
-          <w:sz w:val="24"/>
-          <w:szCs w:val="24"/>
-          <w:lang w:val="en-US"/>
-        </w:rPr>
         <w:t xml:space="preserve">); </w:t>
       </w:r>
     </w:p>
@@ -2796,11 +2876,46 @@
       <w:pPr>
         <w:rPr>
           <w:rFonts w:ascii="Times New Roman" w:hAnsi="Times New Roman" w:cs="Times New Roman"/>
-          <w:sz w:val="24"/>
-          <w:szCs w:val="24"/>
-          <w:lang w:val="en-US"/>
-        </w:rPr>
-      </w:pPr>
+          <w:b/>
+          <w:sz w:val="24"/>
+          <w:szCs w:val="24"/>
+          <w:lang w:val="en-US"/>
+        </w:rPr>
+      </w:pPr>
+      <w:proofErr w:type="gramStart"/>
+      <w:r>
+        <w:rPr>
+          <w:rFonts w:ascii="Times New Roman" w:hAnsi="Times New Roman" w:cs="Times New Roman"/>
+          <w:b/>
+          <w:sz w:val="24"/>
+          <w:szCs w:val="24"/>
+          <w:lang w:val="en-US"/>
+        </w:rPr>
+        <w:t>3.</w:t>
+      </w:r>
+      <w:r>
+        <w:rPr>
+          <w:rFonts w:ascii="Times New Roman" w:hAnsi="Times New Roman" w:cs="Times New Roman"/>
+          <w:b/>
+          <w:sz w:val="24"/>
+          <w:szCs w:val="24"/>
+          <w:u w:val="single"/>
+          <w:lang w:val="en-US"/>
+        </w:rPr>
+        <w:t>INSERT</w:t>
+      </w:r>
+      <w:proofErr w:type="gramEnd"/>
+      <w:r>
+        <w:rPr>
+          <w:rFonts w:ascii="Times New Roman" w:hAnsi="Times New Roman" w:cs="Times New Roman"/>
+          <w:b/>
+          <w:sz w:val="24"/>
+          <w:szCs w:val="24"/>
+          <w:u w:val="single"/>
+          <w:lang w:val="en-US"/>
+        </w:rPr>
+        <w:t xml:space="preserve"> DATA INTO CUSTOMER DIMENSION</w:t>
+      </w:r>
     </w:p>
     <w:p>
       <w:pPr>
@@ -3192,7 +3307,7 @@
                     <pic:cNvPicPr/>
                   </pic:nvPicPr>
                   <pic:blipFill>
-                    <a:blip r:embed="rId7"/>
+                    <a:blip r:embed="rId8"/>
                     <a:stretch>
                       <a:fillRect/>
                     </a:stretch>
@@ -3222,22 +3337,204 @@
       <w:pPr>
         <w:rPr>
           <w:rFonts w:ascii="Times New Roman" w:hAnsi="Times New Roman" w:cs="Times New Roman"/>
-          <w:sz w:val="24"/>
-          <w:szCs w:val="24"/>
-          <w:lang w:val="en-US"/>
-        </w:rPr>
-      </w:pPr>
-    </w:p>
-    <w:p>
-      <w:pPr>
-        <w:rPr>
-          <w:rFonts w:ascii="Times New Roman" w:hAnsi="Times New Roman" w:cs="Times New Roman"/>
-          <w:sz w:val="24"/>
-          <w:szCs w:val="24"/>
-          <w:lang w:val="en-US"/>
-        </w:rPr>
-      </w:pPr>
-      <w:proofErr w:type="gramStart"/>
+          <w:b/>
+          <w:sz w:val="24"/>
+          <w:szCs w:val="24"/>
+          <w:u w:val="single"/>
+          <w:lang w:val="en-US"/>
+        </w:rPr>
+      </w:pPr>
+      <w:r>
+        <w:rPr>
+          <w:rFonts w:ascii="Times New Roman" w:hAnsi="Times New Roman" w:cs="Times New Roman"/>
+          <w:b/>
+          <w:sz w:val="24"/>
+          <w:szCs w:val="24"/>
+          <w:lang w:val="en-US"/>
+        </w:rPr>
+        <w:t xml:space="preserve">4. </w:t>
+      </w:r>
+      <w:r>
+        <w:rPr>
+          <w:rFonts w:ascii="Times New Roman" w:hAnsi="Times New Roman" w:cs="Times New Roman"/>
+          <w:b/>
+          <w:sz w:val="24"/>
+          <w:szCs w:val="24"/>
+          <w:u w:val="single"/>
+          <w:lang w:val="en-US"/>
+        </w:rPr>
+        <w:t>INSERT DATA INTO PRODUCT DIMENSION</w:t>
+      </w:r>
+    </w:p>
+    <w:p>
+      <w:pPr>
+        <w:rPr>
+          <w:rFonts w:ascii="Times New Roman" w:hAnsi="Times New Roman" w:cs="Times New Roman"/>
+          <w:sz w:val="24"/>
+          <w:szCs w:val="24"/>
+          <w:lang w:val="en-US"/>
+        </w:rPr>
+      </w:pPr>
+      <w:proofErr w:type="gramStart"/>
+      <w:r>
+        <w:rPr>
+          <w:rFonts w:ascii="Times New Roman" w:hAnsi="Times New Roman" w:cs="Times New Roman"/>
+          <w:sz w:val="24"/>
+          <w:szCs w:val="24"/>
+          <w:lang w:val="en-US"/>
+        </w:rPr>
+        <w:t>insert</w:t>
+      </w:r>
+      <w:proofErr w:type="gramEnd"/>
+      <w:r>
+        <w:rPr>
+          <w:rFonts w:ascii="Times New Roman" w:hAnsi="Times New Roman" w:cs="Times New Roman"/>
+          <w:sz w:val="24"/>
+          <w:szCs w:val="24"/>
+          <w:lang w:val="en-US"/>
+        </w:rPr>
+        <w:t xml:space="preserve"> into </w:t>
+      </w:r>
+      <w:proofErr w:type="spellStart"/>
+      <w:r>
+        <w:rPr>
+          <w:rFonts w:ascii="Times New Roman" w:hAnsi="Times New Roman" w:cs="Times New Roman"/>
+          <w:sz w:val="24"/>
+          <w:szCs w:val="24"/>
+          <w:lang w:val="en-US"/>
+        </w:rPr>
+        <w:t>dim_product</w:t>
+      </w:r>
+      <w:proofErr w:type="spellEnd"/>
+    </w:p>
+    <w:p>
+      <w:pPr>
+        <w:rPr>
+          <w:rFonts w:ascii="Times New Roman" w:hAnsi="Times New Roman" w:cs="Times New Roman"/>
+          <w:sz w:val="24"/>
+          <w:szCs w:val="24"/>
+          <w:lang w:val="en-US"/>
+        </w:rPr>
+      </w:pPr>
+      <w:r>
+        <w:rPr>
+          <w:rFonts w:ascii="Times New Roman" w:hAnsi="Times New Roman" w:cs="Times New Roman"/>
+          <w:sz w:val="24"/>
+          <w:szCs w:val="24"/>
+          <w:lang w:val="en-US"/>
+        </w:rPr>
+        <w:t>(</w:t>
+      </w:r>
+      <w:proofErr w:type="spellStart"/>
+      <w:r>
+        <w:rPr>
+          <w:rFonts w:ascii="Times New Roman" w:hAnsi="Times New Roman" w:cs="Times New Roman"/>
+          <w:sz w:val="24"/>
+          <w:szCs w:val="24"/>
+          <w:lang w:val="en-US"/>
+        </w:rPr>
+        <w:t>product_id</w:t>
+      </w:r>
+      <w:proofErr w:type="gramStart"/>
+      <w:r>
+        <w:rPr>
+          <w:rFonts w:ascii="Times New Roman" w:hAnsi="Times New Roman" w:cs="Times New Roman"/>
+          <w:sz w:val="24"/>
+          <w:szCs w:val="24"/>
+          <w:lang w:val="en-US"/>
+        </w:rPr>
+        <w:t>,product</w:t>
+      </w:r>
+      <w:proofErr w:type="gramEnd"/>
+      <w:r>
+        <w:rPr>
+          <w:rFonts w:ascii="Times New Roman" w:hAnsi="Times New Roman" w:cs="Times New Roman"/>
+          <w:sz w:val="24"/>
+          <w:szCs w:val="24"/>
+          <w:lang w:val="en-US"/>
+        </w:rPr>
+        <w:t>_name,category</w:t>
+      </w:r>
+      <w:proofErr w:type="spellEnd"/>
+      <w:r>
+        <w:rPr>
+          <w:rFonts w:ascii="Times New Roman" w:hAnsi="Times New Roman" w:cs="Times New Roman"/>
+          <w:sz w:val="24"/>
+          <w:szCs w:val="24"/>
+          <w:lang w:val="en-US"/>
+        </w:rPr>
+        <w:t xml:space="preserve"> ,price)</w:t>
+      </w:r>
+    </w:p>
+    <w:p>
+      <w:pPr>
+        <w:rPr>
+          <w:rFonts w:ascii="Times New Roman" w:hAnsi="Times New Roman" w:cs="Times New Roman"/>
+          <w:sz w:val="24"/>
+          <w:szCs w:val="24"/>
+          <w:lang w:val="en-US"/>
+        </w:rPr>
+      </w:pPr>
+      <w:proofErr w:type="gramStart"/>
+      <w:r>
+        <w:rPr>
+          <w:rFonts w:ascii="Times New Roman" w:hAnsi="Times New Roman" w:cs="Times New Roman"/>
+          <w:sz w:val="24"/>
+          <w:szCs w:val="24"/>
+          <w:lang w:val="en-US"/>
+        </w:rPr>
+        <w:t>values</w:t>
+      </w:r>
+      <w:proofErr w:type="gramEnd"/>
+    </w:p>
+    <w:p>
+      <w:pPr>
+        <w:rPr>
+          <w:rFonts w:ascii="Times New Roman" w:hAnsi="Times New Roman" w:cs="Times New Roman"/>
+          <w:sz w:val="24"/>
+          <w:szCs w:val="24"/>
+          <w:lang w:val="en-US"/>
+        </w:rPr>
+      </w:pPr>
+      <w:r>
+        <w:rPr>
+          <w:rFonts w:ascii="Times New Roman" w:hAnsi="Times New Roman" w:cs="Times New Roman"/>
+          <w:sz w:val="24"/>
+          <w:szCs w:val="24"/>
+          <w:lang w:val="en-US"/>
+        </w:rPr>
+        <w:t>(1,'Laptop','Electronics'</w:t>
+      </w:r>
+      <w:proofErr w:type="gramStart"/>
+      <w:r>
+        <w:rPr>
+          <w:rFonts w:ascii="Times New Roman" w:hAnsi="Times New Roman" w:cs="Times New Roman"/>
+          <w:sz w:val="24"/>
+          <w:szCs w:val="24"/>
+          <w:lang w:val="en-US"/>
+        </w:rPr>
+        <w:t>,55000</w:t>
+      </w:r>
+      <w:proofErr w:type="gramEnd"/>
+      <w:r>
+        <w:rPr>
+          <w:rFonts w:ascii="Times New Roman" w:hAnsi="Times New Roman" w:cs="Times New Roman"/>
+          <w:sz w:val="24"/>
+          <w:szCs w:val="24"/>
+          <w:lang w:val="en-US"/>
+        </w:rPr>
+        <w:t>),</w:t>
+      </w:r>
+    </w:p>
+    <w:p>
+      <w:pPr>
+        <w:rPr>
+          <w:rFonts w:ascii="Times New Roman" w:hAnsi="Times New Roman" w:cs="Times New Roman"/>
+          <w:sz w:val="24"/>
+          <w:szCs w:val="24"/>
+          <w:lang w:val="en-US"/>
+        </w:rPr>
+      </w:pPr>
       <w:r>
         <w:rPr>
           <w:rFonts w:ascii="Times New Roman" w:hAnsi="Times New Roman" w:cs="Times New Roman"/>
@@ -3246,6 +3543,236 @@
           <w:lang w:val="en-US"/>
         </w:rPr>
         <w:lastRenderedPageBreak/>
+        <w:t>(2,'Mobile','Electronics'</w:t>
+      </w:r>
+      <w:proofErr w:type="gramStart"/>
+      <w:r>
+        <w:rPr>
+          <w:rFonts w:ascii="Times New Roman" w:hAnsi="Times New Roman" w:cs="Times New Roman"/>
+          <w:sz w:val="24"/>
+          <w:szCs w:val="24"/>
+          <w:lang w:val="en-US"/>
+        </w:rPr>
+        <w:t>,20000</w:t>
+      </w:r>
+      <w:proofErr w:type="gramEnd"/>
+      <w:r>
+        <w:rPr>
+          <w:rFonts w:ascii="Times New Roman" w:hAnsi="Times New Roman" w:cs="Times New Roman"/>
+          <w:sz w:val="24"/>
+          <w:szCs w:val="24"/>
+          <w:lang w:val="en-US"/>
+        </w:rPr>
+        <w:t>),</w:t>
+      </w:r>
+    </w:p>
+    <w:p>
+      <w:pPr>
+        <w:rPr>
+          <w:rFonts w:ascii="Times New Roman" w:hAnsi="Times New Roman" w:cs="Times New Roman"/>
+          <w:sz w:val="24"/>
+          <w:szCs w:val="24"/>
+          <w:lang w:val="en-US"/>
+        </w:rPr>
+      </w:pPr>
+      <w:r>
+        <w:rPr>
+          <w:rFonts w:ascii="Times New Roman" w:hAnsi="Times New Roman" w:cs="Times New Roman"/>
+          <w:sz w:val="24"/>
+          <w:szCs w:val="24"/>
+          <w:lang w:val="en-US"/>
+        </w:rPr>
+        <w:t>(3,'Mouse','Accessories'</w:t>
+      </w:r>
+      <w:proofErr w:type="gramStart"/>
+      <w:r>
+        <w:rPr>
+          <w:rFonts w:ascii="Times New Roman" w:hAnsi="Times New Roman" w:cs="Times New Roman"/>
+          <w:sz w:val="24"/>
+          <w:szCs w:val="24"/>
+          <w:lang w:val="en-US"/>
+        </w:rPr>
+        <w:t>,500</w:t>
+      </w:r>
+      <w:proofErr w:type="gramEnd"/>
+      <w:r>
+        <w:rPr>
+          <w:rFonts w:ascii="Times New Roman" w:hAnsi="Times New Roman" w:cs="Times New Roman"/>
+          <w:sz w:val="24"/>
+          <w:szCs w:val="24"/>
+          <w:lang w:val="en-US"/>
+        </w:rPr>
+        <w:t>),</w:t>
+      </w:r>
+    </w:p>
+    <w:p>
+      <w:pPr>
+        <w:rPr>
+          <w:rFonts w:ascii="Times New Roman" w:hAnsi="Times New Roman" w:cs="Times New Roman"/>
+          <w:sz w:val="24"/>
+          <w:szCs w:val="24"/>
+          <w:lang w:val="en-US"/>
+        </w:rPr>
+      </w:pPr>
+      <w:r>
+        <w:rPr>
+          <w:rFonts w:ascii="Times New Roman" w:hAnsi="Times New Roman" w:cs="Times New Roman"/>
+          <w:sz w:val="24"/>
+          <w:szCs w:val="24"/>
+          <w:lang w:val="en-US"/>
+        </w:rPr>
+        <w:t>(4,'Keyboard','Accessories'</w:t>
+      </w:r>
+      <w:proofErr w:type="gramStart"/>
+      <w:r>
+        <w:rPr>
+          <w:rFonts w:ascii="Times New Roman" w:hAnsi="Times New Roman" w:cs="Times New Roman"/>
+          <w:sz w:val="24"/>
+          <w:szCs w:val="24"/>
+          <w:lang w:val="en-US"/>
+        </w:rPr>
+        <w:t>,1200</w:t>
+      </w:r>
+      <w:proofErr w:type="gramEnd"/>
+      <w:r>
+        <w:rPr>
+          <w:rFonts w:ascii="Times New Roman" w:hAnsi="Times New Roman" w:cs="Times New Roman"/>
+          <w:sz w:val="24"/>
+          <w:szCs w:val="24"/>
+          <w:lang w:val="en-US"/>
+        </w:rPr>
+        <w:t>),</w:t>
+      </w:r>
+    </w:p>
+    <w:p>
+      <w:pPr>
+        <w:rPr>
+          <w:rFonts w:ascii="Times New Roman" w:hAnsi="Times New Roman" w:cs="Times New Roman"/>
+          <w:sz w:val="24"/>
+          <w:szCs w:val="24"/>
+          <w:lang w:val="en-US"/>
+        </w:rPr>
+      </w:pPr>
+      <w:r>
+        <w:rPr>
+          <w:rFonts w:ascii="Times New Roman" w:hAnsi="Times New Roman" w:cs="Times New Roman"/>
+          <w:sz w:val="24"/>
+          <w:szCs w:val="24"/>
+          <w:lang w:val="en-US"/>
+        </w:rPr>
+        <w:t>(5,'Headphones','Accessories'</w:t>
+      </w:r>
+      <w:proofErr w:type="gramStart"/>
+      <w:r>
+        <w:rPr>
+          <w:rFonts w:ascii="Times New Roman" w:hAnsi="Times New Roman" w:cs="Times New Roman"/>
+          <w:sz w:val="24"/>
+          <w:szCs w:val="24"/>
+          <w:lang w:val="en-US"/>
+        </w:rPr>
+        <w:t>,1500</w:t>
+      </w:r>
+      <w:proofErr w:type="gramEnd"/>
+      <w:r>
+        <w:rPr>
+          <w:rFonts w:ascii="Times New Roman" w:hAnsi="Times New Roman" w:cs="Times New Roman"/>
+          <w:sz w:val="24"/>
+          <w:szCs w:val="24"/>
+          <w:lang w:val="en-US"/>
+        </w:rPr>
+        <w:t>);</w:t>
+      </w:r>
+    </w:p>
+    <w:p>
+      <w:pPr>
+        <w:rPr>
+          <w:rFonts w:ascii="Times New Roman" w:hAnsi="Times New Roman" w:cs="Times New Roman"/>
+          <w:sz w:val="24"/>
+          <w:szCs w:val="24"/>
+          <w:lang w:val="en-US"/>
+        </w:rPr>
+      </w:pPr>
+      <w:proofErr w:type="gramStart"/>
+      <w:r>
+        <w:rPr>
+          <w:rFonts w:ascii="Times New Roman" w:hAnsi="Times New Roman" w:cs="Times New Roman"/>
+          <w:sz w:val="24"/>
+          <w:szCs w:val="24"/>
+          <w:lang w:val="en-US"/>
+        </w:rPr>
+        <w:t>select*</w:t>
+      </w:r>
+      <w:proofErr w:type="gramEnd"/>
+      <w:r>
+        <w:rPr>
+          <w:rFonts w:ascii="Times New Roman" w:hAnsi="Times New Roman" w:cs="Times New Roman"/>
+          <w:sz w:val="24"/>
+          <w:szCs w:val="24"/>
+          <w:lang w:val="en-US"/>
+        </w:rPr>
+        <w:t xml:space="preserve">from </w:t>
+      </w:r>
+      <w:proofErr w:type="spellStart"/>
+      <w:r>
+        <w:rPr>
+          <w:rFonts w:ascii="Times New Roman" w:hAnsi="Times New Roman" w:cs="Times New Roman"/>
+          <w:sz w:val="24"/>
+          <w:szCs w:val="24"/>
+          <w:lang w:val="en-US"/>
+        </w:rPr>
+        <w:t>dim_product</w:t>
+      </w:r>
+      <w:proofErr w:type="spellEnd"/>
+    </w:p>
+    <w:p>
+      <w:pPr>
+        <w:rPr>
+          <w:rFonts w:ascii="Times New Roman" w:hAnsi="Times New Roman" w:cs="Times New Roman"/>
+          <w:b/>
+          <w:sz w:val="24"/>
+          <w:szCs w:val="24"/>
+          <w:lang w:val="en-US"/>
+        </w:rPr>
+      </w:pPr>
+      <w:r>
+        <w:rPr>
+          <w:rFonts w:ascii="Times New Roman" w:hAnsi="Times New Roman" w:cs="Times New Roman"/>
+          <w:b/>
+          <w:sz w:val="24"/>
+          <w:szCs w:val="24"/>
+          <w:lang w:val="en-US"/>
+        </w:rPr>
+        <w:t xml:space="preserve">5. </w:t>
+      </w:r>
+      <w:r>
+        <w:rPr>
+          <w:rFonts w:ascii="Times New Roman" w:hAnsi="Times New Roman" w:cs="Times New Roman"/>
+          <w:b/>
+          <w:sz w:val="24"/>
+          <w:szCs w:val="24"/>
+          <w:u w:val="single"/>
+          <w:lang w:val="en-US"/>
+        </w:rPr>
+        <w:t>INSERT DATA INTO DATE DIMENSION</w:t>
+      </w:r>
+    </w:p>
+    <w:p>
+      <w:pPr>
+        <w:rPr>
+          <w:rFonts w:ascii="Times New Roman" w:hAnsi="Times New Roman" w:cs="Times New Roman"/>
+          <w:sz w:val="24"/>
+          <w:szCs w:val="24"/>
+          <w:lang w:val="en-US"/>
+        </w:rPr>
+      </w:pPr>
+      <w:proofErr w:type="gramStart"/>
+      <w:r>
+        <w:rPr>
+          <w:rFonts w:ascii="Times New Roman" w:hAnsi="Times New Roman" w:cs="Times New Roman"/>
+          <w:sz w:val="24"/>
+          <w:szCs w:val="24"/>
+          <w:lang w:val="en-US"/>
+        </w:rPr>
         <w:t>insert</w:t>
       </w:r>
       <w:proofErr w:type="gramEnd"/>
@@ -3266,7 +3793,7 @@
           <w:szCs w:val="24"/>
           <w:lang w:val="en-US"/>
         </w:rPr>
-        <w:t>dim_product</w:t>
+        <w:t>dim_date</w:t>
       </w:r>
       <w:proofErr w:type="spellEnd"/>
     </w:p>
@@ -3296,37 +3823,37 @@
           <w:szCs w:val="24"/>
           <w:lang w:val="en-US"/>
         </w:rPr>
-        <w:t>product_id</w:t>
-      </w:r>
-      <w:proofErr w:type="gramStart"/>
-      <w:r>
-        <w:rPr>
-          <w:rFonts w:ascii="Times New Roman" w:hAnsi="Times New Roman" w:cs="Times New Roman"/>
-          <w:sz w:val="24"/>
-          <w:szCs w:val="24"/>
-          <w:lang w:val="en-US"/>
-        </w:rPr>
-        <w:t>,product</w:t>
-      </w:r>
-      <w:proofErr w:type="gramEnd"/>
-      <w:r>
-        <w:rPr>
-          <w:rFonts w:ascii="Times New Roman" w:hAnsi="Times New Roman" w:cs="Times New Roman"/>
-          <w:sz w:val="24"/>
-          <w:szCs w:val="24"/>
-          <w:lang w:val="en-US"/>
-        </w:rPr>
-        <w:t>_name,category</w:t>
-      </w:r>
-      <w:proofErr w:type="spellEnd"/>
-      <w:r>
-        <w:rPr>
-          <w:rFonts w:ascii="Times New Roman" w:hAnsi="Times New Roman" w:cs="Times New Roman"/>
-          <w:sz w:val="24"/>
-          <w:szCs w:val="24"/>
-          <w:lang w:val="en-US"/>
-        </w:rPr>
-        <w:t xml:space="preserve"> ,price)</w:t>
+        <w:t>date_key</w:t>
+      </w:r>
+      <w:proofErr w:type="gramStart"/>
+      <w:r>
+        <w:rPr>
+          <w:rFonts w:ascii="Times New Roman" w:hAnsi="Times New Roman" w:cs="Times New Roman"/>
+          <w:sz w:val="24"/>
+          <w:szCs w:val="24"/>
+          <w:lang w:val="en-US"/>
+        </w:rPr>
+        <w:t>,full</w:t>
+      </w:r>
+      <w:proofErr w:type="gramEnd"/>
+      <w:r>
+        <w:rPr>
+          <w:rFonts w:ascii="Times New Roman" w:hAnsi="Times New Roman" w:cs="Times New Roman"/>
+          <w:sz w:val="24"/>
+          <w:szCs w:val="24"/>
+          <w:lang w:val="en-US"/>
+        </w:rPr>
+        <w:t>_date,day,month,month_name,quarter,year</w:t>
+      </w:r>
+      <w:proofErr w:type="spellEnd"/>
+      <w:r>
+        <w:rPr>
+          <w:rFonts w:ascii="Times New Roman" w:hAnsi="Times New Roman" w:cs="Times New Roman"/>
+          <w:sz w:val="24"/>
+          <w:szCs w:val="24"/>
+          <w:lang w:val="en-US"/>
+        </w:rPr>
+        <w:t>)</w:t>
       </w:r>
     </w:p>
     <w:p>
@@ -3366,183 +3893,261 @@
           <w:szCs w:val="24"/>
           <w:lang w:val="en-US"/>
         </w:rPr>
-        <w:t>(1,'Laptop','Electronics'</w:t>
-      </w:r>
-      <w:proofErr w:type="gramStart"/>
-      <w:r>
-        <w:rPr>
-          <w:rFonts w:ascii="Times New Roman" w:hAnsi="Times New Roman" w:cs="Times New Roman"/>
-          <w:sz w:val="24"/>
-          <w:szCs w:val="24"/>
-          <w:lang w:val="en-US"/>
-        </w:rPr>
-        <w:t>,55000</w:t>
-      </w:r>
-      <w:proofErr w:type="gramEnd"/>
-      <w:r>
-        <w:rPr>
-          <w:rFonts w:ascii="Times New Roman" w:hAnsi="Times New Roman" w:cs="Times New Roman"/>
-          <w:sz w:val="24"/>
-          <w:szCs w:val="24"/>
-          <w:lang w:val="en-US"/>
-        </w:rPr>
-        <w:t>),</w:t>
-      </w:r>
-    </w:p>
-    <w:p>
-      <w:pPr>
-        <w:rPr>
-          <w:rFonts w:ascii="Times New Roman" w:hAnsi="Times New Roman" w:cs="Times New Roman"/>
-          <w:sz w:val="24"/>
-          <w:szCs w:val="24"/>
-          <w:lang w:val="en-US"/>
-        </w:rPr>
-      </w:pPr>
-      <w:r>
-        <w:rPr>
-          <w:rFonts w:ascii="Times New Roman" w:hAnsi="Times New Roman" w:cs="Times New Roman"/>
-          <w:sz w:val="24"/>
-          <w:szCs w:val="24"/>
-          <w:lang w:val="en-US"/>
-        </w:rPr>
-        <w:t>(2,'Mobile','Electronics'</w:t>
-      </w:r>
-      <w:proofErr w:type="gramStart"/>
-      <w:r>
-        <w:rPr>
-          <w:rFonts w:ascii="Times New Roman" w:hAnsi="Times New Roman" w:cs="Times New Roman"/>
-          <w:sz w:val="24"/>
-          <w:szCs w:val="24"/>
-          <w:lang w:val="en-US"/>
-        </w:rPr>
-        <w:t>,20000</w:t>
-      </w:r>
-      <w:proofErr w:type="gramEnd"/>
-      <w:r>
-        <w:rPr>
-          <w:rFonts w:ascii="Times New Roman" w:hAnsi="Times New Roman" w:cs="Times New Roman"/>
-          <w:sz w:val="24"/>
-          <w:szCs w:val="24"/>
-          <w:lang w:val="en-US"/>
-        </w:rPr>
-        <w:t>),</w:t>
-      </w:r>
-    </w:p>
-    <w:p>
-      <w:pPr>
-        <w:rPr>
-          <w:rFonts w:ascii="Times New Roman" w:hAnsi="Times New Roman" w:cs="Times New Roman"/>
-          <w:sz w:val="24"/>
-          <w:szCs w:val="24"/>
-          <w:lang w:val="en-US"/>
-        </w:rPr>
-      </w:pPr>
-      <w:r>
-        <w:rPr>
-          <w:rFonts w:ascii="Times New Roman" w:hAnsi="Times New Roman" w:cs="Times New Roman"/>
-          <w:sz w:val="24"/>
-          <w:szCs w:val="24"/>
-          <w:lang w:val="en-US"/>
-        </w:rPr>
-        <w:t>(3,'Mouse','Accessories'</w:t>
-      </w:r>
-      <w:proofErr w:type="gramStart"/>
-      <w:r>
-        <w:rPr>
-          <w:rFonts w:ascii="Times New Roman" w:hAnsi="Times New Roman" w:cs="Times New Roman"/>
-          <w:sz w:val="24"/>
-          <w:szCs w:val="24"/>
-          <w:lang w:val="en-US"/>
-        </w:rPr>
-        <w:t>,500</w:t>
-      </w:r>
-      <w:proofErr w:type="gramEnd"/>
-      <w:r>
-        <w:rPr>
-          <w:rFonts w:ascii="Times New Roman" w:hAnsi="Times New Roman" w:cs="Times New Roman"/>
-          <w:sz w:val="24"/>
-          <w:szCs w:val="24"/>
-          <w:lang w:val="en-US"/>
-        </w:rPr>
-        <w:t>),</w:t>
-      </w:r>
-    </w:p>
-    <w:p>
-      <w:pPr>
-        <w:rPr>
-          <w:rFonts w:ascii="Times New Roman" w:hAnsi="Times New Roman" w:cs="Times New Roman"/>
-          <w:sz w:val="24"/>
-          <w:szCs w:val="24"/>
-          <w:lang w:val="en-US"/>
-        </w:rPr>
-      </w:pPr>
-      <w:r>
-        <w:rPr>
-          <w:rFonts w:ascii="Times New Roman" w:hAnsi="Times New Roman" w:cs="Times New Roman"/>
-          <w:sz w:val="24"/>
-          <w:szCs w:val="24"/>
-          <w:lang w:val="en-US"/>
-        </w:rPr>
-        <w:t>(4,'Keyboard','Accessories'</w:t>
-      </w:r>
-      <w:proofErr w:type="gramStart"/>
-      <w:r>
-        <w:rPr>
-          <w:rFonts w:ascii="Times New Roman" w:hAnsi="Times New Roman" w:cs="Times New Roman"/>
-          <w:sz w:val="24"/>
-          <w:szCs w:val="24"/>
-          <w:lang w:val="en-US"/>
-        </w:rPr>
-        <w:t>,1200</w:t>
-      </w:r>
-      <w:proofErr w:type="gramEnd"/>
-      <w:r>
-        <w:rPr>
-          <w:rFonts w:ascii="Times New Roman" w:hAnsi="Times New Roman" w:cs="Times New Roman"/>
-          <w:sz w:val="24"/>
-          <w:szCs w:val="24"/>
-          <w:lang w:val="en-US"/>
-        </w:rPr>
-        <w:t>),</w:t>
-      </w:r>
-    </w:p>
-    <w:p>
-      <w:pPr>
-        <w:rPr>
-          <w:rFonts w:ascii="Times New Roman" w:hAnsi="Times New Roman" w:cs="Times New Roman"/>
-          <w:sz w:val="24"/>
-          <w:szCs w:val="24"/>
-          <w:lang w:val="en-US"/>
-        </w:rPr>
-      </w:pPr>
-      <w:r>
-        <w:rPr>
-          <w:rFonts w:ascii="Times New Roman" w:hAnsi="Times New Roman" w:cs="Times New Roman"/>
-          <w:sz w:val="24"/>
-          <w:szCs w:val="24"/>
-          <w:lang w:val="en-US"/>
-        </w:rPr>
-        <w:t>(5,'Headphones','Accessories'</w:t>
-      </w:r>
-      <w:proofErr w:type="gramStart"/>
-      <w:r>
-        <w:rPr>
-          <w:rFonts w:ascii="Times New Roman" w:hAnsi="Times New Roman" w:cs="Times New Roman"/>
-          <w:sz w:val="24"/>
-          <w:szCs w:val="24"/>
-          <w:lang w:val="en-US"/>
-        </w:rPr>
-        <w:t>,1500</w:t>
-      </w:r>
-      <w:proofErr w:type="gramEnd"/>
-      <w:r>
-        <w:rPr>
-          <w:rFonts w:ascii="Times New Roman" w:hAnsi="Times New Roman" w:cs="Times New Roman"/>
-          <w:sz w:val="24"/>
-          <w:szCs w:val="24"/>
-          <w:lang w:val="en-US"/>
-        </w:rPr>
-        <w:t>);</w:t>
+        <w:t>(20260105,'2026-01-05'</w:t>
+      </w:r>
+      <w:proofErr w:type="gramStart"/>
+      <w:r>
+        <w:rPr>
+          <w:rFonts w:ascii="Times New Roman" w:hAnsi="Times New Roman" w:cs="Times New Roman"/>
+          <w:sz w:val="24"/>
+          <w:szCs w:val="24"/>
+          <w:lang w:val="en-US"/>
+        </w:rPr>
+        <w:t>,5,1</w:t>
+      </w:r>
+      <w:proofErr w:type="gramEnd"/>
+      <w:r>
+        <w:rPr>
+          <w:rFonts w:ascii="Times New Roman" w:hAnsi="Times New Roman" w:cs="Times New Roman"/>
+          <w:sz w:val="24"/>
+          <w:szCs w:val="24"/>
+          <w:lang w:val="en-US"/>
+        </w:rPr>
+        <w:t>,'January',1,2026),</w:t>
+      </w:r>
+    </w:p>
+    <w:p>
+      <w:pPr>
+        <w:rPr>
+          <w:rFonts w:ascii="Times New Roman" w:hAnsi="Times New Roman" w:cs="Times New Roman"/>
+          <w:sz w:val="24"/>
+          <w:szCs w:val="24"/>
+          <w:lang w:val="en-US"/>
+        </w:rPr>
+      </w:pPr>
+      <w:r>
+        <w:rPr>
+          <w:rFonts w:ascii="Times New Roman" w:hAnsi="Times New Roman" w:cs="Times New Roman"/>
+          <w:sz w:val="24"/>
+          <w:szCs w:val="24"/>
+          <w:lang w:val="en-US"/>
+        </w:rPr>
+        <w:t>(20260110,'2026-01-10'</w:t>
+      </w:r>
+      <w:proofErr w:type="gramStart"/>
+      <w:r>
+        <w:rPr>
+          <w:rFonts w:ascii="Times New Roman" w:hAnsi="Times New Roman" w:cs="Times New Roman"/>
+          <w:sz w:val="24"/>
+          <w:szCs w:val="24"/>
+          <w:lang w:val="en-US"/>
+        </w:rPr>
+        <w:t>,10,1</w:t>
+      </w:r>
+      <w:proofErr w:type="gramEnd"/>
+      <w:r>
+        <w:rPr>
+          <w:rFonts w:ascii="Times New Roman" w:hAnsi="Times New Roman" w:cs="Times New Roman"/>
+          <w:sz w:val="24"/>
+          <w:szCs w:val="24"/>
+          <w:lang w:val="en-US"/>
+        </w:rPr>
+        <w:t>,'January',1,2026),</w:t>
+      </w:r>
+    </w:p>
+    <w:p>
+      <w:pPr>
+        <w:rPr>
+          <w:rFonts w:ascii="Times New Roman" w:hAnsi="Times New Roman" w:cs="Times New Roman"/>
+          <w:sz w:val="24"/>
+          <w:szCs w:val="24"/>
+          <w:lang w:val="en-US"/>
+        </w:rPr>
+      </w:pPr>
+      <w:r>
+        <w:rPr>
+          <w:rFonts w:ascii="Times New Roman" w:hAnsi="Times New Roman" w:cs="Times New Roman"/>
+          <w:sz w:val="24"/>
+          <w:szCs w:val="24"/>
+          <w:lang w:val="en-US"/>
+        </w:rPr>
+        <w:t>(20260205,'2026-02-05'</w:t>
+      </w:r>
+      <w:proofErr w:type="gramStart"/>
+      <w:r>
+        <w:rPr>
+          <w:rFonts w:ascii="Times New Roman" w:hAnsi="Times New Roman" w:cs="Times New Roman"/>
+          <w:sz w:val="24"/>
+          <w:szCs w:val="24"/>
+          <w:lang w:val="en-US"/>
+        </w:rPr>
+        <w:t>,5,2</w:t>
+      </w:r>
+      <w:proofErr w:type="gramEnd"/>
+      <w:r>
+        <w:rPr>
+          <w:rFonts w:ascii="Times New Roman" w:hAnsi="Times New Roman" w:cs="Times New Roman"/>
+          <w:sz w:val="24"/>
+          <w:szCs w:val="24"/>
+          <w:lang w:val="en-US"/>
+        </w:rPr>
+        <w:t>,'February',1,2026),</w:t>
+      </w:r>
+    </w:p>
+    <w:p>
+      <w:pPr>
+        <w:rPr>
+          <w:rFonts w:ascii="Times New Roman" w:hAnsi="Times New Roman" w:cs="Times New Roman"/>
+          <w:sz w:val="24"/>
+          <w:szCs w:val="24"/>
+          <w:lang w:val="en-US"/>
+        </w:rPr>
+      </w:pPr>
+      <w:r>
+        <w:rPr>
+          <w:rFonts w:ascii="Times New Roman" w:hAnsi="Times New Roman" w:cs="Times New Roman"/>
+          <w:sz w:val="24"/>
+          <w:szCs w:val="24"/>
+          <w:lang w:val="en-US"/>
+        </w:rPr>
+        <w:t>(20260210,'2026-02-10'</w:t>
+      </w:r>
+      <w:proofErr w:type="gramStart"/>
+      <w:r>
+        <w:rPr>
+          <w:rFonts w:ascii="Times New Roman" w:hAnsi="Times New Roman" w:cs="Times New Roman"/>
+          <w:sz w:val="24"/>
+          <w:szCs w:val="24"/>
+          <w:lang w:val="en-US"/>
+        </w:rPr>
+        <w:t>,10,2</w:t>
+      </w:r>
+      <w:proofErr w:type="gramEnd"/>
+      <w:r>
+        <w:rPr>
+          <w:rFonts w:ascii="Times New Roman" w:hAnsi="Times New Roman" w:cs="Times New Roman"/>
+          <w:sz w:val="24"/>
+          <w:szCs w:val="24"/>
+          <w:lang w:val="en-US"/>
+        </w:rPr>
+        <w:t>,'February',1,2026),</w:t>
+      </w:r>
+    </w:p>
+    <w:p>
+      <w:pPr>
+        <w:rPr>
+          <w:rFonts w:ascii="Times New Roman" w:hAnsi="Times New Roman" w:cs="Times New Roman"/>
+          <w:sz w:val="24"/>
+          <w:szCs w:val="24"/>
+          <w:lang w:val="en-US"/>
+        </w:rPr>
+      </w:pPr>
+      <w:r>
+        <w:rPr>
+          <w:rFonts w:ascii="Times New Roman" w:hAnsi="Times New Roman" w:cs="Times New Roman"/>
+          <w:sz w:val="24"/>
+          <w:szCs w:val="24"/>
+          <w:lang w:val="en-US"/>
+        </w:rPr>
+        <w:t>(20260305,'2026-03-05'</w:t>
+      </w:r>
+      <w:proofErr w:type="gramStart"/>
+      <w:r>
+        <w:rPr>
+          <w:rFonts w:ascii="Times New Roman" w:hAnsi="Times New Roman" w:cs="Times New Roman"/>
+          <w:sz w:val="24"/>
+          <w:szCs w:val="24"/>
+          <w:lang w:val="en-US"/>
+        </w:rPr>
+        <w:t>,5,3</w:t>
+      </w:r>
+      <w:proofErr w:type="gramEnd"/>
+      <w:r>
+        <w:rPr>
+          <w:rFonts w:ascii="Times New Roman" w:hAnsi="Times New Roman" w:cs="Times New Roman"/>
+          <w:sz w:val="24"/>
+          <w:szCs w:val="24"/>
+          <w:lang w:val="en-US"/>
+        </w:rPr>
+        <w:t>,'March',1,2026),</w:t>
+      </w:r>
+    </w:p>
+    <w:p>
+      <w:pPr>
+        <w:rPr>
+          <w:rFonts w:ascii="Times New Roman" w:hAnsi="Times New Roman" w:cs="Times New Roman"/>
+          <w:sz w:val="24"/>
+          <w:szCs w:val="24"/>
+          <w:lang w:val="en-US"/>
+        </w:rPr>
+      </w:pPr>
+      <w:r>
+        <w:rPr>
+          <w:rFonts w:ascii="Times New Roman" w:hAnsi="Times New Roman" w:cs="Times New Roman"/>
+          <w:sz w:val="24"/>
+          <w:szCs w:val="24"/>
+          <w:lang w:val="en-US"/>
+        </w:rPr>
+        <w:t>(20260310,'2026-03-10'</w:t>
+      </w:r>
+      <w:proofErr w:type="gramStart"/>
+      <w:r>
+        <w:rPr>
+          <w:rFonts w:ascii="Times New Roman" w:hAnsi="Times New Roman" w:cs="Times New Roman"/>
+          <w:sz w:val="24"/>
+          <w:szCs w:val="24"/>
+          <w:lang w:val="en-US"/>
+        </w:rPr>
+        <w:t>,10,3</w:t>
+      </w:r>
+      <w:proofErr w:type="gramEnd"/>
+      <w:r>
+        <w:rPr>
+          <w:rFonts w:ascii="Times New Roman" w:hAnsi="Times New Roman" w:cs="Times New Roman"/>
+          <w:sz w:val="24"/>
+          <w:szCs w:val="24"/>
+          <w:lang w:val="en-US"/>
+        </w:rPr>
+        <w:t>,'March',1,2026),</w:t>
+      </w:r>
+    </w:p>
+    <w:p>
+      <w:pPr>
+        <w:rPr>
+          <w:rFonts w:ascii="Times New Roman" w:hAnsi="Times New Roman" w:cs="Times New Roman"/>
+          <w:sz w:val="24"/>
+          <w:szCs w:val="24"/>
+          <w:lang w:val="en-US"/>
+        </w:rPr>
+      </w:pPr>
+      <w:r>
+        <w:rPr>
+          <w:rFonts w:ascii="Times New Roman" w:hAnsi="Times New Roman" w:cs="Times New Roman"/>
+          <w:sz w:val="24"/>
+          <w:szCs w:val="24"/>
+          <w:lang w:val="en-US"/>
+        </w:rPr>
+        <w:t>(20260315,'2026-03-15'</w:t>
+      </w:r>
+      <w:proofErr w:type="gramStart"/>
+      <w:r>
+        <w:rPr>
+          <w:rFonts w:ascii="Times New Roman" w:hAnsi="Times New Roman" w:cs="Times New Roman"/>
+          <w:sz w:val="24"/>
+          <w:szCs w:val="24"/>
+          <w:lang w:val="en-US"/>
+        </w:rPr>
+        <w:t>,15,3</w:t>
+      </w:r>
+      <w:proofErr w:type="gramEnd"/>
+      <w:r>
+        <w:rPr>
+          <w:rFonts w:ascii="Times New Roman" w:hAnsi="Times New Roman" w:cs="Times New Roman"/>
+          <w:sz w:val="24"/>
+          <w:szCs w:val="24"/>
+          <w:lang w:val="en-US"/>
+        </w:rPr>
+        <w:t>,'March',1,2026);</w:t>
       </w:r>
     </w:p>
     <w:p>
@@ -3582,464 +4187,9 @@
           <w:szCs w:val="24"/>
           <w:lang w:val="en-US"/>
         </w:rPr>
-        <w:t>dim_product</w:t>
-      </w:r>
-      <w:proofErr w:type="spellEnd"/>
-    </w:p>
-    <w:p>
-      <w:pPr>
-        <w:rPr>
-          <w:rFonts w:ascii="Times New Roman" w:hAnsi="Times New Roman" w:cs="Times New Roman"/>
-          <w:sz w:val="24"/>
-          <w:szCs w:val="24"/>
-          <w:lang w:val="en-US"/>
-        </w:rPr>
-      </w:pPr>
-    </w:p>
-    <w:p>
-      <w:pPr>
-        <w:rPr>
-          <w:rFonts w:ascii="Times New Roman" w:hAnsi="Times New Roman" w:cs="Times New Roman"/>
-          <w:sz w:val="24"/>
-          <w:szCs w:val="24"/>
-          <w:lang w:val="en-US"/>
-        </w:rPr>
-      </w:pPr>
-      <w:proofErr w:type="gramStart"/>
-      <w:r>
-        <w:rPr>
-          <w:rFonts w:ascii="Times New Roman" w:hAnsi="Times New Roman" w:cs="Times New Roman"/>
-          <w:sz w:val="24"/>
-          <w:szCs w:val="24"/>
-          <w:lang w:val="en-US"/>
-        </w:rPr>
-        <w:t>insert</w:t>
-      </w:r>
-      <w:proofErr w:type="gramEnd"/>
-      <w:r>
-        <w:rPr>
-          <w:rFonts w:ascii="Times New Roman" w:hAnsi="Times New Roman" w:cs="Times New Roman"/>
-          <w:sz w:val="24"/>
-          <w:szCs w:val="24"/>
-          <w:lang w:val="en-US"/>
-        </w:rPr>
-        <w:t xml:space="preserve"> into </w:t>
-      </w:r>
-      <w:proofErr w:type="spellStart"/>
-      <w:r>
-        <w:rPr>
-          <w:rFonts w:ascii="Times New Roman" w:hAnsi="Times New Roman" w:cs="Times New Roman"/>
-          <w:sz w:val="24"/>
-          <w:szCs w:val="24"/>
-          <w:lang w:val="en-US"/>
-        </w:rPr>
         <w:t>dim_date</w:t>
       </w:r>
       <w:proofErr w:type="spellEnd"/>
-    </w:p>
-    <w:p>
-      <w:pPr>
-        <w:rPr>
-          <w:rFonts w:ascii="Times New Roman" w:hAnsi="Times New Roman" w:cs="Times New Roman"/>
-          <w:sz w:val="24"/>
-          <w:szCs w:val="24"/>
-          <w:lang w:val="en-US"/>
-        </w:rPr>
-      </w:pPr>
-      <w:r>
-        <w:rPr>
-          <w:rFonts w:ascii="Times New Roman" w:hAnsi="Times New Roman" w:cs="Times New Roman"/>
-          <w:sz w:val="24"/>
-          <w:szCs w:val="24"/>
-          <w:lang w:val="en-US"/>
-        </w:rPr>
-        <w:t>(</w:t>
-      </w:r>
-      <w:proofErr w:type="spellStart"/>
-      <w:r>
-        <w:rPr>
-          <w:rFonts w:ascii="Times New Roman" w:hAnsi="Times New Roman" w:cs="Times New Roman"/>
-          <w:sz w:val="24"/>
-          <w:szCs w:val="24"/>
-          <w:lang w:val="en-US"/>
-        </w:rPr>
-        <w:t>date_key</w:t>
-      </w:r>
-      <w:proofErr w:type="gramStart"/>
-      <w:r>
-        <w:rPr>
-          <w:rFonts w:ascii="Times New Roman" w:hAnsi="Times New Roman" w:cs="Times New Roman"/>
-          <w:sz w:val="24"/>
-          <w:szCs w:val="24"/>
-          <w:lang w:val="en-US"/>
-        </w:rPr>
-        <w:t>,full</w:t>
-      </w:r>
-      <w:proofErr w:type="gramEnd"/>
-      <w:r>
-        <w:rPr>
-          <w:rFonts w:ascii="Times New Roman" w:hAnsi="Times New Roman" w:cs="Times New Roman"/>
-          <w:sz w:val="24"/>
-          <w:szCs w:val="24"/>
-          <w:lang w:val="en-US"/>
-        </w:rPr>
-        <w:t>_date,day,month,month_name,quarter,year</w:t>
-      </w:r>
-      <w:proofErr w:type="spellEnd"/>
-      <w:r>
-        <w:rPr>
-          <w:rFonts w:ascii="Times New Roman" w:hAnsi="Times New Roman" w:cs="Times New Roman"/>
-          <w:sz w:val="24"/>
-          <w:szCs w:val="24"/>
-          <w:lang w:val="en-US"/>
-        </w:rPr>
-        <w:t>)</w:t>
-      </w:r>
-    </w:p>
-    <w:p>
-      <w:pPr>
-        <w:rPr>
-          <w:rFonts w:ascii="Times New Roman" w:hAnsi="Times New Roman" w:cs="Times New Roman"/>
-          <w:sz w:val="24"/>
-          <w:szCs w:val="24"/>
-          <w:lang w:val="en-US"/>
-        </w:rPr>
-      </w:pPr>
-      <w:proofErr w:type="gramStart"/>
-      <w:r>
-        <w:rPr>
-          <w:rFonts w:ascii="Times New Roman" w:hAnsi="Times New Roman" w:cs="Times New Roman"/>
-          <w:sz w:val="24"/>
-          <w:szCs w:val="24"/>
-          <w:lang w:val="en-US"/>
-        </w:rPr>
-        <w:t>values</w:t>
-      </w:r>
-      <w:proofErr w:type="gramEnd"/>
-    </w:p>
-    <w:p>
-      <w:pPr>
-        <w:rPr>
-          <w:rFonts w:ascii="Times New Roman" w:hAnsi="Times New Roman" w:cs="Times New Roman"/>
-          <w:sz w:val="24"/>
-          <w:szCs w:val="24"/>
-          <w:lang w:val="en-US"/>
-        </w:rPr>
-      </w:pPr>
-      <w:r>
-        <w:rPr>
-          <w:rFonts w:ascii="Times New Roman" w:hAnsi="Times New Roman" w:cs="Times New Roman"/>
-          <w:sz w:val="24"/>
-          <w:szCs w:val="24"/>
-          <w:lang w:val="en-US"/>
-        </w:rPr>
-        <w:t>(20260105,'2026-01-05'</w:t>
-      </w:r>
-      <w:proofErr w:type="gramStart"/>
-      <w:r>
-        <w:rPr>
-          <w:rFonts w:ascii="Times New Roman" w:hAnsi="Times New Roman" w:cs="Times New Roman"/>
-          <w:sz w:val="24"/>
-          <w:szCs w:val="24"/>
-          <w:lang w:val="en-US"/>
-        </w:rPr>
-        <w:t>,5,1</w:t>
-      </w:r>
-      <w:proofErr w:type="gramEnd"/>
-      <w:r>
-        <w:rPr>
-          <w:rFonts w:ascii="Times New Roman" w:hAnsi="Times New Roman" w:cs="Times New Roman"/>
-          <w:sz w:val="24"/>
-          <w:szCs w:val="24"/>
-          <w:lang w:val="en-US"/>
-        </w:rPr>
-        <w:t>,'January',1,2026),</w:t>
-      </w:r>
-    </w:p>
-    <w:p>
-      <w:pPr>
-        <w:rPr>
-          <w:rFonts w:ascii="Times New Roman" w:hAnsi="Times New Roman" w:cs="Times New Roman"/>
-          <w:sz w:val="24"/>
-          <w:szCs w:val="24"/>
-          <w:lang w:val="en-US"/>
-        </w:rPr>
-      </w:pPr>
-      <w:r>
-        <w:rPr>
-          <w:rFonts w:ascii="Times New Roman" w:hAnsi="Times New Roman" w:cs="Times New Roman"/>
-          <w:sz w:val="24"/>
-          <w:szCs w:val="24"/>
-          <w:lang w:val="en-US"/>
-        </w:rPr>
-        <w:t>(20260110,'2026-01-10'</w:t>
-      </w:r>
-      <w:proofErr w:type="gramStart"/>
-      <w:r>
-        <w:rPr>
-          <w:rFonts w:ascii="Times New Roman" w:hAnsi="Times New Roman" w:cs="Times New Roman"/>
-          <w:sz w:val="24"/>
-          <w:szCs w:val="24"/>
-          <w:lang w:val="en-US"/>
-        </w:rPr>
-        <w:t>,10,1</w:t>
-      </w:r>
-      <w:proofErr w:type="gramEnd"/>
-      <w:r>
-        <w:rPr>
-          <w:rFonts w:ascii="Times New Roman" w:hAnsi="Times New Roman" w:cs="Times New Roman"/>
-          <w:sz w:val="24"/>
-          <w:szCs w:val="24"/>
-          <w:lang w:val="en-US"/>
-        </w:rPr>
-        <w:t>,'January',1,2026),</w:t>
-      </w:r>
-    </w:p>
-    <w:p>
-      <w:pPr>
-        <w:rPr>
-          <w:rFonts w:ascii="Times New Roman" w:hAnsi="Times New Roman" w:cs="Times New Roman"/>
-          <w:sz w:val="24"/>
-          <w:szCs w:val="24"/>
-          <w:lang w:val="en-US"/>
-        </w:rPr>
-      </w:pPr>
-      <w:r>
-        <w:rPr>
-          <w:rFonts w:ascii="Times New Roman" w:hAnsi="Times New Roman" w:cs="Times New Roman"/>
-          <w:sz w:val="24"/>
-          <w:szCs w:val="24"/>
-          <w:lang w:val="en-US"/>
-        </w:rPr>
-        <w:t>(20260205,'2026-02-05'</w:t>
-      </w:r>
-      <w:proofErr w:type="gramStart"/>
-      <w:r>
-        <w:rPr>
-          <w:rFonts w:ascii="Times New Roman" w:hAnsi="Times New Roman" w:cs="Times New Roman"/>
-          <w:sz w:val="24"/>
-          <w:szCs w:val="24"/>
-          <w:lang w:val="en-US"/>
-        </w:rPr>
-        <w:t>,5,2</w:t>
-      </w:r>
-      <w:proofErr w:type="gramEnd"/>
-      <w:r>
-        <w:rPr>
-          <w:rFonts w:ascii="Times New Roman" w:hAnsi="Times New Roman" w:cs="Times New Roman"/>
-          <w:sz w:val="24"/>
-          <w:szCs w:val="24"/>
-          <w:lang w:val="en-US"/>
-        </w:rPr>
-        <w:t>,'February',1,2026),</w:t>
-      </w:r>
-    </w:p>
-    <w:p>
-      <w:pPr>
-        <w:rPr>
-          <w:rFonts w:ascii="Times New Roman" w:hAnsi="Times New Roman" w:cs="Times New Roman"/>
-          <w:sz w:val="24"/>
-          <w:szCs w:val="24"/>
-          <w:lang w:val="en-US"/>
-        </w:rPr>
-      </w:pPr>
-      <w:r>
-        <w:rPr>
-          <w:rFonts w:ascii="Times New Roman" w:hAnsi="Times New Roman" w:cs="Times New Roman"/>
-          <w:sz w:val="24"/>
-          <w:szCs w:val="24"/>
-          <w:lang w:val="en-US"/>
-        </w:rPr>
-        <w:t>(20260210,'2026-02-10'</w:t>
-      </w:r>
-      <w:proofErr w:type="gramStart"/>
-      <w:r>
-        <w:rPr>
-          <w:rFonts w:ascii="Times New Roman" w:hAnsi="Times New Roman" w:cs="Times New Roman"/>
-          <w:sz w:val="24"/>
-          <w:szCs w:val="24"/>
-          <w:lang w:val="en-US"/>
-        </w:rPr>
-        <w:t>,10,2</w:t>
-      </w:r>
-      <w:proofErr w:type="gramEnd"/>
-      <w:r>
-        <w:rPr>
-          <w:rFonts w:ascii="Times New Roman" w:hAnsi="Times New Roman" w:cs="Times New Roman"/>
-          <w:sz w:val="24"/>
-          <w:szCs w:val="24"/>
-          <w:lang w:val="en-US"/>
-        </w:rPr>
-        <w:t>,'February',1,2026),</w:t>
-      </w:r>
-    </w:p>
-    <w:p>
-      <w:pPr>
-        <w:rPr>
-          <w:rFonts w:ascii="Times New Roman" w:hAnsi="Times New Roman" w:cs="Times New Roman"/>
-          <w:sz w:val="24"/>
-          <w:szCs w:val="24"/>
-          <w:lang w:val="en-US"/>
-        </w:rPr>
-      </w:pPr>
-      <w:r>
-        <w:rPr>
-          <w:rFonts w:ascii="Times New Roman" w:hAnsi="Times New Roman" w:cs="Times New Roman"/>
-          <w:sz w:val="24"/>
-          <w:szCs w:val="24"/>
-          <w:lang w:val="en-US"/>
-        </w:rPr>
-        <w:t>(20260305,'2026-03-05'</w:t>
-      </w:r>
-      <w:proofErr w:type="gramStart"/>
-      <w:r>
-        <w:rPr>
-          <w:rFonts w:ascii="Times New Roman" w:hAnsi="Times New Roman" w:cs="Times New Roman"/>
-          <w:sz w:val="24"/>
-          <w:szCs w:val="24"/>
-          <w:lang w:val="en-US"/>
-        </w:rPr>
-        <w:t>,5,3</w:t>
-      </w:r>
-      <w:proofErr w:type="gramEnd"/>
-      <w:r>
-        <w:rPr>
-          <w:rFonts w:ascii="Times New Roman" w:hAnsi="Times New Roman" w:cs="Times New Roman"/>
-          <w:sz w:val="24"/>
-          <w:szCs w:val="24"/>
-          <w:lang w:val="en-US"/>
-        </w:rPr>
-        <w:t>,'March',1,2026),</w:t>
-      </w:r>
-    </w:p>
-    <w:p>
-      <w:pPr>
-        <w:rPr>
-          <w:rFonts w:ascii="Times New Roman" w:hAnsi="Times New Roman" w:cs="Times New Roman"/>
-          <w:sz w:val="24"/>
-          <w:szCs w:val="24"/>
-          <w:lang w:val="en-US"/>
-        </w:rPr>
-      </w:pPr>
-      <w:r>
-        <w:rPr>
-          <w:rFonts w:ascii="Times New Roman" w:hAnsi="Times New Roman" w:cs="Times New Roman"/>
-          <w:sz w:val="24"/>
-          <w:szCs w:val="24"/>
-          <w:lang w:val="en-US"/>
-        </w:rPr>
-        <w:t>(20260310,'2026-03-10'</w:t>
-      </w:r>
-      <w:proofErr w:type="gramStart"/>
-      <w:r>
-        <w:rPr>
-          <w:rFonts w:ascii="Times New Roman" w:hAnsi="Times New Roman" w:cs="Times New Roman"/>
-          <w:sz w:val="24"/>
-          <w:szCs w:val="24"/>
-          <w:lang w:val="en-US"/>
-        </w:rPr>
-        <w:t>,10,3</w:t>
-      </w:r>
-      <w:proofErr w:type="gramEnd"/>
-      <w:r>
-        <w:rPr>
-          <w:rFonts w:ascii="Times New Roman" w:hAnsi="Times New Roman" w:cs="Times New Roman"/>
-          <w:sz w:val="24"/>
-          <w:szCs w:val="24"/>
-          <w:lang w:val="en-US"/>
-        </w:rPr>
-        <w:t>,'March',1,2026),</w:t>
-      </w:r>
-    </w:p>
-    <w:p>
-      <w:pPr>
-        <w:rPr>
-          <w:rFonts w:ascii="Times New Roman" w:hAnsi="Times New Roman" w:cs="Times New Roman"/>
-          <w:sz w:val="24"/>
-          <w:szCs w:val="24"/>
-          <w:lang w:val="en-US"/>
-        </w:rPr>
-      </w:pPr>
-      <w:r>
-        <w:rPr>
-          <w:rFonts w:ascii="Times New Roman" w:hAnsi="Times New Roman" w:cs="Times New Roman"/>
-          <w:sz w:val="24"/>
-          <w:szCs w:val="24"/>
-          <w:lang w:val="en-US"/>
-        </w:rPr>
-        <w:t>(20260315,'2026-03-15'</w:t>
-      </w:r>
-      <w:proofErr w:type="gramStart"/>
-      <w:r>
-        <w:rPr>
-          <w:rFonts w:ascii="Times New Roman" w:hAnsi="Times New Roman" w:cs="Times New Roman"/>
-          <w:sz w:val="24"/>
-          <w:szCs w:val="24"/>
-          <w:lang w:val="en-US"/>
-        </w:rPr>
-        <w:t>,15,3</w:t>
-      </w:r>
-      <w:proofErr w:type="gramEnd"/>
-      <w:r>
-        <w:rPr>
-          <w:rFonts w:ascii="Times New Roman" w:hAnsi="Times New Roman" w:cs="Times New Roman"/>
-          <w:sz w:val="24"/>
-          <w:szCs w:val="24"/>
-          <w:lang w:val="en-US"/>
-        </w:rPr>
-        <w:t>,'March',1,2026);</w:t>
-      </w:r>
-    </w:p>
-    <w:p>
-      <w:pPr>
-        <w:rPr>
-          <w:rFonts w:ascii="Times New Roman" w:hAnsi="Times New Roman" w:cs="Times New Roman"/>
-          <w:sz w:val="24"/>
-          <w:szCs w:val="24"/>
-          <w:lang w:val="en-US"/>
-        </w:rPr>
-      </w:pPr>
-      <w:proofErr w:type="gramStart"/>
-      <w:r>
-        <w:rPr>
-          <w:rFonts w:ascii="Times New Roman" w:hAnsi="Times New Roman" w:cs="Times New Roman"/>
-          <w:sz w:val="24"/>
-          <w:szCs w:val="24"/>
-          <w:lang w:val="en-US"/>
-        </w:rPr>
-        <w:t>select*</w:t>
-      </w:r>
-      <w:proofErr w:type="gramEnd"/>
-      <w:r>
-        <w:rPr>
-          <w:rFonts w:ascii="Times New Roman" w:hAnsi="Times New Roman" w:cs="Times New Roman"/>
-          <w:sz w:val="24"/>
-          <w:szCs w:val="24"/>
-          <w:lang w:val="en-US"/>
-        </w:rPr>
-        <w:t xml:space="preserve">from </w:t>
-      </w:r>
-      <w:proofErr w:type="spellStart"/>
-      <w:r>
-        <w:rPr>
-          <w:rFonts w:ascii="Times New Roman" w:hAnsi="Times New Roman" w:cs="Times New Roman"/>
-          <w:sz w:val="24"/>
-          <w:szCs w:val="24"/>
-          <w:lang w:val="en-US"/>
-        </w:rPr>
-        <w:t>dim_date</w:t>
-      </w:r>
-      <w:proofErr w:type="spellEnd"/>
-    </w:p>
-    <w:p>
-      <w:pPr>
-        <w:rPr>
-          <w:rFonts w:ascii="Times New Roman" w:hAnsi="Times New Roman" w:cs="Times New Roman"/>
-          <w:sz w:val="24"/>
-          <w:szCs w:val="24"/>
-          <w:lang w:val="en-US"/>
-        </w:rPr>
-      </w:pPr>
     </w:p>
     <w:p>
       <w:pPr>
@@ -4074,7 +4224,7 @@
                     <pic:cNvPicPr/>
                   </pic:nvPicPr>
                   <pic:blipFill>
-                    <a:blip r:embed="rId8"/>
+                    <a:blip r:embed="rId9"/>
                     <a:stretch>
                       <a:fillRect/>
                     </a:stretch>
@@ -4104,22 +4254,234 @@
       <w:pPr>
         <w:rPr>
           <w:rFonts w:ascii="Times New Roman" w:hAnsi="Times New Roman" w:cs="Times New Roman"/>
-          <w:sz w:val="24"/>
-          <w:szCs w:val="24"/>
-          <w:lang w:val="en-US"/>
-        </w:rPr>
-      </w:pPr>
-    </w:p>
-    <w:p>
-      <w:pPr>
-        <w:rPr>
-          <w:rFonts w:ascii="Times New Roman" w:hAnsi="Times New Roman" w:cs="Times New Roman"/>
-          <w:sz w:val="24"/>
-          <w:szCs w:val="24"/>
-          <w:lang w:val="en-US"/>
-        </w:rPr>
-      </w:pPr>
-      <w:proofErr w:type="gramStart"/>
+          <w:b/>
+          <w:sz w:val="24"/>
+          <w:szCs w:val="24"/>
+          <w:u w:val="single"/>
+          <w:lang w:val="en-US"/>
+        </w:rPr>
+      </w:pPr>
+      <w:r>
+        <w:rPr>
+          <w:rFonts w:ascii="Times New Roman" w:hAnsi="Times New Roman" w:cs="Times New Roman"/>
+          <w:b/>
+          <w:sz w:val="24"/>
+          <w:szCs w:val="24"/>
+          <w:lang w:val="en-US"/>
+        </w:rPr>
+        <w:t xml:space="preserve">6. </w:t>
+      </w:r>
+      <w:r>
+        <w:rPr>
+          <w:rFonts w:ascii="Times New Roman" w:hAnsi="Times New Roman" w:cs="Times New Roman"/>
+          <w:b/>
+          <w:sz w:val="24"/>
+          <w:szCs w:val="24"/>
+          <w:u w:val="single"/>
+          <w:lang w:val="en-US"/>
+        </w:rPr>
+        <w:t>INSERT DATA INTO LOCATION DIMENSION</w:t>
+      </w:r>
+    </w:p>
+    <w:p>
+      <w:pPr>
+        <w:rPr>
+          <w:rFonts w:ascii="Times New Roman" w:hAnsi="Times New Roman" w:cs="Times New Roman"/>
+          <w:sz w:val="24"/>
+          <w:szCs w:val="24"/>
+          <w:lang w:val="en-US"/>
+        </w:rPr>
+      </w:pPr>
+      <w:proofErr w:type="gramStart"/>
+      <w:r>
+        <w:rPr>
+          <w:rFonts w:ascii="Times New Roman" w:hAnsi="Times New Roman" w:cs="Times New Roman"/>
+          <w:sz w:val="24"/>
+          <w:szCs w:val="24"/>
+          <w:lang w:val="en-US"/>
+        </w:rPr>
+        <w:t>insert</w:t>
+      </w:r>
+      <w:proofErr w:type="gramEnd"/>
+      <w:r>
+        <w:rPr>
+          <w:rFonts w:ascii="Times New Roman" w:hAnsi="Times New Roman" w:cs="Times New Roman"/>
+          <w:sz w:val="24"/>
+          <w:szCs w:val="24"/>
+          <w:lang w:val="en-US"/>
+        </w:rPr>
+        <w:t xml:space="preserve"> into </w:t>
+      </w:r>
+      <w:proofErr w:type="spellStart"/>
+      <w:r>
+        <w:rPr>
+          <w:rFonts w:ascii="Times New Roman" w:hAnsi="Times New Roman" w:cs="Times New Roman"/>
+          <w:sz w:val="24"/>
+          <w:szCs w:val="24"/>
+          <w:lang w:val="en-US"/>
+        </w:rPr>
+        <w:t>dim_location</w:t>
+      </w:r>
+      <w:proofErr w:type="spellEnd"/>
+    </w:p>
+    <w:p>
+      <w:pPr>
+        <w:rPr>
+          <w:rFonts w:ascii="Times New Roman" w:hAnsi="Times New Roman" w:cs="Times New Roman"/>
+          <w:sz w:val="24"/>
+          <w:szCs w:val="24"/>
+          <w:lang w:val="en-US"/>
+        </w:rPr>
+      </w:pPr>
+      <w:r>
+        <w:rPr>
+          <w:rFonts w:ascii="Times New Roman" w:hAnsi="Times New Roman" w:cs="Times New Roman"/>
+          <w:sz w:val="24"/>
+          <w:szCs w:val="24"/>
+          <w:lang w:val="en-US"/>
+        </w:rPr>
+        <w:t>(</w:t>
+      </w:r>
+      <w:proofErr w:type="spellStart"/>
+      <w:proofErr w:type="gramStart"/>
+      <w:r>
+        <w:rPr>
+          <w:rFonts w:ascii="Times New Roman" w:hAnsi="Times New Roman" w:cs="Times New Roman"/>
+          <w:sz w:val="24"/>
+          <w:szCs w:val="24"/>
+          <w:lang w:val="en-US"/>
+        </w:rPr>
+        <w:t>city,</w:t>
+      </w:r>
+      <w:proofErr w:type="gramEnd"/>
+      <w:r>
+        <w:rPr>
+          <w:rFonts w:ascii="Times New Roman" w:hAnsi="Times New Roman" w:cs="Times New Roman"/>
+          <w:sz w:val="24"/>
+          <w:szCs w:val="24"/>
+          <w:lang w:val="en-US"/>
+        </w:rPr>
+        <w:t>state,country</w:t>
+      </w:r>
+      <w:proofErr w:type="spellEnd"/>
+      <w:r>
+        <w:rPr>
+          <w:rFonts w:ascii="Times New Roman" w:hAnsi="Times New Roman" w:cs="Times New Roman"/>
+          <w:sz w:val="24"/>
+          <w:szCs w:val="24"/>
+          <w:lang w:val="en-US"/>
+        </w:rPr>
+        <w:t>)</w:t>
+      </w:r>
+    </w:p>
+    <w:p>
+      <w:pPr>
+        <w:rPr>
+          <w:rFonts w:ascii="Times New Roman" w:hAnsi="Times New Roman" w:cs="Times New Roman"/>
+          <w:sz w:val="24"/>
+          <w:szCs w:val="24"/>
+          <w:lang w:val="en-US"/>
+        </w:rPr>
+      </w:pPr>
+      <w:proofErr w:type="gramStart"/>
+      <w:r>
+        <w:rPr>
+          <w:rFonts w:ascii="Times New Roman" w:hAnsi="Times New Roman" w:cs="Times New Roman"/>
+          <w:sz w:val="24"/>
+          <w:szCs w:val="24"/>
+          <w:lang w:val="en-US"/>
+        </w:rPr>
+        <w:t>values</w:t>
+      </w:r>
+      <w:proofErr w:type="gramEnd"/>
+    </w:p>
+    <w:p>
+      <w:pPr>
+        <w:rPr>
+          <w:rFonts w:ascii="Times New Roman" w:hAnsi="Times New Roman" w:cs="Times New Roman"/>
+          <w:sz w:val="24"/>
+          <w:szCs w:val="24"/>
+          <w:lang w:val="en-US"/>
+        </w:rPr>
+      </w:pPr>
+      <w:r>
+        <w:rPr>
+          <w:rFonts w:ascii="Times New Roman" w:hAnsi="Times New Roman" w:cs="Times New Roman"/>
+          <w:sz w:val="24"/>
+          <w:szCs w:val="24"/>
+          <w:lang w:val="en-US"/>
+        </w:rPr>
+        <w:t>('</w:t>
+      </w:r>
+      <w:proofErr w:type="spellStart"/>
+      <w:r>
+        <w:rPr>
+          <w:rFonts w:ascii="Times New Roman" w:hAnsi="Times New Roman" w:cs="Times New Roman"/>
+          <w:sz w:val="24"/>
+          <w:szCs w:val="24"/>
+          <w:lang w:val="en-US"/>
+        </w:rPr>
+        <w:t>Mumbai','Maharashtra','India</w:t>
+      </w:r>
+      <w:proofErr w:type="spellEnd"/>
+      <w:r>
+        <w:rPr>
+          <w:rFonts w:ascii="Times New Roman" w:hAnsi="Times New Roman" w:cs="Times New Roman"/>
+          <w:sz w:val="24"/>
+          <w:szCs w:val="24"/>
+          <w:lang w:val="en-US"/>
+        </w:rPr>
+        <w:t>'),</w:t>
+      </w:r>
+    </w:p>
+    <w:p>
+      <w:pPr>
+        <w:rPr>
+          <w:rFonts w:ascii="Times New Roman" w:hAnsi="Times New Roman" w:cs="Times New Roman"/>
+          <w:sz w:val="24"/>
+          <w:szCs w:val="24"/>
+          <w:lang w:val="en-US"/>
+        </w:rPr>
+      </w:pPr>
+      <w:r>
+        <w:rPr>
+          <w:rFonts w:ascii="Times New Roman" w:hAnsi="Times New Roman" w:cs="Times New Roman"/>
+          <w:sz w:val="24"/>
+          <w:szCs w:val="24"/>
+          <w:lang w:val="en-US"/>
+        </w:rPr>
+        <w:t>('</w:t>
+      </w:r>
+      <w:proofErr w:type="spellStart"/>
+      <w:r>
+        <w:rPr>
+          <w:rFonts w:ascii="Times New Roman" w:hAnsi="Times New Roman" w:cs="Times New Roman"/>
+          <w:sz w:val="24"/>
+          <w:szCs w:val="24"/>
+          <w:lang w:val="en-US"/>
+        </w:rPr>
+        <w:t>Pune','Maharashtra','India</w:t>
+      </w:r>
+      <w:proofErr w:type="spellEnd"/>
+      <w:r>
+        <w:rPr>
+          <w:rFonts w:ascii="Times New Roman" w:hAnsi="Times New Roman" w:cs="Times New Roman"/>
+          <w:sz w:val="24"/>
+          <w:szCs w:val="24"/>
+          <w:lang w:val="en-US"/>
+        </w:rPr>
+        <w:t>'),</w:t>
+      </w:r>
+    </w:p>
+    <w:p>
+      <w:pPr>
+        <w:rPr>
+          <w:rFonts w:ascii="Times New Roman" w:hAnsi="Times New Roman" w:cs="Times New Roman"/>
+          <w:sz w:val="24"/>
+          <w:szCs w:val="24"/>
+          <w:lang w:val="en-US"/>
+        </w:rPr>
+      </w:pPr>
       <w:r>
         <w:rPr>
           <w:rFonts w:ascii="Times New Roman" w:hAnsi="Times New Roman" w:cs="Times New Roman"/>
@@ -4128,17 +4490,46 @@
           <w:lang w:val="en-US"/>
         </w:rPr>
         <w:lastRenderedPageBreak/>
-        <w:t>insert</w:t>
-      </w:r>
-      <w:proofErr w:type="gramEnd"/>
-      <w:r>
-        <w:rPr>
-          <w:rFonts w:ascii="Times New Roman" w:hAnsi="Times New Roman" w:cs="Times New Roman"/>
-          <w:sz w:val="24"/>
-          <w:szCs w:val="24"/>
-          <w:lang w:val="en-US"/>
-        </w:rPr>
-        <w:t xml:space="preserve"> into </w:t>
+        <w:t>('</w:t>
+      </w:r>
+      <w:proofErr w:type="spellStart"/>
+      <w:r>
+        <w:rPr>
+          <w:rFonts w:ascii="Times New Roman" w:hAnsi="Times New Roman" w:cs="Times New Roman"/>
+          <w:sz w:val="24"/>
+          <w:szCs w:val="24"/>
+          <w:lang w:val="en-US"/>
+        </w:rPr>
+        <w:t>Nagpur','Maharashtra','India</w:t>
+      </w:r>
+      <w:proofErr w:type="spellEnd"/>
+      <w:r>
+        <w:rPr>
+          <w:rFonts w:ascii="Times New Roman" w:hAnsi="Times New Roman" w:cs="Times New Roman"/>
+          <w:sz w:val="24"/>
+          <w:szCs w:val="24"/>
+          <w:lang w:val="en-US"/>
+        </w:rPr>
+        <w:t>');</w:t>
+      </w:r>
+    </w:p>
+    <w:p>
+      <w:pPr>
+        <w:rPr>
+          <w:rFonts w:ascii="Times New Roman" w:hAnsi="Times New Roman" w:cs="Times New Roman"/>
+          <w:sz w:val="24"/>
+          <w:szCs w:val="24"/>
+          <w:lang w:val="en-US"/>
+        </w:rPr>
+      </w:pPr>
+      <w:r>
+        <w:rPr>
+          <w:rFonts w:ascii="Times New Roman" w:hAnsi="Times New Roman" w:cs="Times New Roman"/>
+          <w:sz w:val="24"/>
+          <w:szCs w:val="24"/>
+          <w:lang w:val="en-US"/>
+        </w:rPr>
+        <w:t xml:space="preserve">select*from </w:t>
       </w:r>
       <w:proofErr w:type="spellStart"/>
       <w:r>
@@ -4150,226 +4541,6 @@
         </w:rPr>
         <w:t>dim_location</w:t>
       </w:r>
-      <w:proofErr w:type="spellEnd"/>
-    </w:p>
-    <w:p>
-      <w:pPr>
-        <w:rPr>
-          <w:rFonts w:ascii="Times New Roman" w:hAnsi="Times New Roman" w:cs="Times New Roman"/>
-          <w:sz w:val="24"/>
-          <w:szCs w:val="24"/>
-          <w:lang w:val="en-US"/>
-        </w:rPr>
-      </w:pPr>
-      <w:r>
-        <w:rPr>
-          <w:rFonts w:ascii="Times New Roman" w:hAnsi="Times New Roman" w:cs="Times New Roman"/>
-          <w:sz w:val="24"/>
-          <w:szCs w:val="24"/>
-          <w:lang w:val="en-US"/>
-        </w:rPr>
-        <w:t>(</w:t>
-      </w:r>
-      <w:proofErr w:type="spellStart"/>
-      <w:proofErr w:type="gramStart"/>
-      <w:r>
-        <w:rPr>
-          <w:rFonts w:ascii="Times New Roman" w:hAnsi="Times New Roman" w:cs="Times New Roman"/>
-          <w:sz w:val="24"/>
-          <w:szCs w:val="24"/>
-          <w:lang w:val="en-US"/>
-        </w:rPr>
-        <w:t>city,</w:t>
-      </w:r>
-      <w:proofErr w:type="gramEnd"/>
-      <w:r>
-        <w:rPr>
-          <w:rFonts w:ascii="Times New Roman" w:hAnsi="Times New Roman" w:cs="Times New Roman"/>
-          <w:sz w:val="24"/>
-          <w:szCs w:val="24"/>
-          <w:lang w:val="en-US"/>
-        </w:rPr>
-        <w:t>state,country</w:t>
-      </w:r>
-      <w:proofErr w:type="spellEnd"/>
-      <w:r>
-        <w:rPr>
-          <w:rFonts w:ascii="Times New Roman" w:hAnsi="Times New Roman" w:cs="Times New Roman"/>
-          <w:sz w:val="24"/>
-          <w:szCs w:val="24"/>
-          <w:lang w:val="en-US"/>
-        </w:rPr>
-        <w:t>)</w:t>
-      </w:r>
-    </w:p>
-    <w:p>
-      <w:pPr>
-        <w:rPr>
-          <w:rFonts w:ascii="Times New Roman" w:hAnsi="Times New Roman" w:cs="Times New Roman"/>
-          <w:sz w:val="24"/>
-          <w:szCs w:val="24"/>
-          <w:lang w:val="en-US"/>
-        </w:rPr>
-      </w:pPr>
-      <w:proofErr w:type="gramStart"/>
-      <w:r>
-        <w:rPr>
-          <w:rFonts w:ascii="Times New Roman" w:hAnsi="Times New Roman" w:cs="Times New Roman"/>
-          <w:sz w:val="24"/>
-          <w:szCs w:val="24"/>
-          <w:lang w:val="en-US"/>
-        </w:rPr>
-        <w:t>values</w:t>
-      </w:r>
-      <w:proofErr w:type="gramEnd"/>
-    </w:p>
-    <w:p>
-      <w:pPr>
-        <w:rPr>
-          <w:rFonts w:ascii="Times New Roman" w:hAnsi="Times New Roman" w:cs="Times New Roman"/>
-          <w:sz w:val="24"/>
-          <w:szCs w:val="24"/>
-          <w:lang w:val="en-US"/>
-        </w:rPr>
-      </w:pPr>
-      <w:r>
-        <w:rPr>
-          <w:rFonts w:ascii="Times New Roman" w:hAnsi="Times New Roman" w:cs="Times New Roman"/>
-          <w:sz w:val="24"/>
-          <w:szCs w:val="24"/>
-          <w:lang w:val="en-US"/>
-        </w:rPr>
-        <w:t>('</w:t>
-      </w:r>
-      <w:proofErr w:type="spellStart"/>
-      <w:r>
-        <w:rPr>
-          <w:rFonts w:ascii="Times New Roman" w:hAnsi="Times New Roman" w:cs="Times New Roman"/>
-          <w:sz w:val="24"/>
-          <w:szCs w:val="24"/>
-          <w:lang w:val="en-US"/>
-        </w:rPr>
-        <w:t>Mumbai','Maharashtra','India</w:t>
-      </w:r>
-      <w:proofErr w:type="spellEnd"/>
-      <w:r>
-        <w:rPr>
-          <w:rFonts w:ascii="Times New Roman" w:hAnsi="Times New Roman" w:cs="Times New Roman"/>
-          <w:sz w:val="24"/>
-          <w:szCs w:val="24"/>
-          <w:lang w:val="en-US"/>
-        </w:rPr>
-        <w:t>'),</w:t>
-      </w:r>
-    </w:p>
-    <w:p>
-      <w:pPr>
-        <w:rPr>
-          <w:rFonts w:ascii="Times New Roman" w:hAnsi="Times New Roman" w:cs="Times New Roman"/>
-          <w:sz w:val="24"/>
-          <w:szCs w:val="24"/>
-          <w:lang w:val="en-US"/>
-        </w:rPr>
-      </w:pPr>
-      <w:r>
-        <w:rPr>
-          <w:rFonts w:ascii="Times New Roman" w:hAnsi="Times New Roman" w:cs="Times New Roman"/>
-          <w:sz w:val="24"/>
-          <w:szCs w:val="24"/>
-          <w:lang w:val="en-US"/>
-        </w:rPr>
-        <w:t>('</w:t>
-      </w:r>
-      <w:proofErr w:type="spellStart"/>
-      <w:r>
-        <w:rPr>
-          <w:rFonts w:ascii="Times New Roman" w:hAnsi="Times New Roman" w:cs="Times New Roman"/>
-          <w:sz w:val="24"/>
-          <w:szCs w:val="24"/>
-          <w:lang w:val="en-US"/>
-        </w:rPr>
-        <w:t>Pune','Maharashtra','India</w:t>
-      </w:r>
-      <w:proofErr w:type="spellEnd"/>
-      <w:r>
-        <w:rPr>
-          <w:rFonts w:ascii="Times New Roman" w:hAnsi="Times New Roman" w:cs="Times New Roman"/>
-          <w:sz w:val="24"/>
-          <w:szCs w:val="24"/>
-          <w:lang w:val="en-US"/>
-        </w:rPr>
-        <w:t>'),</w:t>
-      </w:r>
-    </w:p>
-    <w:p>
-      <w:pPr>
-        <w:rPr>
-          <w:rFonts w:ascii="Times New Roman" w:hAnsi="Times New Roman" w:cs="Times New Roman"/>
-          <w:sz w:val="24"/>
-          <w:szCs w:val="24"/>
-          <w:lang w:val="en-US"/>
-        </w:rPr>
-      </w:pPr>
-      <w:r>
-        <w:rPr>
-          <w:rFonts w:ascii="Times New Roman" w:hAnsi="Times New Roman" w:cs="Times New Roman"/>
-          <w:sz w:val="24"/>
-          <w:szCs w:val="24"/>
-          <w:lang w:val="en-US"/>
-        </w:rPr>
-        <w:t>('</w:t>
-      </w:r>
-      <w:proofErr w:type="spellStart"/>
-      <w:r>
-        <w:rPr>
-          <w:rFonts w:ascii="Times New Roman" w:hAnsi="Times New Roman" w:cs="Times New Roman"/>
-          <w:sz w:val="24"/>
-          <w:szCs w:val="24"/>
-          <w:lang w:val="en-US"/>
-        </w:rPr>
-        <w:t>Nagpur','Maharashtra','India</w:t>
-      </w:r>
-      <w:proofErr w:type="spellEnd"/>
-      <w:r>
-        <w:rPr>
-          <w:rFonts w:ascii="Times New Roman" w:hAnsi="Times New Roman" w:cs="Times New Roman"/>
-          <w:sz w:val="24"/>
-          <w:szCs w:val="24"/>
-          <w:lang w:val="en-US"/>
-        </w:rPr>
-        <w:t>');</w:t>
-      </w:r>
-    </w:p>
-    <w:p>
-      <w:pPr>
-        <w:rPr>
-          <w:rFonts w:ascii="Times New Roman" w:hAnsi="Times New Roman" w:cs="Times New Roman"/>
-          <w:sz w:val="24"/>
-          <w:szCs w:val="24"/>
-          <w:lang w:val="en-US"/>
-        </w:rPr>
-      </w:pPr>
-      <w:r>
-        <w:rPr>
-          <w:rFonts w:ascii="Times New Roman" w:hAnsi="Times New Roman" w:cs="Times New Roman"/>
-          <w:sz w:val="24"/>
-          <w:szCs w:val="24"/>
-          <w:lang w:val="en-US"/>
-        </w:rPr>
-        <w:t xml:space="preserve">select*from </w:t>
-      </w:r>
-      <w:proofErr w:type="spellStart"/>
-      <w:r>
-        <w:rPr>
-          <w:rFonts w:ascii="Times New Roman" w:hAnsi="Times New Roman" w:cs="Times New Roman"/>
-          <w:sz w:val="24"/>
-          <w:szCs w:val="24"/>
-          <w:lang w:val="en-US"/>
-        </w:rPr>
-        <w:t>dim_location</w:t>
-      </w:r>
-      <w:bookmarkStart w:id="0" w:name="_GoBack"/>
-      <w:bookmarkEnd w:id="0"/>
       <w:proofErr w:type="spellEnd"/>
     </w:p>
     <w:p>
@@ -4405,7 +4576,7 @@
                     <pic:cNvPicPr/>
                   </pic:nvPicPr>
                   <pic:blipFill>
-                    <a:blip r:embed="rId9"/>
+                    <a:blip r:embed="rId10"/>
                     <a:stretch>
                       <a:fillRect/>
                     </a:stretch>
@@ -4435,6 +4606,39 @@
       <w:pPr>
         <w:rPr>
           <w:rFonts w:ascii="Times New Roman" w:hAnsi="Times New Roman" w:cs="Times New Roman"/>
+          <w:b/>
+          <w:sz w:val="24"/>
+          <w:szCs w:val="24"/>
+          <w:u w:val="single"/>
+          <w:lang w:val="en-US"/>
+        </w:rPr>
+      </w:pPr>
+      <w:r>
+        <w:rPr>
+          <w:rFonts w:ascii="Times New Roman" w:hAnsi="Times New Roman" w:cs="Times New Roman"/>
+          <w:b/>
+          <w:sz w:val="24"/>
+          <w:szCs w:val="24"/>
+          <w:lang w:val="en-US"/>
+        </w:rPr>
+        <w:t xml:space="preserve">7. </w:t>
+      </w:r>
+      <w:r>
+        <w:rPr>
+          <w:rFonts w:ascii="Times New Roman" w:hAnsi="Times New Roman" w:cs="Times New Roman"/>
+          <w:b/>
+          <w:sz w:val="24"/>
+          <w:szCs w:val="24"/>
+          <w:u w:val="single"/>
+          <w:lang w:val="en-US"/>
+        </w:rPr>
+        <w:t>INSERT DATA INTO FACT TABLE</w:t>
+      </w:r>
+    </w:p>
+    <w:p>
+      <w:pPr>
+        <w:rPr>
+          <w:rFonts w:ascii="Times New Roman" w:hAnsi="Times New Roman" w:cs="Times New Roman"/>
           <w:sz w:val="24"/>
           <w:szCs w:val="24"/>
           <w:lang w:val="en-US"/>
@@ -4958,37 +5162,16 @@
           <w:szCs w:val="24"/>
           <w:lang w:val="en-US"/>
         </w:rPr>
-        <w:t>);</w:t>
-      </w:r>
-    </w:p>
-    <w:p>
-      <w:pPr>
-        <w:rPr>
-          <w:rFonts w:ascii="Times New Roman" w:hAnsi="Times New Roman" w:cs="Times New Roman"/>
-          <w:sz w:val="24"/>
-          <w:szCs w:val="24"/>
-          <w:lang w:val="en-US"/>
-        </w:rPr>
-      </w:pPr>
-      <w:proofErr w:type="gramStart"/>
-      <w:r>
-        <w:rPr>
-          <w:rFonts w:ascii="Times New Roman" w:hAnsi="Times New Roman" w:cs="Times New Roman"/>
-          <w:sz w:val="24"/>
-          <w:szCs w:val="24"/>
-          <w:lang w:val="en-US"/>
-        </w:rPr>
-        <w:t>select*</w:t>
-      </w:r>
-      <w:proofErr w:type="gramEnd"/>
-      <w:r>
-        <w:rPr>
-          <w:rFonts w:ascii="Times New Roman" w:hAnsi="Times New Roman" w:cs="Times New Roman"/>
-          <w:sz w:val="24"/>
-          <w:szCs w:val="24"/>
-          <w:lang w:val="en-US"/>
-        </w:rPr>
-        <w:t>from fact_sales2</w:t>
+        <w:t>);select*from fact_sale</w:t>
+      </w:r>
+      <w:r>
+        <w:rPr>
+          <w:rFonts w:ascii="Times New Roman" w:hAnsi="Times New Roman" w:cs="Times New Roman"/>
+          <w:sz w:val="24"/>
+          <w:szCs w:val="24"/>
+          <w:lang w:val="en-US"/>
+        </w:rPr>
+        <w:t>s2</w:t>
       </w:r>
     </w:p>
     <w:p>
@@ -5008,11 +5191,10 @@
           <w:szCs w:val="24"/>
           <w:lang w:eastAsia="en-IN"/>
         </w:rPr>
-        <w:lastRenderedPageBreak/>
         <w:drawing>
-          <wp:inline distT="0" distB="0" distL="0" distR="0" wp14:anchorId="107657F2" wp14:editId="7536322D">
-            <wp:extent cx="5210902" cy="2238687"/>
-            <wp:effectExtent l="19050" t="19050" r="27940" b="28575"/>
+          <wp:inline distT="0" distB="0" distL="0" distR="0" wp14:anchorId="559AF8A6" wp14:editId="3541E028">
+            <wp:extent cx="3619500" cy="1554995"/>
+            <wp:effectExtent l="19050" t="19050" r="19050" b="26670"/>
             <wp:docPr id="5" name="Picture 5"/>
             <wp:cNvGraphicFramePr>
               <a:graphicFrameLocks xmlns:a="http://schemas.openxmlformats.org/drawingml/2006/main" noChangeAspect="1"/>
@@ -5025,7 +5207,7 @@
                     <pic:cNvPicPr/>
                   </pic:nvPicPr>
                   <pic:blipFill>
-                    <a:blip r:embed="rId10"/>
+                    <a:blip r:embed="rId11"/>
                     <a:stretch>
                       <a:fillRect/>
                     </a:stretch>
@@ -5033,7 +5215,7 @@
                   <pic:spPr>
                     <a:xfrm>
                       <a:off x="0" y="0"/>
-                      <a:ext cx="5210902" cy="2238687"/>
+                      <a:ext cx="3634544" cy="1561458"/>
                     </a:xfrm>
                     <a:prstGeom prst="rect">
                       <a:avLst/>
@@ -5055,19 +5237,43 @@
       <w:pPr>
         <w:rPr>
           <w:rFonts w:ascii="Times New Roman" w:hAnsi="Times New Roman" w:cs="Times New Roman"/>
-          <w:sz w:val="24"/>
-          <w:szCs w:val="24"/>
-          <w:lang w:val="en-US"/>
-        </w:rPr>
-      </w:pPr>
-      <w:proofErr w:type="gramStart"/>
-      <w:r>
-        <w:rPr>
-          <w:rFonts w:ascii="Times New Roman" w:hAnsi="Times New Roman" w:cs="Times New Roman"/>
-          <w:sz w:val="24"/>
-          <w:szCs w:val="24"/>
-          <w:lang w:val="en-US"/>
-        </w:rPr>
+          <w:b/>
+          <w:sz w:val="24"/>
+          <w:szCs w:val="24"/>
+          <w:u w:val="single"/>
+          <w:lang w:val="en-US"/>
+        </w:rPr>
+      </w:pPr>
+      <w:r>
+        <w:rPr>
+          <w:rFonts w:ascii="Times New Roman" w:hAnsi="Times New Roman" w:cs="Times New Roman"/>
+          <w:b/>
+          <w:sz w:val="24"/>
+          <w:szCs w:val="24"/>
+          <w:u w:val="single"/>
+          <w:lang w:val="en-US"/>
+        </w:rPr>
+        <w:t>Category-wise Sales</w:t>
+      </w:r>
+    </w:p>
+    <w:p>
+      <w:pPr>
+        <w:rPr>
+          <w:rFonts w:ascii="Times New Roman" w:hAnsi="Times New Roman" w:cs="Times New Roman"/>
+          <w:sz w:val="24"/>
+          <w:szCs w:val="24"/>
+          <w:lang w:val="en-US"/>
+        </w:rPr>
+      </w:pPr>
+      <w:proofErr w:type="gramStart"/>
+      <w:r>
+        <w:rPr>
+          <w:rFonts w:ascii="Times New Roman" w:hAnsi="Times New Roman" w:cs="Times New Roman"/>
+          <w:sz w:val="24"/>
+          <w:szCs w:val="24"/>
+          <w:lang w:val="en-US"/>
+        </w:rPr>
+        <w:lastRenderedPageBreak/>
         <w:t>select</w:t>
       </w:r>
       <w:proofErr w:type="gramEnd"/>
@@ -5458,7 +5664,7 @@
                     <pic:cNvPicPr/>
                   </pic:nvPicPr>
                   <pic:blipFill>
-                    <a:blip r:embed="rId11"/>
+                    <a:blip r:embed="rId12"/>
                     <a:stretch>
                       <a:fillRect/>
                     </a:stretch>
@@ -5488,6 +5694,29 @@
       <w:pPr>
         <w:rPr>
           <w:rFonts w:ascii="Times New Roman" w:hAnsi="Times New Roman" w:cs="Times New Roman"/>
+          <w:b/>
+          <w:sz w:val="24"/>
+          <w:szCs w:val="24"/>
+          <w:u w:val="single"/>
+          <w:lang w:val="en-US"/>
+        </w:rPr>
+      </w:pPr>
+      <w:r>
+        <w:rPr>
+          <w:rFonts w:ascii="Times New Roman" w:hAnsi="Times New Roman" w:cs="Times New Roman"/>
+          <w:b/>
+          <w:sz w:val="24"/>
+          <w:szCs w:val="24"/>
+          <w:u w:val="single"/>
+          <w:lang w:val="en-US"/>
+        </w:rPr>
+        <w:t>Quarterly Sales Report</w:t>
+      </w:r>
+    </w:p>
+    <w:p>
+      <w:pPr>
+        <w:rPr>
+          <w:rFonts w:ascii="Times New Roman" w:hAnsi="Times New Roman" w:cs="Times New Roman"/>
           <w:sz w:val="24"/>
           <w:szCs w:val="24"/>
           <w:lang w:val="en-US"/>
@@ -5803,7 +6032,6 @@
           <w:szCs w:val="24"/>
           <w:lang w:val="en-US"/>
         </w:rPr>
-        <w:lastRenderedPageBreak/>
         <w:t>order</w:t>
       </w:r>
       <w:proofErr w:type="gramEnd"/>
@@ -5870,7 +6098,7 @@
                     <pic:cNvPicPr/>
                   </pic:nvPicPr>
                   <pic:blipFill>
-                    <a:blip r:embed="rId12"/>
+                    <a:blip r:embed="rId13"/>
                     <a:stretch>
                       <a:fillRect/>
                     </a:stretch>
@@ -5900,8 +6128,33 @@
       <w:pPr>
         <w:rPr>
           <w:rFonts w:ascii="Times New Roman" w:hAnsi="Times New Roman" w:cs="Times New Roman"/>
-          <w:sz w:val="24"/>
-          <w:szCs w:val="24"/>
+          <w:b/>
+          <w:sz w:val="24"/>
+          <w:szCs w:val="24"/>
+          <w:u w:val="single"/>
+          <w:lang w:val="en-US"/>
+        </w:rPr>
+      </w:pPr>
+      <w:r>
+        <w:rPr>
+          <w:rFonts w:ascii="Times New Roman" w:hAnsi="Times New Roman" w:cs="Times New Roman"/>
+          <w:b/>
+          <w:sz w:val="24"/>
+          <w:szCs w:val="24"/>
+          <w:u w:val="single"/>
+          <w:lang w:val="en-US"/>
+        </w:rPr>
+        <w:t>Top Customer</w:t>
+      </w:r>
+    </w:p>
+    <w:p>
+      <w:pPr>
+        <w:rPr>
+          <w:rFonts w:ascii="Times New Roman" w:hAnsi="Times New Roman" w:cs="Times New Roman"/>
+          <w:b/>
+          <w:sz w:val="24"/>
+          <w:szCs w:val="24"/>
+          <w:u w:val="single"/>
           <w:lang w:val="en-US"/>
         </w:rPr>
       </w:pPr>
@@ -5943,6 +6196,7 @@
           <w:szCs w:val="24"/>
           <w:lang w:val="en-US"/>
         </w:rPr>
+        <w:lastRenderedPageBreak/>
         <w:t>c.customer_name</w:t>
       </w:r>
       <w:proofErr w:type="spellEnd"/>
@@ -6272,7 +6526,7 @@
                     <pic:cNvPicPr/>
                   </pic:nvPicPr>
                   <pic:blipFill>
-                    <a:blip r:embed="rId13"/>
+                    <a:blip r:embed="rId14"/>
                     <a:stretch>
                       <a:fillRect/>
                     </a:stretch>
@@ -6302,6 +6556,29 @@
       <w:pPr>
         <w:rPr>
           <w:rFonts w:ascii="Times New Roman" w:hAnsi="Times New Roman" w:cs="Times New Roman"/>
+          <w:b/>
+          <w:sz w:val="24"/>
+          <w:szCs w:val="24"/>
+          <w:u w:val="single"/>
+          <w:lang w:val="en-US"/>
+        </w:rPr>
+      </w:pPr>
+      <w:r>
+        <w:rPr>
+          <w:rFonts w:ascii="Times New Roman" w:hAnsi="Times New Roman" w:cs="Times New Roman"/>
+          <w:b/>
+          <w:sz w:val="24"/>
+          <w:szCs w:val="24"/>
+          <w:u w:val="single"/>
+          <w:lang w:val="en-US"/>
+        </w:rPr>
+        <w:t>Top Selling Product</w:t>
+      </w:r>
+    </w:p>
+    <w:p>
+      <w:pPr>
+        <w:rPr>
+          <w:rFonts w:ascii="Times New Roman" w:hAnsi="Times New Roman" w:cs="Times New Roman"/>
           <w:sz w:val="24"/>
           <w:szCs w:val="24"/>
           <w:lang w:val="en-US"/>
@@ -6700,7 +6977,6 @@
           <w:szCs w:val="24"/>
           <w:lang w:eastAsia="en-IN"/>
         </w:rPr>
-        <w:lastRenderedPageBreak/>
         <w:drawing>
           <wp:inline distT="0" distB="0" distL="0" distR="0" wp14:anchorId="0658EBB0" wp14:editId="3E419DB8">
             <wp:extent cx="2143424" cy="819264"/>
@@ -6717,7 +6993,7 @@
                     <pic:cNvPicPr/>
                   </pic:nvPicPr>
                   <pic:blipFill>
-                    <a:blip r:embed="rId14"/>
+                    <a:blip r:embed="rId15"/>
                     <a:stretch>
                       <a:fillRect/>
                     </a:stretch>
@@ -6747,6 +7023,29 @@
       <w:pPr>
         <w:rPr>
           <w:rFonts w:ascii="Times New Roman" w:hAnsi="Times New Roman" w:cs="Times New Roman"/>
+          <w:b/>
+          <w:sz w:val="24"/>
+          <w:szCs w:val="24"/>
+          <w:u w:val="single"/>
+          <w:lang w:val="en-US"/>
+        </w:rPr>
+      </w:pPr>
+      <w:r>
+        <w:rPr>
+          <w:rFonts w:ascii="Times New Roman" w:hAnsi="Times New Roman" w:cs="Times New Roman"/>
+          <w:b/>
+          <w:sz w:val="24"/>
+          <w:szCs w:val="24"/>
+          <w:u w:val="single"/>
+          <w:lang w:val="en-US"/>
+        </w:rPr>
+        <w:t>Sales by City</w:t>
+      </w:r>
+    </w:p>
+    <w:p>
+      <w:pPr>
+        <w:rPr>
+          <w:rFonts w:ascii="Times New Roman" w:hAnsi="Times New Roman" w:cs="Times New Roman"/>
           <w:sz w:val="24"/>
           <w:szCs w:val="24"/>
           <w:lang w:val="en-US"/>
@@ -6820,6 +7119,7 @@
           <w:szCs w:val="24"/>
           <w:lang w:val="en-US"/>
         </w:rPr>
+        <w:lastRenderedPageBreak/>
         <w:t>sum(</w:t>
       </w:r>
       <w:proofErr w:type="gramEnd"/>
@@ -7074,12 +7374,23 @@
           <w:lang w:val="en-US"/>
         </w:rPr>
       </w:pPr>
-      <w:r>
-        <w:rPr>
-          <w:rFonts w:ascii="Times New Roman" w:hAnsi="Times New Roman" w:cs="Times New Roman"/>
-          <w:sz w:val="24"/>
-          <w:szCs w:val="24"/>
-          <w:lang w:val="en-US"/>
+    </w:p>
+    <w:p>
+      <w:pPr>
+        <w:rPr>
+          <w:rFonts w:ascii="Times New Roman" w:hAnsi="Times New Roman" w:cs="Times New Roman"/>
+          <w:sz w:val="24"/>
+          <w:szCs w:val="24"/>
+          <w:lang w:val="en-US"/>
+        </w:rPr>
+      </w:pPr>
+      <w:r>
+        <w:rPr>
+          <w:rFonts w:ascii="Times New Roman" w:hAnsi="Times New Roman" w:cs="Times New Roman"/>
+          <w:noProof/>
+          <w:sz w:val="24"/>
+          <w:szCs w:val="24"/>
+          <w:lang w:eastAsia="en-IN"/>
         </w:rPr>
         <w:drawing>
           <wp:inline distT="0" distB="0" distL="0" distR="0" wp14:anchorId="4F18C6FA" wp14:editId="049649FA">
@@ -7097,7 +7408,7 @@
                     <pic:cNvPicPr/>
                   </pic:nvPicPr>
                   <pic:blipFill>
-                    <a:blip r:embed="rId15"/>
+                    <a:blip r:embed="rId16"/>
                     <a:stretch>
                       <a:fillRect/>
                     </a:stretch>
@@ -7127,6 +7438,29 @@
       <w:pPr>
         <w:rPr>
           <w:rFonts w:ascii="Times New Roman" w:hAnsi="Times New Roman" w:cs="Times New Roman"/>
+          <w:b/>
+          <w:sz w:val="24"/>
+          <w:szCs w:val="24"/>
+          <w:u w:val="single"/>
+          <w:lang w:val="en-US"/>
+        </w:rPr>
+      </w:pPr>
+      <w:r>
+        <w:rPr>
+          <w:rFonts w:ascii="Times New Roman" w:hAnsi="Times New Roman" w:cs="Times New Roman"/>
+          <w:b/>
+          <w:sz w:val="24"/>
+          <w:szCs w:val="24"/>
+          <w:u w:val="single"/>
+          <w:lang w:val="en-US"/>
+        </w:rPr>
+        <w:t>Monthly Sales Report</w:t>
+      </w:r>
+    </w:p>
+    <w:p>
+      <w:pPr>
+        <w:rPr>
+          <w:rFonts w:ascii="Times New Roman" w:hAnsi="Times New Roman" w:cs="Times New Roman"/>
           <w:sz w:val="24"/>
           <w:szCs w:val="24"/>
           <w:lang w:val="en-US"/>
@@ -7514,14 +7848,24 @@
           <w:lang w:val="en-US"/>
         </w:rPr>
       </w:pPr>
-      <w:r>
-        <w:rPr>
-          <w:rFonts w:ascii="Times New Roman" w:hAnsi="Times New Roman" w:cs="Times New Roman"/>
-          <w:sz w:val="24"/>
-          <w:szCs w:val="24"/>
-          <w:lang w:val="en-US"/>
-        </w:rPr>
-        <w:lastRenderedPageBreak/>
+    </w:p>
+    <w:p>
+      <w:pPr>
+        <w:rPr>
+          <w:rFonts w:ascii="Times New Roman" w:hAnsi="Times New Roman" w:cs="Times New Roman"/>
+          <w:sz w:val="24"/>
+          <w:szCs w:val="24"/>
+          <w:lang w:val="en-US"/>
+        </w:rPr>
+      </w:pPr>
+      <w:r>
+        <w:rPr>
+          <w:rFonts w:ascii="Times New Roman" w:hAnsi="Times New Roman" w:cs="Times New Roman"/>
+          <w:noProof/>
+          <w:sz w:val="24"/>
+          <w:szCs w:val="24"/>
+          <w:lang w:eastAsia="en-IN"/>
+        </w:rPr>
         <w:drawing>
           <wp:inline distT="0" distB="0" distL="0" distR="0" wp14:anchorId="2A13DA07" wp14:editId="569FFDA2">
             <wp:extent cx="2819794" cy="1009791"/>
@@ -7538,7 +7882,7 @@
                     <pic:cNvPicPr/>
                   </pic:nvPicPr>
                   <pic:blipFill>
-                    <a:blip r:embed="rId16"/>
+                    <a:blip r:embed="rId17"/>
                     <a:stretch>
                       <a:fillRect/>
                     </a:stretch>
@@ -7568,19 +7912,43 @@
       <w:pPr>
         <w:rPr>
           <w:rFonts w:ascii="Times New Roman" w:hAnsi="Times New Roman" w:cs="Times New Roman"/>
-          <w:sz w:val="24"/>
-          <w:szCs w:val="24"/>
-          <w:lang w:val="en-US"/>
-        </w:rPr>
-      </w:pPr>
-      <w:proofErr w:type="gramStart"/>
-      <w:r>
-        <w:rPr>
-          <w:rFonts w:ascii="Times New Roman" w:hAnsi="Times New Roman" w:cs="Times New Roman"/>
-          <w:sz w:val="24"/>
-          <w:szCs w:val="24"/>
-          <w:lang w:val="en-US"/>
-        </w:rPr>
+          <w:b/>
+          <w:sz w:val="24"/>
+          <w:szCs w:val="24"/>
+          <w:u w:val="single"/>
+          <w:lang w:val="en-US"/>
+        </w:rPr>
+      </w:pPr>
+      <w:r>
+        <w:rPr>
+          <w:rFonts w:ascii="Times New Roman" w:hAnsi="Times New Roman" w:cs="Times New Roman"/>
+          <w:b/>
+          <w:sz w:val="24"/>
+          <w:szCs w:val="24"/>
+          <w:u w:val="single"/>
+          <w:lang w:val="en-US"/>
+        </w:rPr>
+        <w:t>Category-wise Sales</w:t>
+      </w:r>
+    </w:p>
+    <w:p>
+      <w:pPr>
+        <w:rPr>
+          <w:rFonts w:ascii="Times New Roman" w:hAnsi="Times New Roman" w:cs="Times New Roman"/>
+          <w:sz w:val="24"/>
+          <w:szCs w:val="24"/>
+          <w:lang w:val="en-US"/>
+        </w:rPr>
+      </w:pPr>
+      <w:proofErr w:type="gramStart"/>
+      <w:r>
+        <w:rPr>
+          <w:rFonts w:ascii="Times New Roman" w:hAnsi="Times New Roman" w:cs="Times New Roman"/>
+          <w:sz w:val="24"/>
+          <w:szCs w:val="24"/>
+          <w:lang w:val="en-US"/>
+        </w:rPr>
+        <w:lastRenderedPageBreak/>
         <w:t>select</w:t>
       </w:r>
       <w:proofErr w:type="gramEnd"/>
@@ -7968,9 +8336,10 @@
       <w:r>
         <w:rPr>
           <w:rFonts w:ascii="Times New Roman" w:hAnsi="Times New Roman" w:cs="Times New Roman"/>
-          <w:sz w:val="24"/>
-          <w:szCs w:val="24"/>
-          <w:lang w:val="en-US"/>
+          <w:noProof/>
+          <w:sz w:val="24"/>
+          <w:szCs w:val="24"/>
+          <w:lang w:eastAsia="en-IN"/>
         </w:rPr>
         <w:drawing>
           <wp:inline distT="0" distB="0" distL="0" distR="0" wp14:anchorId="03FF859D" wp14:editId="5B2078FC">
@@ -7988,7 +8357,7 @@
                     <pic:cNvPicPr/>
                   </pic:nvPicPr>
                   <pic:blipFill>
-                    <a:blip r:embed="rId17"/>
+                    <a:blip r:embed="rId18"/>
                     <a:stretch>
                       <a:fillRect/>
                     </a:stretch>
@@ -8023,6 +8392,73 @@
           <w:lang w:val="en-US"/>
         </w:rPr>
       </w:pPr>
+    </w:p>
+    <w:p>
+      <w:pPr>
+        <w:rPr>
+          <w:rFonts w:ascii="Times New Roman" w:hAnsi="Times New Roman" w:cs="Times New Roman"/>
+          <w:b/>
+          <w:sz w:val="24"/>
+          <w:szCs w:val="24"/>
+          <w:u w:val="single"/>
+          <w:lang w:val="en-US"/>
+        </w:rPr>
+      </w:pPr>
+      <w:r>
+        <w:rPr>
+          <w:rFonts w:ascii="Times New Roman" w:hAnsi="Times New Roman" w:cs="Times New Roman"/>
+          <w:b/>
+          <w:sz w:val="24"/>
+          <w:szCs w:val="24"/>
+          <w:lang w:val="en-US"/>
+        </w:rPr>
+        <w:t xml:space="preserve">8. </w:t>
+      </w:r>
+      <w:r>
+        <w:rPr>
+          <w:rFonts w:ascii="Times New Roman" w:hAnsi="Times New Roman" w:cs="Times New Roman"/>
+          <w:b/>
+          <w:sz w:val="24"/>
+          <w:szCs w:val="24"/>
+          <w:u w:val="single"/>
+          <w:lang w:val="en-US"/>
+        </w:rPr>
+        <w:t>ANALYTICS AND REPORTING</w:t>
+      </w:r>
+    </w:p>
+    <w:p>
+      <w:pPr>
+        <w:rPr>
+          <w:rFonts w:ascii="Times New Roman" w:hAnsi="Times New Roman" w:cs="Times New Roman"/>
+          <w:b/>
+          <w:sz w:val="24"/>
+          <w:szCs w:val="24"/>
+          <w:lang w:val="en-US"/>
+        </w:rPr>
+      </w:pPr>
+      <w:proofErr w:type="gramStart"/>
+      <w:r>
+        <w:rPr>
+          <w:rFonts w:ascii="Times New Roman" w:hAnsi="Times New Roman" w:cs="Times New Roman"/>
+          <w:b/>
+          <w:sz w:val="24"/>
+          <w:szCs w:val="24"/>
+          <w:u w:val="single"/>
+          <w:lang w:val="en-US"/>
+        </w:rPr>
+        <w:t>Total  Sales</w:t>
+      </w:r>
+      <w:proofErr w:type="gramEnd"/>
+    </w:p>
+    <w:p>
+      <w:pPr>
+        <w:rPr>
+          <w:rFonts w:ascii="Times New Roman" w:hAnsi="Times New Roman" w:cs="Times New Roman"/>
+          <w:sz w:val="24"/>
+          <w:szCs w:val="24"/>
+          <w:lang w:val="en-US"/>
+        </w:rPr>
+      </w:pPr>
       <w:proofErr w:type="gramStart"/>
       <w:r>
         <w:rPr>
@@ -8107,9 +8543,10 @@
       <w:r>
         <w:rPr>
           <w:rFonts w:ascii="Times New Roman" w:hAnsi="Times New Roman" w:cs="Times New Roman"/>
-          <w:sz w:val="24"/>
-          <w:szCs w:val="24"/>
-          <w:lang w:val="en-US"/>
+          <w:noProof/>
+          <w:sz w:val="24"/>
+          <w:szCs w:val="24"/>
+          <w:lang w:eastAsia="en-IN"/>
         </w:rPr>
         <w:drawing>
           <wp:inline distT="0" distB="0" distL="0" distR="0" wp14:anchorId="66B219B9" wp14:editId="47EDB7BB">
@@ -8127,7 +8564,7 @@
                     <pic:cNvPicPr/>
                   </pic:nvPicPr>
                   <pic:blipFill>
-                    <a:blip r:embed="rId18"/>
+                    <a:blip r:embed="rId19"/>
                     <a:stretch>
                       <a:fillRect/>
                     </a:stretch>
@@ -8162,6 +8599,27 @@
           <w:lang w:val="en-US"/>
         </w:rPr>
       </w:pPr>
+      <w:r>
+        <w:rPr>
+          <w:rFonts w:ascii="Times New Roman" w:hAnsi="Times New Roman" w:cs="Times New Roman"/>
+          <w:b/>
+          <w:sz w:val="24"/>
+          <w:szCs w:val="24"/>
+          <w:u w:val="single"/>
+          <w:lang w:val="en-US"/>
+        </w:rPr>
+        <w:t>Sales by Product</w:t>
+      </w:r>
+    </w:p>
+    <w:p>
+      <w:pPr>
+        <w:rPr>
+          <w:rFonts w:ascii="Times New Roman" w:hAnsi="Times New Roman" w:cs="Times New Roman"/>
+          <w:sz w:val="24"/>
+          <w:szCs w:val="24"/>
+          <w:lang w:val="en-US"/>
+        </w:rPr>
+      </w:pPr>
       <w:proofErr w:type="gramStart"/>
       <w:r>
         <w:rPr>
@@ -8342,6 +8800,7 @@
           <w:szCs w:val="24"/>
           <w:lang w:val="en-US"/>
         </w:rPr>
+        <w:lastRenderedPageBreak/>
         <w:t>from</w:t>
       </w:r>
       <w:proofErr w:type="gramEnd"/>
@@ -8372,7 +8831,6 @@
           <w:szCs w:val="24"/>
           <w:lang w:val="en-US"/>
         </w:rPr>
-        <w:lastRenderedPageBreak/>
         <w:t>join</w:t>
       </w:r>
       <w:proofErr w:type="gramEnd"/>
@@ -8580,9 +9038,10 @@
       <w:r>
         <w:rPr>
           <w:rFonts w:ascii="Times New Roman" w:hAnsi="Times New Roman" w:cs="Times New Roman"/>
-          <w:sz w:val="24"/>
-          <w:szCs w:val="24"/>
-          <w:lang w:val="en-US"/>
+          <w:noProof/>
+          <w:sz w:val="24"/>
+          <w:szCs w:val="24"/>
+          <w:lang w:eastAsia="en-IN"/>
         </w:rPr>
         <w:drawing>
           <wp:inline distT="0" distB="0" distL="0" distR="0" wp14:anchorId="6AD41996" wp14:editId="65E68E0B">
@@ -8600,7 +9059,7 @@
                     <pic:cNvPicPr/>
                   </pic:nvPicPr>
                   <pic:blipFill>
-                    <a:blip r:embed="rId19"/>
+                    <a:blip r:embed="rId20"/>
                     <a:stretch>
                       <a:fillRect/>
                     </a:stretch>
@@ -8630,11 +9089,24 @@
       <w:pPr>
         <w:rPr>
           <w:rFonts w:ascii="Times New Roman" w:hAnsi="Times New Roman" w:cs="Times New Roman"/>
-          <w:sz w:val="24"/>
-          <w:szCs w:val="24"/>
-          <w:lang w:val="en-US"/>
-        </w:rPr>
-      </w:pPr>
+          <w:b/>
+          <w:sz w:val="24"/>
+          <w:szCs w:val="24"/>
+          <w:u w:val="single"/>
+          <w:lang w:val="en-US"/>
+        </w:rPr>
+      </w:pPr>
+      <w:r>
+        <w:rPr>
+          <w:rFonts w:ascii="Times New Roman" w:hAnsi="Times New Roman" w:cs="Times New Roman"/>
+          <w:b/>
+          <w:sz w:val="24"/>
+          <w:szCs w:val="24"/>
+          <w:u w:val="single"/>
+          <w:lang w:val="en-US"/>
+        </w:rPr>
+        <w:t>Sales by Customer</w:t>
+      </w:r>
     </w:p>
     <w:p>
       <w:pPr>
@@ -9002,9 +9474,10 @@
       <w:r>
         <w:rPr>
           <w:rFonts w:ascii="Times New Roman" w:hAnsi="Times New Roman" w:cs="Times New Roman"/>
-          <w:sz w:val="24"/>
-          <w:szCs w:val="24"/>
-          <w:lang w:val="en-US"/>
+          <w:noProof/>
+          <w:sz w:val="24"/>
+          <w:szCs w:val="24"/>
+          <w:lang w:eastAsia="en-IN"/>
         </w:rPr>
         <w:drawing>
           <wp:inline distT="0" distB="0" distL="0" distR="0" wp14:anchorId="300E5AAD" wp14:editId="31B96F2C">
@@ -9022,7 +9495,7 @@
                     <pic:cNvPicPr/>
                   </pic:nvPicPr>
                   <pic:blipFill>
-                    <a:blip r:embed="rId20"/>
+                    <a:blip r:embed="rId21"/>
                     <a:stretch>
                       <a:fillRect/>
                     </a:stretch>
@@ -9106,6 +9579,103 @@
     </w:p>
   </w:footnote>
 </w:footnotes>
+</file>
+
+<file path=word/numbering.xml><?xml version="1.0" encoding="utf-8"?>
+<w:numbering xmlns:wpc="http://schemas.microsoft.com/office/word/2010/wordprocessingCanvas" xmlns:mc="http://schemas.openxmlformats.org/markup-compatibility/2006" xmlns:o="urn:schemas-microsoft-com:office:office" xmlns:r="http://schemas.openxmlformats.org/officeDocument/2006/relationships" xmlns:m="http://schemas.openxmlformats.org/officeDocument/2006/math" xmlns:v="urn:schemas-microsoft-com:vml" xmlns:wp14="http://schemas.microsoft.com/office/word/2010/wordprocessingDrawing" xmlns:wp="http://schemas.openxmlformats.org/drawingml/2006/wordprocessingDrawing" xmlns:w10="urn:schemas-microsoft-com:office:word" xmlns:w="http://schemas.openxmlformats.org/wordprocessingml/2006/main" xmlns:w14="http://schemas.microsoft.com/office/word/2010/wordml" xmlns:wpg="http://schemas.microsoft.com/office/word/2010/wordprocessingGroup" xmlns:wpi="http://schemas.microsoft.com/office/word/2010/wordprocessingInk" xmlns:wne="http://schemas.microsoft.com/office/word/2006/wordml" xmlns:wps="http://schemas.microsoft.com/office/word/2010/wordprocessingShape" mc:Ignorable="w14 wp14">
+  <w:abstractNum w:abstractNumId="0">
+    <w:nsid w:val="19312723"/>
+    <w:multiLevelType w:val="hybridMultilevel"/>
+    <w:tmpl w:val="BE36A4BE"/>
+    <w:lvl w:ilvl="0" w:tplc="4009000F">
+      <w:start w:val="1"/>
+      <w:numFmt w:val="decimal"/>
+      <w:lvlText w:val="%1."/>
+      <w:lvlJc w:val="left"/>
+      <w:pPr>
+        <w:ind w:left="720" w:hanging="360"/>
+      </w:pPr>
+      <w:rPr>
+        <w:rFonts w:hint="default"/>
+      </w:rPr>
+    </w:lvl>
+    <w:lvl w:ilvl="1" w:tplc="40090019" w:tentative="1">
+      <w:start w:val="1"/>
+      <w:numFmt w:val="lowerLetter"/>
+      <w:lvlText w:val="%2."/>
+      <w:lvlJc w:val="left"/>
+      <w:pPr>
+        <w:ind w:left="1440" w:hanging="360"/>
+      </w:pPr>
+    </w:lvl>
+    <w:lvl w:ilvl="2" w:tplc="4009001B" w:tentative="1">
+      <w:start w:val="1"/>
+      <w:numFmt w:val="lowerRoman"/>
+      <w:lvlText w:val="%3."/>
+      <w:lvlJc w:val="right"/>
+      <w:pPr>
+        <w:ind w:left="2160" w:hanging="180"/>
+      </w:pPr>
+    </w:lvl>
+    <w:lvl w:ilvl="3" w:tplc="4009000F" w:tentative="1">
+      <w:start w:val="1"/>
+      <w:numFmt w:val="decimal"/>
+      <w:lvlText w:val="%4."/>
+      <w:lvlJc w:val="left"/>
+      <w:pPr>
+        <w:ind w:left="2880" w:hanging="360"/>
+      </w:pPr>
+    </w:lvl>
+    <w:lvl w:ilvl="4" w:tplc="40090019" w:tentative="1">
+      <w:start w:val="1"/>
+      <w:numFmt w:val="lowerLetter"/>
+      <w:lvlText w:val="%5."/>
+      <w:lvlJc w:val="left"/>
+      <w:pPr>
+        <w:ind w:left="3600" w:hanging="360"/>
+      </w:pPr>
+    </w:lvl>
+    <w:lvl w:ilvl="5" w:tplc="4009001B" w:tentative="1">
+      <w:start w:val="1"/>
+      <w:numFmt w:val="lowerRoman"/>
+      <w:lvlText w:val="%6."/>
+      <w:lvlJc w:val="right"/>
+      <w:pPr>
+        <w:ind w:left="4320" w:hanging="180"/>
+      </w:pPr>
+    </w:lvl>
+    <w:lvl w:ilvl="6" w:tplc="4009000F" w:tentative="1">
+      <w:start w:val="1"/>
+      <w:numFmt w:val="decimal"/>
+      <w:lvlText w:val="%7."/>
+      <w:lvlJc w:val="left"/>
+      <w:pPr>
+        <w:ind w:left="5040" w:hanging="360"/>
+      </w:pPr>
+    </w:lvl>
+    <w:lvl w:ilvl="7" w:tplc="40090019" w:tentative="1">
+      <w:start w:val="1"/>
+      <w:numFmt w:val="lowerLetter"/>
+      <w:lvlText w:val="%8."/>
+      <w:lvlJc w:val="left"/>
+      <w:pPr>
+        <w:ind w:left="5760" w:hanging="360"/>
+      </w:pPr>
+    </w:lvl>
+    <w:lvl w:ilvl="8" w:tplc="4009001B" w:tentative="1">
+      <w:start w:val="1"/>
+      <w:numFmt w:val="lowerRoman"/>
+      <w:lvlText w:val="%9."/>
+      <w:lvlJc w:val="right"/>
+      <w:pPr>
+        <w:ind w:left="6480" w:hanging="180"/>
+      </w:pPr>
+    </w:lvl>
+  </w:abstractNum>
+  <w:num w:numId="1">
+    <w:abstractNumId w:val="0"/>
+  </w:num>
+</w:numbering>
 </file>
 
 <file path=word/styles.xml><?xml version="1.0" encoding="utf-8"?>
@@ -9369,6 +9939,17 @@
     <w:uiPriority w:val="99"/>
     <w:rsid w:val="0075307D"/>
   </w:style>
+  <w:style w:type="paragraph" w:styleId="ListParagraph">
+    <w:name w:val="List Paragraph"/>
+    <w:basedOn w:val="Normal"/>
+    <w:uiPriority w:val="34"/>
+    <w:qFormat/>
+    <w:rsid w:val="0047143A"/>
+    <w:pPr>
+      <w:ind w:left="720"/>
+      <w:contextualSpacing/>
+    </w:pPr>
+  </w:style>
 </w:styles>
 </file>
 
@@ -9632,6 +10213,17 @@
     <w:link w:val="Footer"/>
     <w:uiPriority w:val="99"/>
     <w:rsid w:val="0075307D"/>
+  </w:style>
+  <w:style w:type="paragraph" w:styleId="ListParagraph">
+    <w:name w:val="List Paragraph"/>
+    <w:basedOn w:val="Normal"/>
+    <w:uiPriority w:val="34"/>
+    <w:qFormat/>
+    <w:rsid w:val="0047143A"/>
+    <w:pPr>
+      <w:ind w:left="720"/>
+      <w:contextualSpacing/>
+    </w:pPr>
   </w:style>
 </w:styles>
 </file>
